--- a/docs/20260805_desktop-app-review.docx
+++ b/docs/20260805_desktop-app-review.docx
@@ -25,6 +25,13 @@
           <w:b/>
         </w:rPr>
         <w:t>2026-08-05</w:t>
+      </w:r>
+      <w:r>
+        <w:rPr>
+          <w:rFonts w:ascii="맑은 고딕" w:hAnsi="맑은 고딕" w:eastAsia="맑은 고딕" w:cs="맑은 고딕"/>
+          <w:b w:val="0"/>
+        </w:rPr>
+        <w:t xml:space="preserve"> (같은 날 개정 — 아래 0절)</w:t>
       </w:r>
     </w:p>
     <w:p>
@@ -65,64 +72,64 @@
           <w:rFonts w:ascii="맑은 고딕" w:hAnsi="맑은 고딕" w:eastAsia="맑은 고딕" w:cs="맑은 고딕"/>
           <w:b w:val="0"/>
         </w:rPr>
-        <w:t xml:space="preserve"> — 을 데스크탑 애플리케이션으로 만드는 것에 대한 검토다. 결론부터 말하면 </w:t>
+        <w:t xml:space="preserve"> — 을 데스크탑 애플리케이션으로 만드는 것에 대한 검토다.</w:t>
+      </w:r>
+    </w:p>
+    <w:p>
+      <w:pPr>
+        <w:spacing w:after="140"/>
+      </w:pPr>
+      <w:r>
+        <w:rPr>
+          <w:rFonts w:ascii="맑은 고딕" w:hAnsi="맑은 고딕" w:eastAsia="맑은 고딕" w:cs="맑은 고딕"/>
+          <w:b w:val="0"/>
+        </w:rPr>
+        <w:t xml:space="preserve">측정 근거는 </w:t>
       </w:r>
       <w:r>
         <w:rPr>
-          <w:rFonts w:ascii="맑은 고딕" w:hAnsi="맑은 고딕" w:eastAsia="맑은 고딕" w:cs="맑은 고딕"/>
-          <w:b/>
+          <w:rFonts w:ascii="D2Coding" w:hAnsi="D2Coding" w:eastAsia="D2Coding" w:cs="D2Coding"/>
+          <w:color w:val="C0362C"/>
+          <w:sz w:val="19"/>
         </w:rPr>
-        <w:t>만들 수 있고, 이 조직은 만들 자산도 갖고 있다.</w:t>
+        <w:t>devlog/20260805_049_cpu-inference-benchmark.md</w:t>
       </w:r>
       <w:r>
         <w:rPr>
           <w:rFonts w:ascii="맑은 고딕" w:hAnsi="맑은 고딕" w:eastAsia="맑은 고딕" w:cs="맑은 고딕"/>
           <w:b w:val="0"/>
         </w:rPr>
-        <w:t xml:space="preserve"> 다만 </w:t>
+        <w:t xml:space="preserve">, 재현 도구는 </w:t>
       </w:r>
       <w:r>
         <w:rPr>
-          <w:rFonts w:ascii="맑은 고딕" w:hAnsi="맑은 고딕" w:eastAsia="맑은 고딕" w:cs="맑은 고딕"/>
-          <w:b/>
+          <w:rFonts w:ascii="D2Coding" w:hAnsi="D2Coding" w:eastAsia="D2Coding" w:cs="D2Coding"/>
+          <w:color w:val="C0362C"/>
+          <w:sz w:val="19"/>
         </w:rPr>
-        <w:t>지금 만들면 얻는 것보다 새로 지는 위험이 크다.</w:t>
+        <w:t>tools/bench_sam2.py</w:t>
       </w:r>
       <w:r>
         <w:rPr>
           <w:rFonts w:ascii="맑은 고딕" w:hAnsi="맑은 고딕" w:eastAsia="맑은 고딕" w:cs="맑은 고딕"/>
           <w:b w:val="0"/>
         </w:rPr>
-        <w:t xml:space="preserve"> 무엇을 재서 그렇게 판단했는지를 적는다.</w:t>
-      </w:r>
-    </w:p>
-    <w:p>
-      <w:pPr>
-        <w:ind w:left="360"/>
-      </w:pPr>
-      <w:r>
-        <w:rPr>
-          <w:rFonts w:ascii="맑은 고딕" w:hAnsi="맑은 고딕" w:eastAsia="맑은 고딕" w:cs="맑은 고딕"/>
-          <w:b w:val="0"/>
-          <w:i/>
-        </w:rPr>
-        <w:t xml:space="preserve">이 문서는 </w:t>
+        <w:t xml:space="preserve"> · </w:t>
       </w:r>
       <w:r>
         <w:rPr>
-          <w:rFonts w:ascii="맑은 고딕" w:hAnsi="맑은 고딕" w:eastAsia="맑은 고딕" w:cs="맑은 고딕"/>
-          <w:b/>
-          <w:i/>
+          <w:rFonts w:ascii="D2Coding" w:hAnsi="D2Coding" w:eastAsia="D2Coding" w:cs="D2Coding"/>
+          <w:color w:val="C0362C"/>
+          <w:sz w:val="19"/>
         </w:rPr>
-        <w:t>결정을 내리기 위한 재료</w:t>
+        <w:t>tools/bench_yolo.py</w:t>
       </w:r>
       <w:r>
         <w:rPr>
           <w:rFonts w:ascii="맑은 고딕" w:hAnsi="맑은 고딕" w:eastAsia="맑은 고딕" w:cs="맑은 고딕"/>
           <w:b w:val="0"/>
-          <w:i/>
         </w:rPr>
-        <w:t>다. 아래 4절의 질문 세 개에 답이 정해지면 결론이 바뀔 수 있고, 그때 어느 쪽으로 바뀌는지도 적어 두었다.</w:t>
+        <w:t xml:space="preserve"> 다.</w:t>
       </w:r>
     </w:p>
     <w:p>
@@ -142,7 +149,40 @@
           <w:b w:val="0"/>
           <w:color w:val="1A1D23"/>
         </w:rPr>
-        <w:t>1. 먼저 — 이 작업이 실제로 무엇인가</w:t>
+        <w:t>0. 이 문서는 한 번 뒤집혔다</w:t>
+      </w:r>
+    </w:p>
+    <w:p>
+      <w:pPr>
+        <w:spacing w:after="140"/>
+      </w:pPr>
+      <w:r>
+        <w:rPr>
+          <w:rFonts w:ascii="맑은 고딕" w:hAnsi="맑은 고딕" w:eastAsia="맑은 고딕" w:cs="맑은 고딕"/>
+          <w:b/>
+        </w:rPr>
+        <w:t>첫 판은 "지금은 만들지 말자" 였다.</w:t>
+      </w:r>
+      <w:r>
+        <w:rPr>
+          <w:rFonts w:ascii="맑은 고딕" w:hAnsi="맑은 고딕" w:eastAsia="맑은 고딕" w:cs="맑은 고딕"/>
+          <w:b w:val="0"/>
+        </w:rPr>
+        <w:t xml:space="preserve"> 그 결론은 틀린 전제 위에 서 있었다 — 연구소 서버가 계속 있다고 보고, </w:t>
+      </w:r>
+      <w:r>
+        <w:rPr>
+          <w:rFonts w:ascii="맑은 고딕" w:hAnsi="맑은 고딕" w:eastAsia="맑은 고딕" w:cs="맑은 고딕"/>
+          <w:b/>
+        </w:rPr>
+        <w:t>검토자 한 명의 속도</w:t>
+      </w:r>
+      <w:r>
+        <w:rPr>
+          <w:rFonts w:ascii="맑은 고딕" w:hAnsi="맑은 고딕" w:eastAsia="맑은 고딕" w:cs="맑은 고딕"/>
+          <w:b w:val="0"/>
+        </w:rPr>
+        <w:t>만 따졌다. 그 전제에서는 웹에서 며칠이면 얻는 개선이 남아 있으니 5,500줄을 다시 쓸 이유가 없었다.</w:t>
       </w:r>
     </w:p>
     <w:p>
@@ -154,7 +194,100 @@
           <w:rFonts w:ascii="맑은 고딕" w:hAnsi="맑은 고딕" w:eastAsia="맑은 고딕" w:cs="맑은 고딕"/>
           <w:b w:val="0"/>
         </w:rPr>
-        <w:t>기술 선택은 작업의 모양에서 나온다. 그래서 DB 를 재는 것부터 했다 (2026-08-05 실측).</w:t>
+        <w:t>실제 동기는 다른 것이었다:</w:t>
+      </w:r>
+    </w:p>
+    <w:p>
+      <w:pPr>
+        <w:ind w:left="360"/>
+      </w:pPr>
+      <w:r>
+        <w:rPr>
+          <w:rFonts w:ascii="맑은 고딕" w:hAnsi="맑은 고딕" w:eastAsia="맑은 고딕" w:cs="맑은 고딕"/>
+          <w:b/>
+          <w:i/>
+        </w:rPr>
+        <w:t>GPU 서버가 없고, 서버를 운영할 줄 모르고, 클라우드는 비싼 연구자에게 이 도구를 주는 것.</w:t>
+      </w:r>
+      <w:r>
+        <w:rPr>
+          <w:rFonts w:ascii="맑은 고딕" w:hAnsi="맑은 고딕" w:eastAsia="맑은 고딕" w:cs="맑은 고딕"/>
+          <w:b w:val="0"/>
+          <w:i/>
+        </w:rPr>
+        <w:t xml:space="preserve"> 각자 자기 PC 에서 자기 데이터로 혼자 쓴다.</w:t>
+      </w:r>
+    </w:p>
+    <w:p>
+      <w:pPr>
+        <w:spacing w:after="140"/>
+      </w:pPr>
+      <w:r>
+        <w:rPr>
+          <w:rFonts w:ascii="맑은 고딕" w:hAnsi="맑은 고딕" w:eastAsia="맑은 고딕" w:cs="맑은 고딕"/>
+          <w:b w:val="0"/>
+        </w:rPr>
+        <w:t xml:space="preserve">이건 </w:t>
+      </w:r>
+      <w:r>
+        <w:rPr>
+          <w:rFonts w:ascii="맑은 고딕" w:hAnsi="맑은 고딕" w:eastAsia="맑은 고딕" w:cs="맑은 고딕"/>
+          <w:b/>
+        </w:rPr>
+        <w:t>속도 문제가 아니라 배포 문제</w:t>
+      </w:r>
+      <w:r>
+        <w:rPr>
+          <w:rFonts w:ascii="맑은 고딕" w:hAnsi="맑은 고딕" w:eastAsia="맑은 고딕" w:cs="맑은 고딕"/>
+          <w:b w:val="0"/>
+        </w:rPr>
+        <w:t xml:space="preserve">다. 그리고 이 전제에서는 결론이 바뀐다. </w:t>
+      </w:r>
+      <w:r>
+        <w:rPr>
+          <w:rFonts w:ascii="맑은 고딕" w:hAnsi="맑은 고딕" w:eastAsia="맑은 고딕" w:cs="맑은 고딕"/>
+          <w:b/>
+        </w:rPr>
+        <w:t>만들 값이 있다.</w:t>
+      </w:r>
+      <w:r>
+        <w:rPr>
+          <w:rFonts w:ascii="맑은 고딕" w:hAnsi="맑은 고딕" w:eastAsia="맑은 고딕" w:cs="맑은 고딕"/>
+          <w:b w:val="0"/>
+        </w:rPr>
+        <w:t xml:space="preserve"> 아래는 그 근거와, 만들기 전에 반드시 정해야 하는 것 하나다.</w:t>
+      </w:r>
+    </w:p>
+    <w:p>
+      <w:pPr>
+        <w:pBdr>
+          <w:bottom w:val="single" w:sz="6" w:color="C8CDD5"/>
+        </w:pBdr>
+      </w:pPr>
+    </w:p>
+    <w:p>
+      <w:pPr>
+        <w:pStyle w:val="Heading2"/>
+      </w:pPr>
+      <w:r>
+        <w:rPr>
+          <w:rFonts w:ascii="맑은 고딕" w:hAnsi="맑은 고딕" w:eastAsia="맑은 고딕" w:cs="맑은 고딕"/>
+          <w:b w:val="0"/>
+          <w:color w:val="1A1D23"/>
+        </w:rPr>
+        <w:t>1. 이 작업이 실제로 무엇인가</w:t>
+      </w:r>
+    </w:p>
+    <w:p>
+      <w:pPr>
+        <w:spacing w:after="140"/>
+      </w:pPr>
+      <w:r>
+        <w:rPr>
+          <w:rFonts w:ascii="맑은 고딕" w:hAnsi="맑은 고딕" w:eastAsia="맑은 고딕" w:cs="맑은 고딕"/>
+          <w:b w:val="0"/>
+        </w:rPr>
+        <w:t>기술 선택은 작업의 모양에서 나온다. DB 실측(2026-08-05):</w:t>
       </w:r>
     </w:p>
     <w:tbl>
@@ -324,7 +457,7 @@
                 <w:rFonts w:ascii="맑은 고딕" w:hAnsi="맑은 고딕" w:eastAsia="맑은 고딕" w:cs="맑은 고딕"/>
                 <w:b w:val="0"/>
               </w:rPr>
-              <w:t>6,731</w:t>
+              <w:t>6,731 (삭제 81% · 분류 19% · 되살림 9% · 메모 0.03%)</w:t>
             </w:r>
           </w:p>
         </w:tc>
@@ -361,10 +494,222 @@
           </w:p>
         </w:tc>
       </w:tr>
+    </w:tbl>
+    <w:p/>
+    <w:p>
+      <w:pPr>
+        <w:ind w:left="360"/>
+      </w:pPr>
+      <w:r>
+        <w:rPr>
+          <w:rFonts w:ascii="맑은 고딕" w:hAnsi="맑은 고딕" w:eastAsia="맑은 고딕" w:cs="맑은 고딕"/>
+          <w:b/>
+          <w:i/>
+        </w:rPr>
+        <w:t>이 작업은 "많이 보고 조금 고친다" 이다.</w:t>
+      </w:r>
+      <w:r>
+        <w:rPr>
+          <w:rFonts w:ascii="맑은 고딕" w:hAnsi="맑은 고딕" w:eastAsia="맑은 고딕" w:cs="맑은 고딕"/>
+          <w:b w:val="0"/>
+          <w:i/>
+        </w:rPr>
+        <w:t xml:space="preserve"> 203개를 훑어 15개를 손대고, 손대는 것의 81%는 "이건 규조각이 아니다" 라는 한 가지 판단이다.</w:t>
+      </w:r>
+    </w:p>
+    <w:p>
+      <w:pPr>
+        <w:spacing w:after="140"/>
+      </w:pPr>
+      <w:r>
+        <w:rPr>
+          <w:rFonts w:ascii="맑은 고딕" w:hAnsi="맑은 고딕" w:eastAsia="맑은 고딕" w:cs="맑은 고딕"/>
+          <w:b w:val="0"/>
+        </w:rPr>
+        <w:t xml:space="preserve">그러므로 검토 속도를 정하는 것은 입력 방식이 아니라 </w:t>
+      </w:r>
+      <w:r>
+        <w:rPr>
+          <w:rFonts w:ascii="맑은 고딕" w:hAnsi="맑은 고딕" w:eastAsia="맑은 고딕" w:cs="맑은 고딕"/>
+          <w:b/>
+        </w:rPr>
+        <w:t>훑는 속도</w:t>
+      </w:r>
+      <w:r>
+        <w:rPr>
+          <w:rFonts w:ascii="맑은 고딕" w:hAnsi="맑은 고딕" w:eastAsia="맑은 고딕" w:cs="맑은 고딕"/>
+          <w:b w:val="0"/>
+        </w:rPr>
+        <w:t>다 — 사진이 얼마나 빨리 뜨는가, 확대·이동이 손에 붙는가, 초점 시리즈를 얼마나 빨리 넘겨보는가. 데스크탑이 이기는 자리가 정확히 거기다.</w:t>
+      </w:r>
+    </w:p>
+    <w:p>
+      <w:pPr>
+        <w:pBdr>
+          <w:bottom w:val="single" w:sz="6" w:color="C8CDD5"/>
+        </w:pBdr>
+      </w:pPr>
+    </w:p>
+    <w:p>
+      <w:pPr>
+        <w:pStyle w:val="Heading2"/>
+      </w:pPr>
+      <w:r>
+        <w:rPr>
+          <w:rFonts w:ascii="맑은 고딕" w:hAnsi="맑은 고딕" w:eastAsia="맑은 고딕" w:cs="맑은 고딕"/>
+          <w:b w:val="0"/>
+          <w:color w:val="1A1D23"/>
+        </w:rPr>
+        <w:t>2. GPU 없이 검출이 되는가 — 된다</w:t>
+      </w:r>
+    </w:p>
+    <w:p>
+      <w:pPr>
+        <w:spacing w:after="140"/>
+      </w:pPr>
+      <w:r>
+        <w:rPr>
+          <w:rFonts w:ascii="맑은 고딕" w:hAnsi="맑은 고딕" w:eastAsia="맑은 고딕" w:cs="맑은 고딕"/>
+          <w:b w:val="0"/>
+        </w:rPr>
+        <w:t>이것이 데스크탑 안이 성립하는지를 가르는 질문이라 실측했다.</w:t>
+      </w:r>
+    </w:p>
+    <w:tbl>
+      <w:tblPr>
+        <w:tblStyle w:val="TableGrid"/>
+        <w:tblW w:type="auto" w:w="0"/>
+        <w:jc w:val="center"/>
+        <w:tblLook w:firstColumn="1" w:firstRow="1" w:lastColumn="0" w:lastRow="0" w:noHBand="0" w:noVBand="1" w:val="04A0"/>
+      </w:tblPr>
+      <w:tblGrid>
+        <w:gridCol w:w="1606"/>
+        <w:gridCol w:w="1606"/>
+        <w:gridCol w:w="1606"/>
+        <w:gridCol w:w="1606"/>
+        <w:gridCol w:w="1606"/>
+        <w:gridCol w:w="1606"/>
+      </w:tblGrid>
       <w:tr>
         <w:tc>
           <w:tcPr>
-            <w:tcW w:type="dxa" w:w="4819"/>
+            <w:tcW w:type="dxa" w:w="1606"/>
+            <w:shd w:val="clear" w:fill="EDF0F4"/>
+          </w:tcPr>
+          <w:p>
+            <w:pPr>
+              <w:jc w:val="center"/>
+            </w:pPr>
+            <w:r/>
+            <w:r>
+              <w:rPr>
+                <w:rFonts w:ascii="맑은 고딕" w:hAnsi="맑은 고딕" w:eastAsia="맑은 고딕" w:cs="맑은 고딕"/>
+                <w:b/>
+              </w:rPr>
+              <w:t>엔진</w:t>
+            </w:r>
+          </w:p>
+        </w:tc>
+        <w:tc>
+          <w:tcPr>
+            <w:tcW w:type="dxa" w:w="1606"/>
+            <w:shd w:val="clear" w:fill="EDF0F4"/>
+          </w:tcPr>
+          <w:p>
+            <w:pPr>
+              <w:jc w:val="center"/>
+            </w:pPr>
+            <w:r/>
+            <w:r>
+              <w:rPr>
+                <w:rFonts w:ascii="맑은 고딕" w:hAnsi="맑은 고딕" w:eastAsia="맑은 고딕" w:cs="맑은 고딕"/>
+                <w:b/>
+              </w:rPr>
+              <w:t>GPU/시야</w:t>
+            </w:r>
+          </w:p>
+        </w:tc>
+        <w:tc>
+          <w:tcPr>
+            <w:tcW w:type="dxa" w:w="1606"/>
+            <w:shd w:val="clear" w:fill="EDF0F4"/>
+          </w:tcPr>
+          <w:p>
+            <w:pPr>
+              <w:jc w:val="center"/>
+            </w:pPr>
+            <w:r/>
+            <w:r>
+              <w:rPr>
+                <w:rFonts w:ascii="맑은 고딕" w:hAnsi="맑은 고딕" w:eastAsia="맑은 고딕" w:cs="맑은 고딕"/>
+                <w:b/>
+              </w:rPr>
+              <w:t>CPU/시야</w:t>
+            </w:r>
+          </w:p>
+        </w:tc>
+        <w:tc>
+          <w:tcPr>
+            <w:tcW w:type="dxa" w:w="1606"/>
+            <w:shd w:val="clear" w:fill="EDF0F4"/>
+          </w:tcPr>
+          <w:p>
+            <w:pPr>
+              <w:jc w:val="center"/>
+            </w:pPr>
+            <w:r/>
+            <w:r>
+              <w:rPr>
+                <w:rFonts w:ascii="맑은 고딕" w:hAnsi="맑은 고딕" w:eastAsia="맑은 고딕" w:cs="맑은 고딕"/>
+                <w:b/>
+              </w:rPr>
+              <w:t>GPU/슬라이드</w:t>
+            </w:r>
+          </w:p>
+        </w:tc>
+        <w:tc>
+          <w:tcPr>
+            <w:tcW w:type="dxa" w:w="1606"/>
+            <w:shd w:val="clear" w:fill="EDF0F4"/>
+          </w:tcPr>
+          <w:p>
+            <w:pPr>
+              <w:jc w:val="center"/>
+            </w:pPr>
+            <w:r/>
+            <w:r>
+              <w:rPr>
+                <w:rFonts w:ascii="맑은 고딕" w:hAnsi="맑은 고딕" w:eastAsia="맑은 고딕" w:cs="맑은 고딕"/>
+                <w:b/>
+              </w:rPr>
+              <w:t>CPU/슬라이드</w:t>
+            </w:r>
+          </w:p>
+        </w:tc>
+        <w:tc>
+          <w:tcPr>
+            <w:tcW w:type="dxa" w:w="1606"/>
+            <w:shd w:val="clear" w:fill="EDF0F4"/>
+          </w:tcPr>
+          <w:p>
+            <w:pPr>
+              <w:jc w:val="center"/>
+            </w:pPr>
+            <w:r/>
+            <w:r>
+              <w:rPr>
+                <w:rFonts w:ascii="맑은 고딕" w:hAnsi="맑은 고딕" w:eastAsia="맑은 고딕" w:cs="맑은 고딕"/>
+                <w:b/>
+              </w:rPr>
+              <w:t>배수</w:t>
+            </w:r>
+          </w:p>
+        </w:tc>
+      </w:tr>
+      <w:tr>
+        <w:tc>
+          <w:tcPr>
+            <w:tcW w:type="dxa" w:w="1606"/>
           </w:tcPr>
           <w:p>
             <w:r/>
@@ -373,13 +718,21 @@
                 <w:rFonts w:ascii="맑은 고딕" w:hAnsi="맑은 고딕" w:eastAsia="맑은 고딕" w:cs="맑은 고딕"/>
                 <w:b w:val="0"/>
               </w:rPr>
-              <w:t>합성본(all-in-focus)</w:t>
+              <w:t xml:space="preserve">SAM2.1 </w:t>
+            </w:r>
+            <w:r>
+              <w:rPr>
+                <w:rFonts w:ascii="D2Coding" w:hAnsi="D2Coding" w:eastAsia="D2Coding" w:cs="D2Coding"/>
+                <w:color w:val="C0362C"/>
+                <w:sz w:val="19"/>
+              </w:rPr>
+              <w:t>pps=48</w:t>
             </w:r>
           </w:p>
         </w:tc>
         <w:tc>
           <w:tcPr>
-            <w:tcW w:type="dxa" w:w="4819"/>
+            <w:tcW w:type="dxa" w:w="1606"/>
           </w:tcPr>
           <w:p>
             <w:r/>
@@ -388,7 +741,159 @@
                 <w:rFonts w:ascii="맑은 고딕" w:hAnsi="맑은 고딕" w:eastAsia="맑은 고딕" w:cs="맑은 고딕"/>
                 <w:b w:val="0"/>
               </w:rPr>
-              <w:t>642장 · 261 MB</w:t>
+              <w:t>13.0초</w:t>
+            </w:r>
+          </w:p>
+        </w:tc>
+        <w:tc>
+          <w:tcPr>
+            <w:tcW w:type="dxa" w:w="1606"/>
+          </w:tcPr>
+          <w:p>
+            <w:r/>
+            <w:r>
+              <w:rPr>
+                <w:rFonts w:ascii="맑은 고딕" w:hAnsi="맑은 고딕" w:eastAsia="맑은 고딕" w:cs="맑은 고딕"/>
+                <w:b/>
+              </w:rPr>
+              <w:t>3.4분</w:t>
+            </w:r>
+          </w:p>
+        </w:tc>
+        <w:tc>
+          <w:tcPr>
+            <w:tcW w:type="dxa" w:w="1606"/>
+          </w:tcPr>
+          <w:p>
+            <w:r/>
+            <w:r>
+              <w:rPr>
+                <w:rFonts w:ascii="맑은 고딕" w:hAnsi="맑은 고딕" w:eastAsia="맑은 고딕" w:cs="맑은 고딕"/>
+                <w:b w:val="0"/>
+              </w:rPr>
+              <w:t>9.8분</w:t>
+            </w:r>
+          </w:p>
+        </w:tc>
+        <w:tc>
+          <w:tcPr>
+            <w:tcW w:type="dxa" w:w="1606"/>
+          </w:tcPr>
+          <w:p>
+            <w:r/>
+            <w:r>
+              <w:rPr>
+                <w:rFonts w:ascii="맑은 고딕" w:hAnsi="맑은 고딕" w:eastAsia="맑은 고딕" w:cs="맑은 고딕"/>
+                <w:b/>
+              </w:rPr>
+              <w:t>2.5시간</w:t>
+            </w:r>
+          </w:p>
+        </w:tc>
+        <w:tc>
+          <w:tcPr>
+            <w:tcW w:type="dxa" w:w="1606"/>
+          </w:tcPr>
+          <w:p>
+            <w:r/>
+            <w:r>
+              <w:rPr>
+                <w:rFonts w:ascii="맑은 고딕" w:hAnsi="맑은 고딕" w:eastAsia="맑은 고딕" w:cs="맑은 고딕"/>
+                <w:b w:val="0"/>
+              </w:rPr>
+              <w:t>16배</w:t>
+            </w:r>
+          </w:p>
+        </w:tc>
+      </w:tr>
+      <w:tr>
+        <w:tc>
+          <w:tcPr>
+            <w:tcW w:type="dxa" w:w="1606"/>
+          </w:tcPr>
+          <w:p>
+            <w:r/>
+            <w:r>
+              <w:rPr>
+                <w:rFonts w:ascii="맑은 고딕" w:hAnsi="맑은 고딕" w:eastAsia="맑은 고딕" w:cs="맑은 고딕"/>
+                <w:b/>
+              </w:rPr>
+              <w:t>YOLO11m-seg 1280</w:t>
+            </w:r>
+          </w:p>
+        </w:tc>
+        <w:tc>
+          <w:tcPr>
+            <w:tcW w:type="dxa" w:w="1606"/>
+          </w:tcPr>
+          <w:p>
+            <w:r/>
+            <w:r>
+              <w:rPr>
+                <w:rFonts w:ascii="맑은 고딕" w:hAnsi="맑은 고딕" w:eastAsia="맑은 고딕" w:cs="맑은 고딕"/>
+                <w:b w:val="0"/>
+              </w:rPr>
+              <w:t>0.09초</w:t>
+            </w:r>
+          </w:p>
+        </w:tc>
+        <w:tc>
+          <w:tcPr>
+            <w:tcW w:type="dxa" w:w="1606"/>
+          </w:tcPr>
+          <w:p>
+            <w:r/>
+            <w:r>
+              <w:rPr>
+                <w:rFonts w:ascii="맑은 고딕" w:hAnsi="맑은 고딕" w:eastAsia="맑은 고딕" w:cs="맑은 고딕"/>
+                <w:b/>
+              </w:rPr>
+              <w:t>1.7초</w:t>
+            </w:r>
+          </w:p>
+        </w:tc>
+        <w:tc>
+          <w:tcPr>
+            <w:tcW w:type="dxa" w:w="1606"/>
+          </w:tcPr>
+          <w:p>
+            <w:r/>
+            <w:r>
+              <w:rPr>
+                <w:rFonts w:ascii="맑은 고딕" w:hAnsi="맑은 고딕" w:eastAsia="맑은 고딕" w:cs="맑은 고딕"/>
+                <w:b w:val="0"/>
+              </w:rPr>
+              <w:t>4.2초</w:t>
+            </w:r>
+          </w:p>
+        </w:tc>
+        <w:tc>
+          <w:tcPr>
+            <w:tcW w:type="dxa" w:w="1606"/>
+          </w:tcPr>
+          <w:p>
+            <w:r/>
+            <w:r>
+              <w:rPr>
+                <w:rFonts w:ascii="맑은 고딕" w:hAnsi="맑은 고딕" w:eastAsia="맑은 고딕" w:cs="맑은 고딕"/>
+                <w:b/>
+              </w:rPr>
+              <w:t>75초</w:t>
+            </w:r>
+          </w:p>
+        </w:tc>
+        <w:tc>
+          <w:tcPr>
+            <w:tcW w:type="dxa" w:w="1606"/>
+          </w:tcPr>
+          <w:p>
+            <w:r/>
+            <w:r>
+              <w:rPr>
+                <w:rFonts w:ascii="맑은 고딕" w:hAnsi="맑은 고딕" w:eastAsia="맑은 고딕" w:cs="맑은 고딕"/>
+                <w:b w:val="0"/>
+              </w:rPr>
+              <w:t>18배</w:t>
             </w:r>
           </w:p>
         </w:tc>
@@ -402,9 +907,889 @@
       <w:r>
         <w:rPr>
           <w:rFonts w:ascii="맑은 고딕" w:hAnsi="맑은 고딕" w:eastAsia="맑은 고딕" w:cs="맑은 고딕"/>
+          <w:b/>
+        </w:rPr>
+        <w:t>결과는 CPU·GPU 가 같다</w:t>
+      </w:r>
+      <w:r>
+        <w:rPr>
+          <w:rFonts w:ascii="맑은 고딕" w:hAnsi="맑은 고딕" w:eastAsia="맑은 고딕" w:cs="맑은 고딕"/>
           <w:b w:val="0"/>
         </w:rPr>
-        <w:t>교정의 성격:</w:t>
+        <w:t xml:space="preserve"> — SAM2 는 양쪽 다 마스크 422개, YOLO 는 양쪽 다 검출 146개. </w:t>
+      </w:r>
+      <w:r>
+        <w:rPr>
+          <w:rFonts w:ascii="맑은 고딕" w:hAnsi="맑은 고딕" w:eastAsia="맑은 고딕" w:cs="맑은 고딕"/>
+          <w:b/>
+        </w:rPr>
+        <w:t>정확도를 잃는 것이 아니라 느리기만 하다.</w:t>
+      </w:r>
+    </w:p>
+    <w:p>
+      <w:pPr>
+        <w:spacing w:after="140"/>
+      </w:pPr>
+      <w:r>
+        <w:rPr>
+          <w:rFonts w:ascii="맑은 고딕" w:hAnsi="맑은 고딕" w:eastAsia="맑은 고딕" w:cs="맑은 고딕"/>
+          <w:b w:val="0"/>
+        </w:rPr>
+        <w:t>두 가지가 중요하다.</w:t>
+      </w:r>
+    </w:p>
+    <w:p>
+      <w:pPr>
+        <w:spacing w:after="140"/>
+      </w:pPr>
+      <w:r>
+        <w:rPr>
+          <w:rFonts w:ascii="맑은 고딕" w:hAnsi="맑은 고딕" w:eastAsia="맑은 고딕" w:cs="맑은 고딕"/>
+          <w:b/>
+        </w:rPr>
+        <w:t>첫째, YOLO 는 CPU 로 충분하다.</w:t>
+      </w:r>
+      <w:r>
+        <w:rPr>
+          <w:rFonts w:ascii="맑은 고딕" w:hAnsi="맑은 고딕" w:eastAsia="맑은 고딕" w:cs="맑은 고딕"/>
+          <w:b w:val="0"/>
+        </w:rPr>
+        <w:t xml:space="preserve"> 슬라이드 한 장을 75초에 끝낸다. 그리고 </w:t>
+      </w:r>
+      <w:r>
+        <w:rPr>
+          <w:rFonts w:ascii="맑은 고딕" w:hAnsi="맑은 고딕" w:eastAsia="맑은 고딕" w:cs="맑은 고딕"/>
+          <w:b/>
+        </w:rPr>
+        <w:t>12스레드(1.665초)와 4스레드(1.657초)가 사실상 같다</w:t>
+      </w:r>
+      <w:r>
+        <w:rPr>
+          <w:rFonts w:ascii="맑은 고딕" w:hAnsi="맑은 고딕" w:eastAsia="맑은 고딕" w:cs="맑은 고딕"/>
+          <w:b w:val="0"/>
+        </w:rPr>
+        <w:t xml:space="preserve"> — 코어를 늘려도 안 빨라진다는 것은, 뒤집으면 </w:t>
+      </w:r>
+      <w:r>
+        <w:rPr>
+          <w:rFonts w:ascii="맑은 고딕" w:hAnsi="맑은 고딕" w:eastAsia="맑은 고딕" w:cs="맑은 고딕"/>
+          <w:b/>
+        </w:rPr>
+        <w:t>사무용 노트북에서도 같은 속도가 나온다</w:t>
+      </w:r>
+      <w:r>
+        <w:rPr>
+          <w:rFonts w:ascii="맑은 고딕" w:hAnsi="맑은 고딕" w:eastAsia="맑은 고딕" w:cs="맑은 고딕"/>
+          <w:b w:val="0"/>
+        </w:rPr>
+        <w:t>는 뜻이다.</w:t>
+      </w:r>
+    </w:p>
+    <w:p>
+      <w:pPr>
+        <w:spacing w:after="140"/>
+      </w:pPr>
+      <w:r>
+        <w:rPr>
+          <w:rFonts w:ascii="맑은 고딕" w:hAnsi="맑은 고딕" w:eastAsia="맑은 고딕" w:cs="맑은 고딕"/>
+          <w:b/>
+        </w:rPr>
+        <w:t>둘째, SAM2 도 "안 되는" 것은 아니다.</w:t>
+      </w:r>
+      <w:r>
+        <w:rPr>
+          <w:rFonts w:ascii="맑은 고딕" w:hAnsi="맑은 고딕" w:eastAsia="맑은 고딕" w:cs="맑은 고딕"/>
+          <w:b w:val="0"/>
+        </w:rPr>
+        <w:t xml:space="preserve"> 슬라이드당 2.5시간이면 대화형으로는 못 쓰지만 야간 배치로는 쓴다. 그리고 병목이 </w:t>
+      </w:r>
+      <w:r>
+        <w:rPr>
+          <w:rFonts w:ascii="맑은 고딕" w:hAnsi="맑은 고딕" w:eastAsia="맑은 고딕" w:cs="맑은 고딕"/>
+          <w:b/>
+        </w:rPr>
+        <w:t>인코더가 아니라 디코더</w:t>
+      </w:r>
+      <w:r>
+        <w:rPr>
+          <w:rFonts w:ascii="맑은 고딕" w:hAnsi="맑은 고딕" w:eastAsia="맑은 고딕" w:cs="맑은 고딕"/>
+          <w:b w:val="0"/>
+        </w:rPr>
+        <w:t xml:space="preserve">라 (CPU 인코더 2.4초 · 점당 86.9 ms × 2,304점) </w:t>
+      </w:r>
+      <w:r>
+        <w:rPr>
+          <w:rFonts w:ascii="D2Coding" w:hAnsi="D2Coding" w:eastAsia="D2Coding" w:cs="D2Coding"/>
+          <w:color w:val="C0362C"/>
+          <w:sz w:val="19"/>
+        </w:rPr>
+        <w:t>--points-per-side</w:t>
+      </w:r>
+      <w:r>
+        <w:rPr>
+          <w:rFonts w:ascii="맑은 고딕" w:hAnsi="맑은 고딕" w:eastAsia="맑은 고딕" w:cs="맑은 고딕"/>
+          <w:b w:val="0"/>
+        </w:rPr>
+        <w:t xml:space="preserve"> 가 곧 소요다. 48 → 24 면 약 50초/시야가 된다 — 대신 작은 개체를 놓친다.</w:t>
+      </w:r>
+    </w:p>
+    <w:p>
+      <w:pPr>
+        <w:pBdr>
+          <w:bottom w:val="single" w:sz="6" w:color="C8CDD5"/>
+        </w:pBdr>
+      </w:pPr>
+    </w:p>
+    <w:p>
+      <w:pPr>
+        <w:pStyle w:val="Heading2"/>
+      </w:pPr>
+      <w:r>
+        <w:rPr>
+          <w:rFonts w:ascii="맑은 고딕" w:hAnsi="맑은 고딕" w:eastAsia="맑은 고딕" w:cs="맑은 고딕"/>
+          <w:b w:val="0"/>
+          <w:color w:val="1A1D23"/>
+        </w:rPr>
+        <w:t>3. 저장공간과 비용 — 데스크탑이 유리한 진짜 이유</w:t>
+      </w:r>
+    </w:p>
+    <w:tbl>
+      <w:tblPr>
+        <w:tblStyle w:val="TableGrid"/>
+        <w:tblW w:type="auto" w:w="0"/>
+        <w:jc w:val="center"/>
+        <w:tblLook w:firstColumn="1" w:firstRow="1" w:lastColumn="0" w:lastRow="0" w:noHBand="0" w:noVBand="1" w:val="04A0"/>
+      </w:tblPr>
+      <w:tblGrid>
+        <w:gridCol w:w="3213"/>
+        <w:gridCol w:w="3213"/>
+        <w:gridCol w:w="3213"/>
+      </w:tblGrid>
+      <w:tr>
+        <w:tc>
+          <w:tcPr>
+            <w:tcW w:type="dxa" w:w="3213"/>
+            <w:shd w:val="clear" w:fill="EDF0F4"/>
+          </w:tcPr>
+          <w:p>
+            <w:pPr>
+              <w:jc w:val="center"/>
+            </w:pPr>
+            <w:r/>
+          </w:p>
+        </w:tc>
+        <w:tc>
+          <w:tcPr>
+            <w:tcW w:type="dxa" w:w="3213"/>
+            <w:shd w:val="clear" w:fill="EDF0F4"/>
+          </w:tcPr>
+          <w:p>
+            <w:pPr>
+              <w:jc w:val="center"/>
+            </w:pPr>
+            <w:r/>
+            <w:r>
+              <w:rPr>
+                <w:rFonts w:ascii="맑은 고딕" w:hAnsi="맑은 고딕" w:eastAsia="맑은 고딕" w:cs="맑은 고딕"/>
+                <w:b/>
+              </w:rPr>
+              <w:t>슬라이드당</w:t>
+            </w:r>
+          </w:p>
+        </w:tc>
+        <w:tc>
+          <w:tcPr>
+            <w:tcW w:type="dxa" w:w="3213"/>
+            <w:shd w:val="clear" w:fill="EDF0F4"/>
+          </w:tcPr>
+          <w:p>
+            <w:pPr>
+              <w:jc w:val="center"/>
+            </w:pPr>
+            <w:r/>
+            <w:r>
+              <w:rPr>
+                <w:rFonts w:ascii="맑은 고딕" w:hAnsi="맑은 고딕" w:eastAsia="맑은 고딕" w:cs="맑은 고딕"/>
+                <w:b/>
+              </w:rPr>
+              <w:t>50 슬라이드</w:t>
+            </w:r>
+          </w:p>
+        </w:tc>
+      </w:tr>
+      <w:tr>
+        <w:tc>
+          <w:tcPr>
+            <w:tcW w:type="dxa" w:w="3213"/>
+          </w:tcPr>
+          <w:p>
+            <w:r/>
+            <w:r>
+              <w:rPr>
+                <w:rFonts w:ascii="맑은 고딕" w:hAnsi="맑은 고딕" w:eastAsia="맑은 고딕" w:cs="맑은 고딕"/>
+                <w:b w:val="0"/>
+              </w:rPr>
+              <w:t>원본 사진</w:t>
+            </w:r>
+          </w:p>
+        </w:tc>
+        <w:tc>
+          <w:tcPr>
+            <w:tcW w:type="dxa" w:w="3213"/>
+          </w:tcPr>
+          <w:p>
+            <w:r/>
+            <w:r>
+              <w:rPr>
+                <w:rFonts w:ascii="맑은 고딕" w:hAnsi="맑은 고딕" w:eastAsia="맑은 고딕" w:cs="맑은 고딕"/>
+                <w:b w:val="0"/>
+              </w:rPr>
+              <w:t>380 MB</w:t>
+            </w:r>
+          </w:p>
+        </w:tc>
+        <w:tc>
+          <w:tcPr>
+            <w:tcW w:type="dxa" w:w="3213"/>
+          </w:tcPr>
+          <w:p>
+            <w:r/>
+            <w:r>
+              <w:rPr>
+                <w:rFonts w:ascii="맑은 고딕" w:hAnsi="맑은 고딕" w:eastAsia="맑은 고딕" w:cs="맑은 고딕"/>
+                <w:b w:val="0"/>
+              </w:rPr>
+              <w:t>19 GB</w:t>
+            </w:r>
+          </w:p>
+        </w:tc>
+      </w:tr>
+      <w:tr>
+        <w:tc>
+          <w:tcPr>
+            <w:tcW w:type="dxa" w:w="3213"/>
+          </w:tcPr>
+          <w:p>
+            <w:r/>
+            <w:r>
+              <w:rPr>
+                <w:rFonts w:ascii="맑은 고딕" w:hAnsi="맑은 고딕" w:eastAsia="맑은 고딕" w:cs="맑은 고딕"/>
+                <w:b w:val="0"/>
+              </w:rPr>
+              <w:t>합성본</w:t>
+            </w:r>
+          </w:p>
+        </w:tc>
+        <w:tc>
+          <w:tcPr>
+            <w:tcW w:type="dxa" w:w="3213"/>
+          </w:tcPr>
+          <w:p>
+            <w:r/>
+            <w:r>
+              <w:rPr>
+                <w:rFonts w:ascii="맑은 고딕" w:hAnsi="맑은 고딕" w:eastAsia="맑은 고딕" w:cs="맑은 고딕"/>
+                <w:b w:val="0"/>
+              </w:rPr>
+              <w:t>26 MB</w:t>
+            </w:r>
+          </w:p>
+        </w:tc>
+        <w:tc>
+          <w:tcPr>
+            <w:tcW w:type="dxa" w:w="3213"/>
+          </w:tcPr>
+          <w:p>
+            <w:r/>
+            <w:r>
+              <w:rPr>
+                <w:rFonts w:ascii="맑은 고딕" w:hAnsi="맑은 고딕" w:eastAsia="맑은 고딕" w:cs="맑은 고딕"/>
+                <w:b w:val="0"/>
+              </w:rPr>
+              <w:t>1.3 GB</w:t>
+            </w:r>
+          </w:p>
+        </w:tc>
+      </w:tr>
+      <w:tr>
+        <w:tc>
+          <w:tcPr>
+            <w:tcW w:type="dxa" w:w="3213"/>
+          </w:tcPr>
+          <w:p>
+            <w:r/>
+            <w:r>
+              <w:rPr>
+                <w:rFonts w:ascii="맑은 고딕" w:hAnsi="맑은 고딕" w:eastAsia="맑은 고딕" w:cs="맑은 고딕"/>
+                <w:b/>
+              </w:rPr>
+              <w:t>합계</w:t>
+            </w:r>
+          </w:p>
+        </w:tc>
+        <w:tc>
+          <w:tcPr>
+            <w:tcW w:type="dxa" w:w="3213"/>
+          </w:tcPr>
+          <w:p>
+            <w:r/>
+            <w:r>
+              <w:rPr>
+                <w:rFonts w:ascii="맑은 고딕" w:hAnsi="맑은 고딕" w:eastAsia="맑은 고딕" w:cs="맑은 고딕"/>
+                <w:b/>
+              </w:rPr>
+              <w:t>약 400 MB</w:t>
+            </w:r>
+          </w:p>
+        </w:tc>
+        <w:tc>
+          <w:tcPr>
+            <w:tcW w:type="dxa" w:w="3213"/>
+          </w:tcPr>
+          <w:p>
+            <w:r/>
+            <w:r>
+              <w:rPr>
+                <w:rFonts w:ascii="맑은 고딕" w:hAnsi="맑은 고딕" w:eastAsia="맑은 고딕" w:cs="맑은 고딕"/>
+                <w:b/>
+              </w:rPr>
+              <w:t>약 20 GB</w:t>
+            </w:r>
+          </w:p>
+        </w:tc>
+      </w:tr>
+    </w:tbl>
+    <w:p/>
+    <w:p>
+      <w:pPr>
+        <w:spacing w:after="140"/>
+      </w:pPr>
+      <w:r>
+        <w:rPr>
+          <w:rFonts w:ascii="맑은 고딕" w:hAnsi="맑은 고딕" w:eastAsia="맑은 고딕" w:cs="맑은 고딕"/>
+          <w:b/>
+        </w:rPr>
+        <w:t>PC 에 그냥 들어간다.</w:t>
+      </w:r>
+      <w:r>
+        <w:rPr>
+          <w:rFonts w:ascii="맑은 고딕" w:hAnsi="맑은 고딕" w:eastAsia="맑은 고딕" w:cs="맑은 고딕"/>
+          <w:b w:val="0"/>
+        </w:rPr>
+        <w:t xml:space="preserve"> 외장 디스크 하나면 수백 슬라이드도 된다.</w:t>
+      </w:r>
+    </w:p>
+    <w:p>
+      <w:pPr>
+        <w:spacing w:after="140"/>
+      </w:pPr>
+      <w:r>
+        <w:rPr>
+          <w:rFonts w:ascii="맑은 고딕" w:hAnsi="맑은 고딕" w:eastAsia="맑은 고딕" w:cs="맑은 고딕"/>
+          <w:b w:val="0"/>
+        </w:rPr>
+        <w:t xml:space="preserve">그리고 클라우드에서 비싼 것은 </w:t>
+      </w:r>
+      <w:r>
+        <w:rPr>
+          <w:rFonts w:ascii="맑은 고딕" w:hAnsi="맑은 고딕" w:eastAsia="맑은 고딕" w:cs="맑은 고딕"/>
+          <w:b/>
+        </w:rPr>
+        <w:t>저장이 아니라 24시간 떠 있는 GPU 인스턴스</w:t>
+      </w:r>
+      <w:r>
+        <w:rPr>
+          <w:rFonts w:ascii="맑은 고딕" w:hAnsi="맑은 고딕" w:eastAsia="맑은 고딕" w:cs="맑은 고딕"/>
+          <w:b w:val="0"/>
+        </w:rPr>
+        <w:t xml:space="preserve">다. 검출은 슬라이드가 들어올 때만 도는데, 서버는 그것을 기다리느라 계속 켜져 있어야 한다. 데스크탑은 </w:t>
+      </w:r>
+      <w:r>
+        <w:rPr>
+          <w:rFonts w:ascii="맑은 고딕" w:hAnsi="맑은 고딕" w:eastAsia="맑은 고딕" w:cs="맑은 고딕"/>
+          <w:b/>
+        </w:rPr>
+        <w:t>그 항목 자체를 없앤다</w:t>
+      </w:r>
+      <w:r>
+        <w:rPr>
+          <w:rFonts w:ascii="맑은 고딕" w:hAnsi="맑은 고딕" w:eastAsia="맑은 고딕" w:cs="맑은 고딕"/>
+          <w:b w:val="0"/>
+        </w:rPr>
+        <w:t xml:space="preserve"> — 쓸 때만 자기 PC 가 돈다.</w:t>
+      </w:r>
+    </w:p>
+    <w:p>
+      <w:pPr>
+        <w:spacing w:after="140"/>
+      </w:pPr>
+      <w:r>
+        <w:rPr>
+          <w:rFonts w:ascii="맑은 고딕" w:hAnsi="맑은 고딕" w:eastAsia="맑은 고딕" w:cs="맑은 고딕"/>
+          <w:b w:val="0"/>
+        </w:rPr>
+        <w:t xml:space="preserve">서버 운영 부담도 같은 크기다. 지금 이 시스템은 nginx · Docker · cron 폴러 · 백업 로테이션 · 무결성 깃발 · 배포 게이트를 갖고 있다. 그것은 </w:t>
+      </w:r>
+      <w:r>
+        <w:rPr>
+          <w:rFonts w:ascii="맑은 고딕" w:hAnsi="맑은 고딕" w:eastAsia="맑은 고딕" w:cs="맑은 고딕"/>
+          <w:b/>
+        </w:rPr>
+        <w:t>운영할 사람이 있어서</w:t>
+      </w:r>
+      <w:r>
+        <w:rPr>
+          <w:rFonts w:ascii="맑은 고딕" w:hAnsi="맑은 고딕" w:eastAsia="맑은 고딕" w:cs="맑은 고딕"/>
+          <w:b w:val="0"/>
+        </w:rPr>
+        <w:t xml:space="preserve"> 성립하는 구조다. 밖의 연구자에게 이걸 요구할 수 없다.</w:t>
+      </w:r>
+    </w:p>
+    <w:p>
+      <w:pPr>
+        <w:pBdr>
+          <w:bottom w:val="single" w:sz="6" w:color="C8CDD5"/>
+        </w:pBdr>
+      </w:pPr>
+    </w:p>
+    <w:p>
+      <w:pPr>
+        <w:pStyle w:val="Heading2"/>
+      </w:pPr>
+      <w:r>
+        <w:rPr>
+          <w:rFonts w:ascii="맑은 고딕" w:hAnsi="맑은 고딕" w:eastAsia="맑은 고딕" w:cs="맑은 고딕"/>
+          <w:b w:val="0"/>
+          <w:color w:val="1A1D23"/>
+        </w:rPr>
+        <w:t xml:space="preserve">4. 라이선스가 엔진을 정한다 — </w:t>
+      </w:r>
+      <w:r>
+        <w:rPr>
+          <w:rFonts w:ascii="맑은 고딕" w:hAnsi="맑은 고딕" w:eastAsia="맑은 고딕" w:cs="맑은 고딕"/>
+          <w:b/>
+          <w:color w:val="1A1D23"/>
+        </w:rPr>
+        <w:t>먼저 정할 것</w:t>
+      </w:r>
+    </w:p>
+    <w:p>
+      <w:pPr>
+        <w:spacing w:after="140"/>
+      </w:pPr>
+      <w:r>
+        <w:rPr>
+          <w:rFonts w:ascii="맑은 고딕" w:hAnsi="맑은 고딕" w:eastAsia="맑은 고딕" w:cs="맑은 고딕"/>
+          <w:b w:val="0"/>
+        </w:rPr>
+        <w:t>컨테이너 안에서 확인한 값이다.</w:t>
+      </w:r>
+    </w:p>
+    <w:tbl>
+      <w:tblPr>
+        <w:tblStyle w:val="TableGrid"/>
+        <w:tblW w:type="auto" w:w="0"/>
+        <w:jc w:val="center"/>
+        <w:tblLook w:firstColumn="1" w:firstRow="1" w:lastColumn="0" w:lastRow="0" w:noHBand="0" w:noVBand="1" w:val="04A0"/>
+      </w:tblPr>
+      <w:tblGrid>
+        <w:gridCol w:w="2409"/>
+        <w:gridCol w:w="2409"/>
+        <w:gridCol w:w="2409"/>
+        <w:gridCol w:w="2409"/>
+      </w:tblGrid>
+      <w:tr>
+        <w:tc>
+          <w:tcPr>
+            <w:tcW w:type="dxa" w:w="2409"/>
+            <w:shd w:val="clear" w:fill="EDF0F4"/>
+          </w:tcPr>
+          <w:p>
+            <w:pPr>
+              <w:jc w:val="center"/>
+            </w:pPr>
+            <w:r/>
+          </w:p>
+        </w:tc>
+        <w:tc>
+          <w:tcPr>
+            <w:tcW w:type="dxa" w:w="2409"/>
+            <w:shd w:val="clear" w:fill="EDF0F4"/>
+          </w:tcPr>
+          <w:p>
+            <w:pPr>
+              <w:jc w:val="center"/>
+            </w:pPr>
+            <w:r/>
+            <w:r>
+              <w:rPr>
+                <w:rFonts w:ascii="맑은 고딕" w:hAnsi="맑은 고딕" w:eastAsia="맑은 고딕" w:cs="맑은 고딕"/>
+                <w:b/>
+              </w:rPr>
+              <w:t>판</w:t>
+            </w:r>
+          </w:p>
+        </w:tc>
+        <w:tc>
+          <w:tcPr>
+            <w:tcW w:type="dxa" w:w="2409"/>
+            <w:shd w:val="clear" w:fill="EDF0F4"/>
+          </w:tcPr>
+          <w:p>
+            <w:pPr>
+              <w:jc w:val="center"/>
+            </w:pPr>
+            <w:r/>
+            <w:r>
+              <w:rPr>
+                <w:rFonts w:ascii="맑은 고딕" w:hAnsi="맑은 고딕" w:eastAsia="맑은 고딕" w:cs="맑은 고딕"/>
+                <w:b/>
+              </w:rPr>
+              <w:t>라이선스</w:t>
+            </w:r>
+          </w:p>
+        </w:tc>
+        <w:tc>
+          <w:tcPr>
+            <w:tcW w:type="dxa" w:w="2409"/>
+            <w:shd w:val="clear" w:fill="EDF0F4"/>
+          </w:tcPr>
+          <w:p>
+            <w:pPr>
+              <w:jc w:val="center"/>
+            </w:pPr>
+            <w:r/>
+            <w:r>
+              <w:rPr>
+                <w:rFonts w:ascii="맑은 고딕" w:hAnsi="맑은 고딕" w:eastAsia="맑은 고딕" w:cs="맑은 고딕"/>
+                <w:b/>
+              </w:rPr>
+              <w:t>밖으로 배포할 때</w:t>
+            </w:r>
+          </w:p>
+        </w:tc>
+      </w:tr>
+      <w:tr>
+        <w:tc>
+          <w:tcPr>
+            <w:tcW w:type="dxa" w:w="2409"/>
+          </w:tcPr>
+          <w:p>
+            <w:r/>
+            <w:r>
+              <w:rPr>
+                <w:rFonts w:ascii="맑은 고딕" w:hAnsi="맑은 고딕" w:eastAsia="맑은 고딕" w:cs="맑은 고딕"/>
+                <w:b/>
+              </w:rPr>
+              <w:t>ultralytics</w:t>
+            </w:r>
+            <w:r>
+              <w:rPr>
+                <w:rFonts w:ascii="맑은 고딕" w:hAnsi="맑은 고딕" w:eastAsia="맑은 고딕" w:cs="맑은 고딕"/>
+                <w:b w:val="0"/>
+              </w:rPr>
+              <w:t xml:space="preserve"> (YOLO11)</w:t>
+            </w:r>
+          </w:p>
+        </w:tc>
+        <w:tc>
+          <w:tcPr>
+            <w:tcW w:type="dxa" w:w="2409"/>
+          </w:tcPr>
+          <w:p>
+            <w:r/>
+            <w:r>
+              <w:rPr>
+                <w:rFonts w:ascii="맑은 고딕" w:hAnsi="맑은 고딕" w:eastAsia="맑은 고딕" w:cs="맑은 고딕"/>
+                <w:b w:val="0"/>
+              </w:rPr>
+              <w:t>8.4.7</w:t>
+            </w:r>
+          </w:p>
+        </w:tc>
+        <w:tc>
+          <w:tcPr>
+            <w:tcW w:type="dxa" w:w="2409"/>
+          </w:tcPr>
+          <w:p>
+            <w:r/>
+            <w:r>
+              <w:rPr>
+                <w:rFonts w:ascii="맑은 고딕" w:hAnsi="맑은 고딕" w:eastAsia="맑은 고딕" w:cs="맑은 고딕"/>
+                <w:b/>
+              </w:rPr>
+              <w:t>AGPL-3.0</w:t>
+            </w:r>
+          </w:p>
+        </w:tc>
+        <w:tc>
+          <w:tcPr>
+            <w:tcW w:type="dxa" w:w="2409"/>
+          </w:tcPr>
+          <w:p>
+            <w:r/>
+            <w:r>
+              <w:rPr>
+                <w:rFonts w:ascii="맑은 고딕" w:hAnsi="맑은 고딕" w:eastAsia="맑은 고딕" w:cs="맑은 고딕"/>
+                <w:b w:val="0"/>
+              </w:rPr>
+              <w:t>앱 전체를 AGPL 로 공개하거나, 상용 라이선스</w:t>
+            </w:r>
+          </w:p>
+        </w:tc>
+      </w:tr>
+      <w:tr>
+        <w:tc>
+          <w:tcPr>
+            <w:tcW w:type="dxa" w:w="2409"/>
+          </w:tcPr>
+          <w:p>
+            <w:r/>
+            <w:r>
+              <w:rPr>
+                <w:rFonts w:ascii="맑은 고딕" w:hAnsi="맑은 고딕" w:eastAsia="맑은 고딕" w:cs="맑은 고딕"/>
+                <w:b/>
+              </w:rPr>
+              <w:t>SAM-2</w:t>
+            </w:r>
+          </w:p>
+        </w:tc>
+        <w:tc>
+          <w:tcPr>
+            <w:tcW w:type="dxa" w:w="2409"/>
+          </w:tcPr>
+          <w:p>
+            <w:r/>
+            <w:r>
+              <w:rPr>
+                <w:rFonts w:ascii="맑은 고딕" w:hAnsi="맑은 고딕" w:eastAsia="맑은 고딕" w:cs="맑은 고딕"/>
+                <w:b w:val="0"/>
+              </w:rPr>
+              <w:t>1.0</w:t>
+            </w:r>
+          </w:p>
+        </w:tc>
+        <w:tc>
+          <w:tcPr>
+            <w:tcW w:type="dxa" w:w="2409"/>
+          </w:tcPr>
+          <w:p>
+            <w:r/>
+            <w:r>
+              <w:rPr>
+                <w:rFonts w:ascii="맑은 고딕" w:hAnsi="맑은 고딕" w:eastAsia="맑은 고딕" w:cs="맑은 고딕"/>
+                <w:b/>
+              </w:rPr>
+              <w:t>Apache 2.0</w:t>
+            </w:r>
+          </w:p>
+        </w:tc>
+        <w:tc>
+          <w:tcPr>
+            <w:tcW w:type="dxa" w:w="2409"/>
+          </w:tcPr>
+          <w:p>
+            <w:r/>
+            <w:r>
+              <w:rPr>
+                <w:rFonts w:ascii="맑은 고딕" w:hAnsi="맑은 고딕" w:eastAsia="맑은 고딕" w:cs="맑은 고딕"/>
+                <w:b w:val="0"/>
+              </w:rPr>
+              <w:t>제약 없음</w:t>
+            </w:r>
+          </w:p>
+        </w:tc>
+      </w:tr>
+      <w:tr>
+        <w:tc>
+          <w:tcPr>
+            <w:tcW w:type="dxa" w:w="2409"/>
+          </w:tcPr>
+          <w:p>
+            <w:r/>
+            <w:r>
+              <w:rPr>
+                <w:rFonts w:ascii="맑은 고딕" w:hAnsi="맑은 고딕" w:eastAsia="맑은 고딕" w:cs="맑은 고딕"/>
+                <w:b w:val="0"/>
+              </w:rPr>
+              <w:t>torchvision</w:t>
+            </w:r>
+          </w:p>
+        </w:tc>
+        <w:tc>
+          <w:tcPr>
+            <w:tcW w:type="dxa" w:w="2409"/>
+          </w:tcPr>
+          <w:p>
+            <w:r/>
+            <w:r>
+              <w:rPr>
+                <w:rFonts w:ascii="맑은 고딕" w:hAnsi="맑은 고딕" w:eastAsia="맑은 고딕" w:cs="맑은 고딕"/>
+                <w:b w:val="0"/>
+              </w:rPr>
+              <w:t>0.28.0</w:t>
+            </w:r>
+          </w:p>
+        </w:tc>
+        <w:tc>
+          <w:tcPr>
+            <w:tcW w:type="dxa" w:w="2409"/>
+          </w:tcPr>
+          <w:p>
+            <w:r/>
+            <w:r>
+              <w:rPr>
+                <w:rFonts w:ascii="맑은 고딕" w:hAnsi="맑은 고딕" w:eastAsia="맑은 고딕" w:cs="맑은 고딕"/>
+                <w:b w:val="0"/>
+              </w:rPr>
+              <w:t>BSD</w:t>
+            </w:r>
+          </w:p>
+        </w:tc>
+        <w:tc>
+          <w:tcPr>
+            <w:tcW w:type="dxa" w:w="2409"/>
+          </w:tcPr>
+          <w:p>
+            <w:r/>
+            <w:r>
+              <w:rPr>
+                <w:rFonts w:ascii="맑은 고딕" w:hAnsi="맑은 고딕" w:eastAsia="맑은 고딕" w:cs="맑은 고딕"/>
+                <w:b w:val="0"/>
+              </w:rPr>
+              <w:t>제약 없음</w:t>
+            </w:r>
+          </w:p>
+        </w:tc>
+      </w:tr>
+      <w:tr>
+        <w:tc>
+          <w:tcPr>
+            <w:tcW w:type="dxa" w:w="2409"/>
+          </w:tcPr>
+          <w:p>
+            <w:r/>
+            <w:r>
+              <w:rPr>
+                <w:rFonts w:ascii="맑은 고딕" w:hAnsi="맑은 고딕" w:eastAsia="맑은 고딕" w:cs="맑은 고딕"/>
+                <w:b w:val="0"/>
+              </w:rPr>
+              <w:t>PyQt5</w:t>
+            </w:r>
+          </w:p>
+        </w:tc>
+        <w:tc>
+          <w:tcPr>
+            <w:tcW w:type="dxa" w:w="2409"/>
+          </w:tcPr>
+          <w:p>
+            <w:r/>
+            <w:r>
+              <w:rPr>
+                <w:rFonts w:ascii="맑은 고딕" w:hAnsi="맑은 고딕" w:eastAsia="맑은 고딕" w:cs="맑은 고딕"/>
+                <w:b w:val="0"/>
+              </w:rPr>
+              <w:t>—</w:t>
+            </w:r>
+          </w:p>
+        </w:tc>
+        <w:tc>
+          <w:tcPr>
+            <w:tcW w:type="dxa" w:w="2409"/>
+          </w:tcPr>
+          <w:p>
+            <w:r/>
+            <w:r>
+              <w:rPr>
+                <w:rFonts w:ascii="맑은 고딕" w:hAnsi="맑은 고딕" w:eastAsia="맑은 고딕" w:cs="맑은 고딕"/>
+                <w:b/>
+              </w:rPr>
+              <w:t>GPL v3</w:t>
+            </w:r>
+          </w:p>
+        </w:tc>
+        <w:tc>
+          <w:tcPr>
+            <w:tcW w:type="dxa" w:w="2409"/>
+          </w:tcPr>
+          <w:p>
+            <w:r/>
+            <w:r>
+              <w:rPr>
+                <w:rFonts w:ascii="맑은 고딕" w:hAnsi="맑은 고딕" w:eastAsia="맑은 고딕" w:cs="맑은 고딕"/>
+                <w:b w:val="0"/>
+              </w:rPr>
+              <w:t>PySide6(LGPL)로 가면 자유</w:t>
+            </w:r>
+          </w:p>
+        </w:tc>
+      </w:tr>
+    </w:tbl>
+    <w:p/>
+    <w:p>
+      <w:pPr>
+        <w:ind w:left="360"/>
+      </w:pPr>
+      <w:r>
+        <w:rPr>
+          <w:rFonts w:ascii="맑은 고딕" w:hAnsi="맑은 고딕" w:eastAsia="맑은 고딕" w:cs="맑은 고딕"/>
+          <w:b/>
+          <w:i/>
+        </w:rPr>
+        <w:t>성능과 라이선스가 정확히 반대로 걸려 있다.</w:t>
+      </w:r>
+      <w:r>
+        <w:rPr>
+          <w:rFonts w:ascii="맑은 고딕" w:hAnsi="맑은 고딕" w:eastAsia="맑은 고딕" w:cs="맑은 고딕"/>
+          <w:b w:val="0"/>
+          <w:i/>
+        </w:rPr>
+        <w:t xml:space="preserve"> CPU 에서 쓸 만한 쪽(YOLO 1.7초)이 AGPL 이고, 라이선스가 자유로운 쪽(SAM2 Apache)이 CPU 에서 3.4분이다.</w:t>
+      </w:r>
+    </w:p>
+    <w:p>
+      <w:pPr>
+        <w:spacing w:after="140"/>
+      </w:pPr>
+      <w:r>
+        <w:rPr>
+          <w:rFonts w:ascii="맑은 고딕" w:hAnsi="맑은 고딕" w:eastAsia="맑은 고딕" w:cs="맑은 고딕"/>
+          <w:b/>
+        </w:rPr>
+        <w:t>사내에서 쓰는 지금은 아무 문제가 없다.</w:t>
+      </w:r>
+      <w:r>
+        <w:rPr>
+          <w:rFonts w:ascii="맑은 고딕" w:hAnsi="맑은 고딕" w:eastAsia="맑은 고딕" w:cs="맑은 고딕"/>
+          <w:b w:val="0"/>
+        </w:rPr>
+        <w:t xml:space="preserve"> AGPL 의 의무는 </w:t>
+      </w:r>
+      <w:r>
+        <w:rPr>
+          <w:rFonts w:ascii="맑은 고딕" w:hAnsi="맑은 고딕" w:eastAsia="맑은 고딕" w:cs="맑은 고딕"/>
+          <w:b/>
+        </w:rPr>
+        <w:t>배포하거나 네트워크로 서비스할 때</w:t>
+      </w:r>
+      <w:r>
+        <w:rPr>
+          <w:rFonts w:ascii="맑은 고딕" w:hAnsi="맑은 고딕" w:eastAsia="맑은 고딕" w:cs="맑은 고딕"/>
+          <w:b w:val="0"/>
+        </w:rPr>
+        <w:t xml:space="preserve"> 걸린다. 밖으로 배포하는 순간 걸린다.</w:t>
+      </w:r>
+    </w:p>
+    <w:p>
+      <w:pPr>
+        <w:spacing w:after="140"/>
+      </w:pPr>
+      <w:r>
+        <w:rPr>
+          <w:rFonts w:ascii="맑은 고딕" w:hAnsi="맑은 고딕" w:eastAsia="맑은 고딕" w:cs="맑은 고딕"/>
+          <w:b w:val="0"/>
+        </w:rPr>
+        <w:t>선택지는 셋이고 셋 다 대가가 있다.</w:t>
       </w:r>
     </w:p>
     <w:tbl>
@@ -435,7 +1820,7 @@
                 <w:rFonts w:ascii="맑은 고딕" w:hAnsi="맑은 고딕" w:eastAsia="맑은 고딕" w:cs="맑은 고딕"/>
                 <w:b/>
               </w:rPr>
-              <w:t>조작</w:t>
+              <w:t>길</w:t>
             </w:r>
           </w:p>
         </w:tc>
@@ -454,7 +1839,7 @@
                 <w:rFonts w:ascii="맑은 고딕" w:hAnsi="맑은 고딕" w:eastAsia="맑은 고딕" w:cs="맑은 고딕"/>
                 <w:b/>
               </w:rPr>
-              <w:t>건수</w:t>
+              <w:t>대가</w:t>
             </w:r>
           </w:p>
         </w:tc>
@@ -473,7 +1858,7 @@
                 <w:rFonts w:ascii="맑은 고딕" w:hAnsi="맑은 고딕" w:eastAsia="맑은 고딕" w:cs="맑은 고딕"/>
                 <w:b/>
               </w:rPr>
-              <w:t>비율</w:t>
+              <w:t>어울리는 경우</w:t>
             </w:r>
           </w:p>
         </w:tc>
@@ -490,14 +1875,7 @@
                 <w:rFonts w:ascii="맑은 고딕" w:hAnsi="맑은 고딕" w:eastAsia="맑은 고딕" w:cs="맑은 고딕"/>
                 <w:b/>
               </w:rPr>
-              <w:t>삭제</w:t>
-            </w:r>
-            <w:r>
-              <w:rPr>
-                <w:rFonts w:ascii="맑은 고딕" w:hAnsi="맑은 고딕" w:eastAsia="맑은 고딕" w:cs="맑은 고딕"/>
-                <w:b w:val="0"/>
-              </w:rPr>
-              <w:t xml:space="preserve"> (오검출이다)</w:t>
+              <w:t>① 앱 전체를 AGPL-3.0 으로 공개</w:t>
             </w:r>
           </w:p>
         </w:tc>
@@ -512,7 +1890,7 @@
                 <w:rFonts w:ascii="맑은 고딕" w:hAnsi="맑은 고딕" w:eastAsia="맑은 고딕" w:cs="맑은 고딕"/>
                 <w:b w:val="0"/>
               </w:rPr>
-              <w:t>5,451</w:t>
+              <w:t>소스가 공개된다</w:t>
             </w:r>
           </w:p>
         </w:tc>
@@ -527,7 +1905,14 @@
                 <w:rFonts w:ascii="맑은 고딕" w:hAnsi="맑은 고딕" w:eastAsia="맑은 고딕" w:cs="맑은 고딕"/>
                 <w:b/>
               </w:rPr>
-              <w:t>81.0%</w:t>
+              <w:t>학술 도구라면 오히려 자연스럽다.</w:t>
+            </w:r>
+            <w:r>
+              <w:rPr>
+                <w:rFonts w:ascii="맑은 고딕" w:hAnsi="맑은 고딕" w:eastAsia="맑은 고딕" w:cs="맑은 고딕"/>
+                <w:b w:val="0"/>
+              </w:rPr>
+              <w:t xml:space="preserve"> 이 길이면 PyQt5(GPL v3)도 그대로 쓴다</w:t>
             </w:r>
           </w:p>
         </w:tc>
@@ -542,9 +1927,9 @@
             <w:r>
               <w:rPr>
                 <w:rFonts w:ascii="맑은 고딕" w:hAnsi="맑은 고딕" w:eastAsia="맑은 고딕" w:cs="맑은 고딕"/>
-                <w:b w:val="0"/>
+                <w:b/>
               </w:rPr>
-              <w:t>분류 지정</w:t>
+              <w:t>② Ultralytics 상용 라이선스</w:t>
             </w:r>
           </w:p>
         </w:tc>
@@ -559,7 +1944,7 @@
                 <w:rFonts w:ascii="맑은 고딕" w:hAnsi="맑은 고딕" w:eastAsia="맑은 고딕" w:cs="맑은 고딕"/>
                 <w:b w:val="0"/>
               </w:rPr>
-              <w:t>1,249</w:t>
+              <w:t>비용</w:t>
             </w:r>
           </w:p>
         </w:tc>
@@ -574,7 +1959,7 @@
                 <w:rFonts w:ascii="맑은 고딕" w:hAnsi="맑은 고딕" w:eastAsia="맑은 고딕" w:cs="맑은 고딕"/>
                 <w:b w:val="0"/>
               </w:rPr>
-              <w:t>18.6%</w:t>
+              <w:t>소스를 못 여는 사정이 있을 때</w:t>
             </w:r>
           </w:p>
         </w:tc>
@@ -589,9 +1974,9 @@
             <w:r>
               <w:rPr>
                 <w:rFonts w:ascii="맑은 고딕" w:hAnsi="맑은 고딕" w:eastAsia="맑은 고딕" w:cs="맑은 고딕"/>
-                <w:b w:val="0"/>
+                <w:b/>
               </w:rPr>
-              <w:t>되살림 (검출기가 놓친 것)</w:t>
+              <w:t>③ ultralytics 를 안 싣는다</w:t>
             </w:r>
           </w:p>
         </w:tc>
@@ -606,7 +1991,7 @@
                 <w:rFonts w:ascii="맑은 고딕" w:hAnsi="맑은 고딕" w:eastAsia="맑은 고딕" w:cs="맑은 고딕"/>
                 <w:b w:val="0"/>
               </w:rPr>
-              <w:t>635</w:t>
+              <w:t>다시 학습해야 한다</w:t>
             </w:r>
           </w:p>
         </w:tc>
@@ -621,54 +2006,7 @@
                 <w:rFonts w:ascii="맑은 고딕" w:hAnsi="맑은 고딕" w:eastAsia="맑은 고딕" w:cs="맑은 고딕"/>
                 <w:b w:val="0"/>
               </w:rPr>
-              <w:t>9.4%</w:t>
-            </w:r>
-          </w:p>
-        </w:tc>
-      </w:tr>
-      <w:tr>
-        <w:tc>
-          <w:tcPr>
-            <w:tcW w:type="dxa" w:w="3213"/>
-          </w:tcPr>
-          <w:p>
-            <w:r/>
-            <w:r>
-              <w:rPr>
-                <w:rFonts w:ascii="맑은 고딕" w:hAnsi="맑은 고딕" w:eastAsia="맑은 고딕" w:cs="맑은 고딕"/>
-                <w:b w:val="0"/>
-              </w:rPr>
-              <w:t>메모</w:t>
-            </w:r>
-          </w:p>
-        </w:tc>
-        <w:tc>
-          <w:tcPr>
-            <w:tcW w:type="dxa" w:w="3213"/>
-          </w:tcPr>
-          <w:p>
-            <w:r/>
-            <w:r>
-              <w:rPr>
-                <w:rFonts w:ascii="맑은 고딕" w:hAnsi="맑은 고딕" w:eastAsia="맑은 고딕" w:cs="맑은 고딕"/>
-                <w:b w:val="0"/>
-              </w:rPr>
-              <w:t>2</w:t>
-            </w:r>
-          </w:p>
-        </w:tc>
-        <w:tc>
-          <w:tcPr>
-            <w:tcW w:type="dxa" w:w="3213"/>
-          </w:tcPr>
-          <w:p>
-            <w:r/>
-            <w:r>
-              <w:rPr>
-                <w:rFonts w:ascii="맑은 고딕" w:hAnsi="맑은 고딕" w:eastAsia="맑은 고딕" w:cs="맑은 고딕"/>
-                <w:b w:val="0"/>
-              </w:rPr>
-              <w:t>0.03%</w:t>
+              <w:t>소스는 열기 싫고 돈도 안 쓸 때</w:t>
             </w:r>
           </w:p>
         </w:tc>
@@ -682,46 +2020,38 @@
       <w:r>
         <w:rPr>
           <w:rFonts w:ascii="맑은 고딕" w:hAnsi="맑은 고딕" w:eastAsia="맑은 고딕" w:cs="맑은 고딕"/>
-          <w:b/>
+          <w:b w:val="0"/>
         </w:rPr>
-        <w:t>여기서 나오는 결론이 이 문서 전체를 지배한다.</w:t>
+        <w:t xml:space="preserve">③ 을 택하면 Apache 2.0 계열로 갈아탄다 — YOLOX · MMDetection(RTMDet-Ins) · detectron2 등. </w:t>
       </w:r>
-    </w:p>
-    <w:p>
-      <w:pPr>
-        <w:ind w:left="360"/>
-      </w:pPr>
       <w:r>
         <w:rPr>
           <w:rFonts w:ascii="맑은 고딕" w:hAnsi="맑은 고딕" w:eastAsia="맑은 고딕" w:cs="맑은 고딕"/>
           <w:b/>
-          <w:i/>
         </w:rPr>
-        <w:t>이 작업은 "많이 보고 조금 고친다" 이다.</w:t>
+        <w:t>가중치까지 AGPL 이 따라가는지는 다툼의 여지가 있다.</w:t>
       </w:r>
       <w:r>
         <w:rPr>
           <w:rFonts w:ascii="맑은 고딕" w:hAnsi="맑은 고딕" w:eastAsia="맑은 고딕" w:cs="맑은 고딕"/>
           <w:b w:val="0"/>
-          <w:i/>
         </w:rPr>
-        <w:t xml:space="preserve"> 203개를 훑어서 15개를 손댄다. 나머지 188개는 </w:t>
+        <w:t xml:space="preserve"> ultralytics 로 학습한 </w:t>
       </w:r>
       <w:r>
         <w:rPr>
-          <w:rFonts w:ascii="맑은 고딕" w:hAnsi="맑은 고딕" w:eastAsia="맑은 고딕" w:cs="맑은 고딕"/>
-          <w:b/>
-          <w:i/>
+          <w:rFonts w:ascii="D2Coding" w:hAnsi="D2Coding" w:eastAsia="D2Coding" w:cs="D2Coding"/>
+          <w:color w:val="C0362C"/>
+          <w:sz w:val="19"/>
         </w:rPr>
-        <w:t>보고 그냥 넘어간다.</w:t>
+        <w:t>best.pt</w:t>
       </w:r>
       <w:r>
         <w:rPr>
           <w:rFonts w:ascii="맑은 고딕" w:hAnsi="맑은 고딕" w:eastAsia="맑은 고딕" w:cs="맑은 고딕"/>
           <w:b w:val="0"/>
-          <w:i/>
         </w:rPr>
-        <w:t xml:space="preserve"> 그리고 손대는 것의 81%는 "이건 규조각이 아니다" 라는 한 가지 판단이다.</w:t>
+        <w:t xml:space="preserve"> 를 ONNX 로 내보내 중립 런타임에서 돌리면 코드 의존은 끊기지만, 배포 전에 확인이 필요하다 — 여기서 단정하지 않는다.</w:t>
       </w:r>
     </w:p>
     <w:p>
@@ -731,30 +2061,16 @@
       <w:r>
         <w:rPr>
           <w:rFonts w:ascii="맑은 고딕" w:hAnsi="맑은 고딕" w:eastAsia="맑은 고딕" w:cs="맑은 고딕"/>
-          <w:b w:val="0"/>
-        </w:rPr>
-        <w:t xml:space="preserve">그러므로 검토 속도를 정하는 것은 </w:t>
-      </w:r>
-      <w:r>
-        <w:rPr>
-          <w:rFonts w:ascii="맑은 고딕" w:hAnsi="맑은 고딕" w:eastAsia="맑은 고딕" w:cs="맑은 고딕"/>
           <w:b/>
         </w:rPr>
-        <w:t>입력 방식이 아니라 훑는 속도</w:t>
+        <w:t>이 결정이 먼저다.</w:t>
       </w:r>
       <w:r>
         <w:rPr>
           <w:rFonts w:ascii="맑은 고딕" w:hAnsi="맑은 고딕" w:eastAsia="맑은 고딕" w:cs="맑은 고딕"/>
           <w:b w:val="0"/>
         </w:rPr>
-        <w:t xml:space="preserve">다 — 사진이 얼마나 빨리 뜨는가, 확대·이동이 손에 붙는가, 초점 시리즈를 얼마나 빨리 넘겨보는가. </w:t>
-      </w:r>
-      <w:r>
-        <w:rPr>
-          <w:rFonts w:ascii="맑은 고딕" w:hAnsi="맑은 고딕" w:eastAsia="맑은 고딕" w:cs="맑은 고딕"/>
-          <w:b/>
-        </w:rPr>
-        <w:t>데스크탑이 이길 수 있는 자리가 있다면 정확히 거기다.</w:t>
+        <w:t xml:space="preserve"> ③ 이면 검출기를 다시 학습해야 하고, 그것은 데스크탑 앱보다 큰 일이다. ① 이면 지금 자산을 그대로 쓴다.</w:t>
       </w:r>
     </w:p>
     <w:p>
@@ -774,7 +2090,66 @@
           <w:b w:val="0"/>
           <w:color w:val="1A1D23"/>
         </w:rPr>
-        <w:t>2. 지금 것이 어떻게 되어 있는가</w:t>
+        <w:t>5. 서버가 없으면 가장 어려운 문제가 사라진다</w:t>
+      </w:r>
+    </w:p>
+    <w:p>
+      <w:pPr>
+        <w:spacing w:after="140"/>
+      </w:pPr>
+      <w:r>
+        <w:rPr>
+          <w:rFonts w:ascii="맑은 고딕" w:hAnsi="맑은 고딕" w:eastAsia="맑은 고딕" w:cs="맑은 고딕"/>
+          <w:b w:val="0"/>
+        </w:rPr>
+        <w:t xml:space="preserve">첫 판에서 </w:t>
+      </w:r>
+      <w:r>
+        <w:rPr>
+          <w:rFonts w:ascii="맑은 고딕" w:hAnsi="맑은 고딕" w:eastAsia="맑은 고딕" w:cs="맑은 고딕"/>
+          <w:b/>
+        </w:rPr>
+        <w:t>가장 위험하다고 적었던 것</w:t>
+      </w:r>
+      <w:r>
+        <w:rPr>
+          <w:rFonts w:ascii="맑은 고딕" w:hAnsi="맑은 고딕" w:eastAsia="맑은 고딕" w:cs="맑은 고딕"/>
+          <w:b w:val="0"/>
+        </w:rPr>
+        <w:t>은 교정 동기화였다. 지금 저장 계약이 "그 시야의 교정 전체를 갈아치운다" 라서, 오프라인 큐를 붙이면 재생성 불가한 자료를 가장 잃기 쉬운 방식으로 다루게 된다는 것이었다.</w:t>
+      </w:r>
+    </w:p>
+    <w:p>
+      <w:pPr>
+        <w:spacing w:after="140"/>
+      </w:pPr>
+      <w:r>
+        <w:rPr>
+          <w:rFonts w:ascii="맑은 고딕" w:hAnsi="맑은 고딕" w:eastAsia="맑은 고딕" w:cs="맑은 고딕"/>
+          <w:b/>
+        </w:rPr>
+        <w:t>혼자 자기 PC 에서 쓰면 그 문제가 아예 없다.</w:t>
+      </w:r>
+      <w:r>
+        <w:rPr>
+          <w:rFonts w:ascii="맑은 고딕" w:hAnsi="맑은 고딕" w:eastAsia="맑은 고딕" w:cs="맑은 고딕"/>
+          <w:b w:val="0"/>
+        </w:rPr>
+        <w:t xml:space="preserve"> DB 가 하나뿐이고, 쓰는 쪽도 하나뿐이다. 동기화도 병합도 충돌도 없다. </w:t>
+      </w:r>
+      <w:r>
+        <w:rPr>
+          <w:rFonts w:ascii="맑은 고딕" w:hAnsi="맑은 고딕" w:eastAsia="맑은 고딕" w:cs="맑은 고딕"/>
+          <w:b/>
+        </w:rPr>
+        <w:t>이것이 이 안의 가장 큰 기술적 이점이다</w:t>
+      </w:r>
+      <w:r>
+        <w:rPr>
+          <w:rFonts w:ascii="맑은 고딕" w:hAnsi="맑은 고딕" w:eastAsia="맑은 고딕" w:cs="맑은 고딕"/>
+          <w:b w:val="0"/>
+        </w:rPr>
+        <w:t xml:space="preserve"> — 속도가 아니라, 없어지는 문제 쪽이 크다.</w:t>
       </w:r>
     </w:p>
     <w:p>
@@ -784,7 +2159,7 @@
       <w:r>
         <w:drawing>
           <wp:inline xmlns:a="http://schemas.openxmlformats.org/drawingml/2006/main" xmlns:pic="http://schemas.openxmlformats.org/drawingml/2006/picture">
-            <wp:extent cx="5940000" cy="1378928"/>
+            <wp:extent cx="5940000" cy="848571"/>
             <wp:docPr id="1" name="Picture 1"/>
             <wp:cNvGraphicFramePr>
               <a:graphicFrameLocks noChangeAspect="1"/>
@@ -793,7 +2168,7 @@
               <a:graphicData uri="http://schemas.openxmlformats.org/drawingml/2006/picture">
                 <pic:pic>
                   <pic:nvPicPr>
-                    <pic:cNvPr id="0" name="mermaid-9fd73118604b.png"/>
+                    <pic:cNvPr id="0" name="mermaid-5f950256365d.png"/>
                     <pic:cNvPicPr/>
                   </pic:nvPicPr>
                   <pic:blipFill>
@@ -805,7 +2180,7 @@
                   <pic:spPr>
                     <a:xfrm>
                       <a:off x="0" y="0"/>
-                      <a:ext cx="5940000" cy="1378928"/>
+                      <a:ext cx="5940000" cy="848571"/>
                     </a:xfrm>
                     <a:prstGeom prst="rect"/>
                   </pic:spPr>
@@ -814,6 +2189,67 @@
             </a:graphic>
           </wp:inline>
         </w:drawing>
+      </w:r>
+    </w:p>
+    <w:p>
+      <w:pPr>
+        <w:spacing w:after="140"/>
+      </w:pPr>
+      <w:r>
+        <w:rPr>
+          <w:rFonts w:ascii="맑은 고딕" w:hAnsi="맑은 고딕" w:eastAsia="맑은 고딕" w:cs="맑은 고딕"/>
+          <w:b w:val="0"/>
+        </w:rPr>
+        <w:t xml:space="preserve">대신 </w:t>
+      </w:r>
+      <w:r>
+        <w:rPr>
+          <w:rFonts w:ascii="맑은 고딕" w:hAnsi="맑은 고딕" w:eastAsia="맑은 고딕" w:cs="맑은 고딕"/>
+          <w:b/>
+        </w:rPr>
+        <w:t>파이프라인 전체가 앱 안으로 들어온다.</w:t>
+      </w:r>
+      <w:r>
+        <w:rPr>
+          <w:rFonts w:ascii="맑은 고딕" w:hAnsi="맑은 고딕" w:eastAsia="맑은 고딕" w:cs="맑은 고딕"/>
+          <w:b w:val="0"/>
+        </w:rPr>
+        <w:t xml:space="preserve"> 검토 화면만 옮기는 것이 아니다 — 초점 시리즈 묶기 · 합성(all-in-focus) · 검출 · 문턱 적용까지. 실측 기준으로 합성이 슬라이드당 약 3분(</w:t>
+      </w:r>
+      <w:r>
+        <w:rPr>
+          <w:rFonts w:ascii="D2Coding" w:hAnsi="D2Coding" w:eastAsia="D2Coding" w:cs="D2Coding"/>
+          <w:color w:val="C0362C"/>
+          <w:sz w:val="19"/>
+        </w:rPr>
+        <w:t>Run</w:t>
+      </w:r>
+      <w:r>
+        <w:rPr>
+          <w:rFonts w:ascii="맑은 고딕" w:hAnsi="맑은 고딕" w:eastAsia="맑은 고딕" w:cs="맑은 고딕"/>
+          <w:b w:val="0"/>
+        </w:rPr>
+        <w:t xml:space="preserve"> 기록 평균 187초)이라 CPU 로도 감당은 된다.</w:t>
+      </w:r>
+    </w:p>
+    <w:p>
+      <w:pPr>
+        <w:pBdr>
+          <w:bottom w:val="single" w:sz="6" w:color="C8CDD5"/>
+        </w:pBdr>
+      </w:pPr>
+    </w:p>
+    <w:p>
+      <w:pPr>
+        <w:pStyle w:val="Heading2"/>
+      </w:pPr>
+      <w:r>
+        <w:rPr>
+          <w:rFonts w:ascii="맑은 고딕" w:hAnsi="맑은 고딕" w:eastAsia="맑은 고딕" w:cs="맑은 고딕"/>
+          <w:b w:val="0"/>
+          <w:color w:val="1A1D23"/>
+        </w:rPr>
+        <w:t>6. 무엇을 다시 만들어야 하는가</w:t>
       </w:r>
     </w:p>
     <w:tbl>
@@ -902,7 +2338,7 @@
                 <w:rFonts w:ascii="맑은 고딕" w:hAnsi="맑은 고딕" w:eastAsia="맑은 고딕" w:cs="맑은 고딕"/>
                 <w:b w:val="0"/>
               </w:rPr>
-              <w:t>1,819줄 (HTML+JS 한 파일)</w:t>
+              <w:t>1,819줄 (HTML+JS)</w:t>
             </w:r>
           </w:p>
         </w:tc>
@@ -966,7 +2402,7 @@
                 <w:rFonts w:ascii="맑은 고딕" w:hAnsi="맑은 고딕" w:eastAsia="맑은 고딕" w:cs="맑은 고딕"/>
                 <w:b w:val="0"/>
               </w:rPr>
-              <w:t>뷰(</w:t>
+              <w:t>뷰 · 자료 변환(</w:t>
             </w:r>
             <w:r>
               <w:rPr>
@@ -981,7 +2417,7 @@
                 <w:rFonts w:ascii="맑은 고딕" w:hAnsi="맑은 고딕" w:eastAsia="맑은 고딕" w:cs="맑은 고딕"/>
                 <w:b w:val="0"/>
               </w:rPr>
-              <w:t>) · 자료 변환(</w:t>
+              <w:t xml:space="preserve"> · </w:t>
             </w:r>
             <w:r>
               <w:rPr>
@@ -1011,7 +2447,7 @@
                 <w:rFonts w:ascii="맑은 고딕" w:hAnsi="맑은 고딕" w:eastAsia="맑은 고딕" w:cs="맑은 고딕"/>
                 <w:b w:val="0"/>
               </w:rPr>
-              <w:t>1,065 + 1,557줄</w:t>
+              <w:t>2,622줄</w:t>
             </w:r>
           </w:p>
         </w:tc>
@@ -1059,7 +2495,7 @@
           <w:rFonts w:ascii="맑은 고딕" w:hAnsi="맑은 고딕" w:eastAsia="맑은 고딕" w:cs="맑은 고딕"/>
           <w:b w:val="0"/>
         </w:rPr>
-        <w:t xml:space="preserve">의존 프레임워크가 없다 — </w:t>
+        <w:t xml:space="preserve">프레임워크에 기댄 것이 거의 없다 — </w:t>
       </w:r>
       <w:r>
         <w:rPr>
@@ -1073,7 +2509,7 @@
           <w:rFonts w:ascii="맑은 고딕" w:hAnsi="맑은 고딕" w:eastAsia="맑은 고딕" w:cs="맑은 고딕"/>
           <w:b w:val="0"/>
         </w:rPr>
-        <w:t xml:space="preserve"> 이것이 뒤에서 중요해진다.</w:t>
+        <w:t xml:space="preserve"> 옮겨 붙일 수 없다.</w:t>
       </w:r>
     </w:p>
     <w:p>
@@ -1083,88 +2519,56 @@
       <w:r>
         <w:rPr>
           <w:rFonts w:ascii="맑은 고딕" w:hAnsi="맑은 고딕" w:eastAsia="맑은 고딕" w:cs="맑은 고딕"/>
+          <w:b w:val="0"/>
+        </w:rPr>
+        <w:t xml:space="preserve">그 코드에는 </w:t>
+      </w:r>
+      <w:r>
+        <w:rPr>
+          <w:rFonts w:ascii="맑은 고딕" w:hAnsi="맑은 고딕" w:eastAsia="맑은 고딕" w:cs="맑은 고딕"/>
           <w:b/>
         </w:rPr>
-        <w:t>이미 하는 일</w:t>
+        <w:t>한 번씩 당하고 얻은 판단이 박혀 있다</w:t>
       </w:r>
       <w:r>
         <w:rPr>
           <w:rFonts w:ascii="맑은 고딕" w:hAnsi="맑은 고딕" w:eastAsia="맑은 고딕" w:cs="맑은 고딕"/>
           <w:b w:val="0"/>
         </w:rPr>
-        <w:t>(데스크탑으로 옮기면 전부 다시 만들어야 하는 것):</w:t>
+        <w:t xml:space="preserve"> — 캐시된 dict 를 고치지 않는 것, 지운 개체를 골랐을 때 "선택 없음" 이라고 하지 않는 것 같은. 다시 쓰면 그 사고들을 다시 겪는다. </w:t>
+      </w:r>
+      <w:r>
+        <w:rPr>
+          <w:rFonts w:ascii="맑은 고딕" w:hAnsi="맑은 고딕" w:eastAsia="맑은 고딕" w:cs="맑은 고딕"/>
+          <w:b/>
+        </w:rPr>
+        <w:t>`_detection.html` 의 주석을 설계 문서로 읽고 시작할 것.</w:t>
       </w:r>
     </w:p>
     <w:p>
       <w:pPr>
-        <w:pStyle w:val="ListBullet"/>
+        <w:spacing w:after="140"/>
       </w:pPr>
       <w:r>
         <w:rPr>
           <w:rFonts w:ascii="맑은 고딕" w:hAnsi="맑은 고딕" w:eastAsia="맑은 고딕" w:cs="맑은 고딕"/>
           <w:b w:val="0"/>
         </w:rPr>
-        <w:t>원본 2752×2208 을 1600px 로 줄여 띄우고, 확대·이동·확대율 표시</w:t>
+        <w:t xml:space="preserve">반대로 </w:t>
       </w:r>
-    </w:p>
-    <w:p>
-      <w:pPr>
-        <w:pStyle w:val="ListBullet"/>
-      </w:pPr>
+      <w:r>
+        <w:rPr>
+          <w:rFonts w:ascii="맑은 고딕" w:hAnsi="맑은 고딕" w:eastAsia="맑은 고딕" w:cs="맑은 고딕"/>
+          <w:b/>
+        </w:rPr>
+        <w:t>파이썬 쪽은 거의 그대로 간다</w:t>
+      </w:r>
       <w:r>
         <w:rPr>
           <w:rFonts w:ascii="맑은 고딕" w:hAnsi="맑은 고딕" w:eastAsia="맑은 고딕" w:cs="맑은 고딕"/>
           <w:b w:val="0"/>
         </w:rPr>
-        <w:t>후보 203개의 마스크를 SVG 폴리곤으로 겹쳐 그리고 분류별 색·투명도</w:t>
-      </w:r>
-    </w:p>
-    <w:p>
-      <w:pPr>
-        <w:pStyle w:val="ListBullet"/>
-      </w:pPr>
-      <w:r>
-        <w:rPr>
-          <w:rFonts w:ascii="맑은 고딕" w:hAnsi="맑은 고딕" w:eastAsia="맑은 고딕" w:cs="맑은 고딕"/>
-          <w:b w:val="0"/>
-        </w:rPr>
-        <w:t>레이어 토글(마스크를 끄고 원본을 확인)</w:t>
-      </w:r>
-    </w:p>
-    <w:p>
-      <w:pPr>
-        <w:pStyle w:val="ListBullet"/>
-      </w:pPr>
-      <w:r>
-        <w:rPr>
-          <w:rFonts w:ascii="맑은 고딕" w:hAnsi="맑은 고딕" w:eastAsia="맑은 고딕" w:cs="맑은 고딕"/>
-          <w:b w:val="0"/>
-        </w:rPr>
-        <w:t>초점 시리즈 캐러셀 — 같은 자리를 초점 다르게 찍은 프레임을 넘겨본다</w:t>
-      </w:r>
-    </w:p>
-    <w:p>
-      <w:pPr>
-        <w:pStyle w:val="ListBullet"/>
-      </w:pPr>
-      <w:r>
-        <w:rPr>
-          <w:rFonts w:ascii="맑은 고딕" w:hAnsi="맑은 고딕" w:eastAsia="맑은 고딕" w:cs="맑은 고딕"/>
-          <w:b w:val="0"/>
-        </w:rPr>
-        <w:t>개체 선택(단일·Shift 다중), 삭제/되살림, 분류 지정 단축키, 메모</w:t>
-      </w:r>
-    </w:p>
-    <w:p>
-      <w:pPr>
-        <w:pStyle w:val="ListBullet"/>
-      </w:pPr>
-      <w:r>
-        <w:rPr>
-          <w:rFonts w:ascii="맑은 고딕" w:hAnsi="맑은 고딕" w:eastAsia="맑은 고딕" w:cs="맑은 고딕"/>
-          <w:b w:val="0"/>
-        </w:rPr>
-        <w:t>개체 목록 탭 · 검출 갤러리(</w:t>
+        <w:t xml:space="preserve"> — </w:t>
       </w:r>
       <w:r>
         <w:rPr>
@@ -1172,38 +2576,14 @@
           <w:color w:val="C0362C"/>
           <w:sz w:val="19"/>
         </w:rPr>
-        <w:t>/crops</w:t>
+        <w:t>judge.py</w:t>
       </w:r>
       <w:r>
         <w:rPr>
           <w:rFonts w:ascii="맑은 고딕" w:hAnsi="맑은 고딕" w:eastAsia="맑은 고딕" w:cs="맑은 고딕"/>
           <w:b w:val="0"/>
         </w:rPr>
-        <w:t>) · 계측 표</w:t>
-      </w:r>
-    </w:p>
-    <w:p>
-      <w:pPr>
-        <w:pStyle w:val="ListBullet"/>
-      </w:pPr>
-      <w:r>
-        <w:rPr>
-          <w:rFonts w:ascii="맑은 고딕" w:hAnsi="맑은 고딕" w:eastAsia="맑은 고딕" w:cs="맑은 고딕"/>
-          <w:b w:val="0"/>
-        </w:rPr>
-        <w:t>시야 간 이동과 지연 저장(떠나기 전에 밀어냄)</w:t>
-      </w:r>
-    </w:p>
-    <w:p>
-      <w:pPr>
-        <w:pStyle w:val="ListBullet"/>
-      </w:pPr>
-      <w:r>
-        <w:rPr>
-          <w:rFonts w:ascii="맑은 고딕" w:hAnsi="맑은 고딕" w:eastAsia="맑은 고딕" w:cs="맑은 고딕"/>
-          <w:b w:val="0"/>
-        </w:rPr>
-        <w:t>문턱 조정 미리보기, 엔진 견주기(</w:t>
+        <w:t xml:space="preserve"> · </w:t>
       </w:r>
       <w:r>
         <w:rPr>
@@ -1211,14 +2591,73 @@
           <w:color w:val="C0362C"/>
           <w:sz w:val="19"/>
         </w:rPr>
-        <w:t>/engine/</w:t>
+        <w:t>data.py</w:t>
       </w:r>
       <w:r>
         <w:rPr>
           <w:rFonts w:ascii="맑은 고딕" w:hAnsi="맑은 고딕" w:eastAsia="맑은 고딕" w:cs="맑은 고딕"/>
           <w:b w:val="0"/>
         </w:rPr>
-        <w:t>, 읽기 전용)</w:t>
+        <w:t xml:space="preserve"> · </w:t>
+      </w:r>
+      <w:r>
+        <w:rPr>
+          <w:rFonts w:ascii="D2Coding" w:hAnsi="D2Coding" w:eastAsia="D2Coding" w:cs="D2Coding"/>
+          <w:color w:val="C0362C"/>
+          <w:sz w:val="19"/>
+        </w:rPr>
+        <w:t>models.py</w:t>
+      </w:r>
+      <w:r>
+        <w:rPr>
+          <w:rFonts w:ascii="맑은 고딕" w:hAnsi="맑은 고딕" w:eastAsia="맑은 고딕" w:cs="맑은 고딕"/>
+          <w:b w:val="0"/>
+        </w:rPr>
+        <w:t xml:space="preserve"> · </w:t>
+      </w:r>
+      <w:r>
+        <w:rPr>
+          <w:rFonts w:ascii="D2Coding" w:hAnsi="D2Coding" w:eastAsia="D2Coding" w:cs="D2Coding"/>
+          <w:color w:val="C0362C"/>
+          <w:sz w:val="19"/>
+        </w:rPr>
+        <w:t>focus_stack.py</w:t>
+      </w:r>
+      <w:r>
+        <w:rPr>
+          <w:rFonts w:ascii="맑은 고딕" w:hAnsi="맑은 고딕" w:eastAsia="맑은 고딕" w:cs="맑은 고딕"/>
+          <w:b w:val="0"/>
+        </w:rPr>
+        <w:t xml:space="preserve"> · </w:t>
+      </w:r>
+      <w:r>
+        <w:rPr>
+          <w:rFonts w:ascii="D2Coding" w:hAnsi="D2Coding" w:eastAsia="D2Coding" w:cs="D2Coding"/>
+          <w:color w:val="C0362C"/>
+          <w:sz w:val="19"/>
+        </w:rPr>
+        <w:t>segment_diatoms.py</w:t>
+      </w:r>
+      <w:r>
+        <w:rPr>
+          <w:rFonts w:ascii="맑은 고딕" w:hAnsi="맑은 고딕" w:eastAsia="맑은 고딕" w:cs="맑은 고딕"/>
+          <w:b w:val="0"/>
+        </w:rPr>
+        <w:t xml:space="preserve">. 데스크탑도 파이썬이면 </w:t>
+      </w:r>
+      <w:r>
+        <w:rPr>
+          <w:rFonts w:ascii="맑은 고딕" w:hAnsi="맑은 고딕" w:eastAsia="맑은 고딕" w:cs="맑은 고딕"/>
+          <w:b/>
+        </w:rPr>
+        <w:t>판정 규칙이 한 벌로 유지된다.</w:t>
+      </w:r>
+      <w:r>
+        <w:rPr>
+          <w:rFonts w:ascii="맑은 고딕" w:hAnsi="맑은 고딕" w:eastAsia="맑은 고딕" w:cs="맑은 고딕"/>
+          <w:b w:val="0"/>
+        </w:rPr>
+        <w:t xml:space="preserve"> 이것이 스택 선택의 핵심 근거다.</w:t>
       </w:r>
     </w:p>
     <w:p>
@@ -1238,1212 +2677,7 @@
           <w:b w:val="0"/>
           <w:color w:val="1A1D23"/>
         </w:rPr>
-        <w:t>3. 데스크탑으로 옮기면 무엇을 얻는가</w:t>
-      </w:r>
-    </w:p>
-    <w:p>
-      <w:pPr>
-        <w:spacing w:after="140"/>
-      </w:pPr>
-      <w:r>
-        <w:rPr>
-          <w:rFonts w:ascii="맑은 고딕" w:hAnsi="맑은 고딕" w:eastAsia="맑은 고딕" w:cs="맑은 고딕"/>
-          <w:b w:val="0"/>
-        </w:rPr>
-        <w:t xml:space="preserve">정직하게 </w:t>
-      </w:r>
-      <w:r>
-        <w:rPr>
-          <w:rFonts w:ascii="맑은 고딕" w:hAnsi="맑은 고딕" w:eastAsia="맑은 고딕" w:cs="맑은 고딕"/>
-          <w:b/>
-        </w:rPr>
-        <w:t>네 가지뿐</w:t>
-      </w:r>
-      <w:r>
-        <w:rPr>
-          <w:rFonts w:ascii="맑은 고딕" w:hAnsi="맑은 고딕" w:eastAsia="맑은 고딕" w:cs="맑은 고딕"/>
-          <w:b w:val="0"/>
-        </w:rPr>
-        <w:t>이고, 그중 값이 큰 것은 둘이다.</w:t>
-      </w:r>
-    </w:p>
-    <w:p>
-      <w:pPr>
-        <w:pStyle w:val="Heading3"/>
-      </w:pPr>
-      <w:r>
-        <w:rPr>
-          <w:rFonts w:ascii="맑은 고딕" w:hAnsi="맑은 고딕" w:eastAsia="맑은 고딕" w:cs="맑은 고딕"/>
-          <w:b w:val="0"/>
-          <w:color w:val="1A1D23"/>
-        </w:rPr>
-        <w:t>3.1 원본 해상도를 직접 다룬다 (가장 큰 이득)</w:t>
-      </w:r>
-    </w:p>
-    <w:p>
-      <w:pPr>
-        <w:spacing w:after="140"/>
-      </w:pPr>
-      <w:r>
-        <w:rPr>
-          <w:rFonts w:ascii="맑은 고딕" w:hAnsi="맑은 고딕" w:eastAsia="맑은 고딕" w:cs="맑은 고딕"/>
-          <w:b w:val="0"/>
-        </w:rPr>
-        <w:t xml:space="preserve">지금은 1600px 축소본을 띄우고, 확대하면 </w:t>
-      </w:r>
-      <w:r>
-        <w:rPr>
-          <w:rFonts w:ascii="맑은 고딕" w:hAnsi="맑은 고딕" w:eastAsia="맑은 고딕" w:cs="맑은 고딕"/>
-          <w:b/>
-        </w:rPr>
-        <w:t>더 큰 축소본을 HTTP 로 다시 받는다.</w:t>
-      </w:r>
-      <w:r>
-        <w:rPr>
-          <w:rFonts w:ascii="맑은 고딕" w:hAnsi="맑은 고딕" w:eastAsia="맑은 고딕" w:cs="맑은 고딕"/>
-          <w:b w:val="0"/>
-        </w:rPr>
-        <w:t xml:space="preserve"> 데스크탑은 2752×2208 원본을 메모리에 얹고 GPU 로 확대·이동한다 — 왕복이 없다.</w:t>
-      </w:r>
-    </w:p>
-    <w:p>
-      <w:pPr>
-        <w:spacing w:after="140"/>
-      </w:pPr>
-      <w:r>
-        <w:rPr>
-          <w:rFonts w:ascii="맑은 고딕" w:hAnsi="맑은 고딕" w:eastAsia="맑은 고딕" w:cs="맑은 고딕"/>
-          <w:b/>
-        </w:rPr>
-        <w:t>203개를 훑는 작업에서 이 차이는 누적된다.</w:t>
-      </w:r>
-      <w:r>
-        <w:rPr>
-          <w:rFonts w:ascii="맑은 고딕" w:hAnsi="맑은 고딕" w:eastAsia="맑은 고딕" w:cs="맑은 고딕"/>
-          <w:b w:val="0"/>
-        </w:rPr>
-        <w:t xml:space="preserve"> 시야 하나에 20번 확대한다면 452 시야 × 20 = 9,040번의 왕복이 사라진다.</w:t>
-      </w:r>
-    </w:p>
-    <w:p>
-      <w:pPr>
-        <w:pStyle w:val="Heading3"/>
-      </w:pPr>
-      <w:r>
-        <w:rPr>
-          <w:rFonts w:ascii="맑은 고딕" w:hAnsi="맑은 고딕" w:eastAsia="맑은 고딕" w:cs="맑은 고딕"/>
-          <w:b w:val="0"/>
-          <w:color w:val="1A1D23"/>
-        </w:rPr>
-        <w:t>3.2 초점 시리즈를 진짜로 "넘겨본다"</w:t>
-      </w:r>
-    </w:p>
-    <w:p>
-      <w:pPr>
-        <w:spacing w:after="140"/>
-      </w:pPr>
-      <w:r>
-        <w:rPr>
-          <w:rFonts w:ascii="맑은 고딕" w:hAnsi="맑은 고딕" w:eastAsia="맑은 고딕" w:cs="맑은 고딕"/>
-          <w:b w:val="0"/>
-        </w:rPr>
-        <w:t xml:space="preserve">규조각인지 아닌지는 </w:t>
-      </w:r>
-      <w:r>
-        <w:rPr>
-          <w:rFonts w:ascii="맑은 고딕" w:hAnsi="맑은 고딕" w:eastAsia="맑은 고딕" w:cs="맑은 고딕"/>
-          <w:b/>
-        </w:rPr>
-        <w:t>초점을 위아래로 흔들어 보면</w:t>
-      </w:r>
-      <w:r>
-        <w:rPr>
-          <w:rFonts w:ascii="맑은 고딕" w:hAnsi="맑은 고딕" w:eastAsia="맑은 고딕" w:cs="맑은 고딕"/>
-          <w:b w:val="0"/>
-        </w:rPr>
-        <w:t xml:space="preserve"> 판별되는 경우가 많다. 지금은 프레임마다 이미지를 새로 받는다. 데스크탑이라면 시리즈를 통째로 메모리에 올려 두고 </w:t>
-      </w:r>
-      <w:r>
-        <w:rPr>
-          <w:rFonts w:ascii="맑은 고딕" w:hAnsi="맑은 고딕" w:eastAsia="맑은 고딕" w:cs="맑은 고딕"/>
-          <w:b/>
-        </w:rPr>
-        <w:t>휠로 초점을 훑을 수 있다.</w:t>
-      </w:r>
-      <w:r>
-        <w:rPr>
-          <w:rFonts w:ascii="맑은 고딕" w:hAnsi="맑은 고딕" w:eastAsia="맑은 고딕" w:cs="맑은 고딕"/>
-          <w:b w:val="0"/>
-        </w:rPr>
-        <w:t xml:space="preserve"> 이것은 웹에서 흉내 내기 어렵고, 분류 정확도에 직접 영향을 준다.</w:t>
-      </w:r>
-    </w:p>
-    <w:p>
-      <w:pPr>
-        <w:pStyle w:val="Heading3"/>
-      </w:pPr>
-      <w:r>
-        <w:rPr>
-          <w:rFonts w:ascii="맑은 고딕" w:hAnsi="맑은 고딕" w:eastAsia="맑은 고딕" w:cs="맑은 고딕"/>
-          <w:b w:val="0"/>
-          <w:color w:val="1A1D23"/>
-        </w:rPr>
-        <w:t>3.3 사내망 밖에서도 쓴다</w:t>
-      </w:r>
-    </w:p>
-    <w:p>
-      <w:pPr>
-        <w:spacing w:after="140"/>
-      </w:pPr>
-      <w:r>
-        <w:rPr>
-          <w:rFonts w:ascii="맑은 고딕" w:hAnsi="맑은 고딕" w:eastAsia="맑은 고딕" w:cs="맑은 고딕"/>
-          <w:b w:val="0"/>
-        </w:rPr>
-        <w:t xml:space="preserve">지금 뷰어는 사내 VPN 안에서만 열린다. 데스크탑 앱 + 로컬 사본이면 </w:t>
-      </w:r>
-      <w:r>
-        <w:rPr>
-          <w:rFonts w:ascii="맑은 고딕" w:hAnsi="맑은 고딕" w:eastAsia="맑은 고딕" w:cs="맑은 고딕"/>
-          <w:b/>
-        </w:rPr>
-        <w:t>현장·출장· 집에서도</w:t>
-      </w:r>
-      <w:r>
-        <w:rPr>
-          <w:rFonts w:ascii="맑은 고딕" w:hAnsi="맑은 고딕" w:eastAsia="맑은 고딕" w:cs="맑은 고딕"/>
-          <w:b w:val="0"/>
-        </w:rPr>
-        <w:t xml:space="preserve"> 검토가 된다. 밀린 109 시야가 "자리에 앉아야만 줄어드는" 상태를 푼다.</w:t>
-      </w:r>
-    </w:p>
-    <w:p>
-      <w:pPr>
-        <w:ind w:left="360"/>
-      </w:pPr>
-      <w:r>
-        <w:rPr>
-          <w:rFonts w:ascii="맑은 고딕" w:hAnsi="맑은 고딕" w:eastAsia="맑은 고딕" w:cs="맑은 고딕"/>
-          <w:b w:val="0"/>
-          <w:i/>
-        </w:rPr>
-        <w:t xml:space="preserve">사진 전체가 </w:t>
-      </w:r>
-      <w:r>
-        <w:rPr>
-          <w:rFonts w:ascii="맑은 고딕" w:hAnsi="맑은 고딕" w:eastAsia="맑은 고딕" w:cs="맑은 고딕"/>
-          <w:b/>
-          <w:i/>
-        </w:rPr>
-        <w:t>3.8 GB</w:t>
-      </w:r>
-      <w:r>
-        <w:rPr>
-          <w:rFonts w:ascii="맑은 고딕" w:hAnsi="맑은 고딕" w:eastAsia="맑은 고딕" w:cs="맑은 고딕"/>
-          <w:b w:val="0"/>
-          <w:i/>
-        </w:rPr>
-        <w:t xml:space="preserve"> 다. 노트북 한 대에 통째로 들어간다 — 이 규모가 오프라인을 현실적인 선택지로 만든다. 100 GB 였다면 이 절은 성립하지 않는다.</w:t>
-      </w:r>
-    </w:p>
-    <w:p>
-      <w:pPr>
-        <w:pStyle w:val="Heading3"/>
-      </w:pPr>
-      <w:r>
-        <w:rPr>
-          <w:rFonts w:ascii="맑은 고딕" w:hAnsi="맑은 고딕" w:eastAsia="맑은 고딕" w:cs="맑은 고딕"/>
-          <w:b w:val="0"/>
-          <w:color w:val="1A1D23"/>
-        </w:rPr>
-        <w:t>3.4 배포가 사람에게 붙는다</w:t>
-      </w:r>
-    </w:p>
-    <w:p>
-      <w:pPr>
-        <w:spacing w:after="140"/>
-      </w:pPr>
-      <w:r>
-        <w:rPr>
-          <w:rFonts w:ascii="맑은 고딕" w:hAnsi="맑은 고딕" w:eastAsia="맑은 고딕" w:cs="맑은 고딕"/>
-          <w:b w:val="0"/>
-        </w:rPr>
-        <w:t xml:space="preserve">협업자에게 "이 주소로 들어오세요" 가 아니라 설치 파일을 준다. 다만 </w:t>
-      </w:r>
-      <w:r>
-        <w:rPr>
-          <w:rFonts w:ascii="맑은 고딕" w:hAnsi="맑은 고딕" w:eastAsia="맑은 고딕" w:cs="맑은 고딕"/>
-          <w:b/>
-        </w:rPr>
-        <w:t>이건 장점이자 곧 5절의 비용</w:t>
-      </w:r>
-      <w:r>
-        <w:rPr>
-          <w:rFonts w:ascii="맑은 고딕" w:hAnsi="맑은 고딕" w:eastAsia="맑은 고딕" w:cs="맑은 고딕"/>
-          <w:b w:val="0"/>
-        </w:rPr>
-        <w:t>이다.</w:t>
-      </w:r>
-    </w:p>
-    <w:p>
-      <w:pPr>
-        <w:pBdr>
-          <w:bottom w:val="single" w:sz="6" w:color="C8CDD5"/>
-        </w:pBdr>
-      </w:pPr>
-    </w:p>
-    <w:p>
-      <w:pPr>
-        <w:pStyle w:val="Heading2"/>
-      </w:pPr>
-      <w:r>
-        <w:rPr>
-          <w:rFonts w:ascii="맑은 고딕" w:hAnsi="맑은 고딕" w:eastAsia="맑은 고딕" w:cs="맑은 고딕"/>
-          <w:b w:val="0"/>
-          <w:color w:val="1A1D23"/>
-        </w:rPr>
-        <w:t>4. 결정을 가르는 질문 셋</w:t>
-      </w:r>
-    </w:p>
-    <w:p>
-      <w:pPr>
-        <w:spacing w:after="140"/>
-      </w:pPr>
-      <w:r>
-        <w:rPr>
-          <w:rFonts w:ascii="맑은 고딕" w:hAnsi="맑은 고딕" w:eastAsia="맑은 고딕" w:cs="맑은 고딕"/>
-          <w:b/>
-        </w:rPr>
-        <w:t>이 세 답이 정해지기 전에는 어떤 스택 논의도 이르다.</w:t>
-      </w:r>
-    </w:p>
-    <w:tbl>
-      <w:tblPr>
-        <w:tblStyle w:val="TableGrid"/>
-        <w:tblW w:type="auto" w:w="0"/>
-        <w:jc w:val="center"/>
-        <w:tblLook w:firstColumn="1" w:firstRow="1" w:lastColumn="0" w:lastRow="0" w:noHBand="0" w:noVBand="1" w:val="04A0"/>
-      </w:tblPr>
-      <w:tblGrid>
-        <w:gridCol w:w="3213"/>
-        <w:gridCol w:w="3213"/>
-        <w:gridCol w:w="3213"/>
-      </w:tblGrid>
-      <w:tr>
-        <w:tc>
-          <w:tcPr>
-            <w:tcW w:type="dxa" w:w="3213"/>
-            <w:shd w:val="clear" w:fill="EDF0F4"/>
-          </w:tcPr>
-          <w:p>
-            <w:pPr>
-              <w:jc w:val="center"/>
-            </w:pPr>
-            <w:r/>
-            <w:r>
-              <w:rPr>
-                <w:rFonts w:ascii="맑은 고딕" w:hAnsi="맑은 고딕" w:eastAsia="맑은 고딕" w:cs="맑은 고딕"/>
-                <w:b/>
-              </w:rPr>
-              <w:t>질문</w:t>
-            </w:r>
-          </w:p>
-        </w:tc>
-        <w:tc>
-          <w:tcPr>
-            <w:tcW w:type="dxa" w:w="3213"/>
-            <w:shd w:val="clear" w:fill="EDF0F4"/>
-          </w:tcPr>
-          <w:p>
-            <w:pPr>
-              <w:jc w:val="center"/>
-            </w:pPr>
-            <w:r/>
-            <w:r>
-              <w:rPr>
-                <w:rFonts w:ascii="맑은 고딕" w:hAnsi="맑은 고딕" w:eastAsia="맑은 고딕" w:cs="맑은 고딕"/>
-                <w:b/>
-              </w:rPr>
-              <w:t>답이 "예" 면</w:t>
-            </w:r>
-          </w:p>
-        </w:tc>
-        <w:tc>
-          <w:tcPr>
-            <w:tcW w:type="dxa" w:w="3213"/>
-            <w:shd w:val="clear" w:fill="EDF0F4"/>
-          </w:tcPr>
-          <w:p>
-            <w:pPr>
-              <w:jc w:val="center"/>
-            </w:pPr>
-            <w:r/>
-            <w:r>
-              <w:rPr>
-                <w:rFonts w:ascii="맑은 고딕" w:hAnsi="맑은 고딕" w:eastAsia="맑은 고딕" w:cs="맑은 고딕"/>
-                <w:b/>
-              </w:rPr>
-              <w:t>답이 "아니오" 면</w:t>
-            </w:r>
-          </w:p>
-        </w:tc>
-      </w:tr>
-      <w:tr>
-        <w:tc>
-          <w:tcPr>
-            <w:tcW w:type="dxa" w:w="3213"/>
-          </w:tcPr>
-          <w:p>
-            <w:r/>
-            <w:r>
-              <w:rPr>
-                <w:rFonts w:ascii="맑은 고딕" w:hAnsi="맑은 고딕" w:eastAsia="맑은 고딕" w:cs="맑은 고딕"/>
-                <w:b/>
-              </w:rPr>
-              <w:t>① 검토자가 둘 이상인가?</w:t>
-            </w:r>
-          </w:p>
-        </w:tc>
-        <w:tc>
-          <w:tcPr>
-            <w:tcW w:type="dxa" w:w="3213"/>
-          </w:tcPr>
-          <w:p>
-            <w:r/>
-            <w:r>
-              <w:rPr>
-                <w:rFonts w:ascii="맑은 고딕" w:hAnsi="맑은 고딕" w:eastAsia="맑은 고딕" w:cs="맑은 고딕"/>
-                <w:b w:val="0"/>
-              </w:rPr>
-              <w:t>서버가 진실의 원본이어야 한다. 동기화·충돌 설계가 필수</w:t>
-            </w:r>
-          </w:p>
-        </w:tc>
-        <w:tc>
-          <w:tcPr>
-            <w:tcW w:type="dxa" w:w="3213"/>
-          </w:tcPr>
-          <w:p>
-            <w:r/>
-            <w:r>
-              <w:rPr>
-                <w:rFonts w:ascii="맑은 고딕" w:hAnsi="맑은 고딕" w:eastAsia="맑은 고딕" w:cs="맑은 고딕"/>
-                <w:b w:val="0"/>
-              </w:rPr>
-              <w:t>로컬 SQLite 한 벌로 끝난다. 난도가 절반 이하로 떨어진다</w:t>
-            </w:r>
-          </w:p>
-        </w:tc>
-      </w:tr>
-      <w:tr>
-        <w:tc>
-          <w:tcPr>
-            <w:tcW w:type="dxa" w:w="3213"/>
-          </w:tcPr>
-          <w:p>
-            <w:r/>
-            <w:r>
-              <w:rPr>
-                <w:rFonts w:ascii="맑은 고딕" w:hAnsi="맑은 고딕" w:eastAsia="맑은 고딕" w:cs="맑은 고딕"/>
-                <w:b/>
-              </w:rPr>
-              <w:t>② 사내망 밖에서 써야 하는가?</w:t>
-            </w:r>
-          </w:p>
-        </w:tc>
-        <w:tc>
-          <w:tcPr>
-            <w:tcW w:type="dxa" w:w="3213"/>
-          </w:tcPr>
-          <w:p>
-            <w:r/>
-            <w:r>
-              <w:rPr>
-                <w:rFonts w:ascii="맑은 고딕" w:hAnsi="맑은 고딕" w:eastAsia="맑은 고딕" w:cs="맑은 고딕"/>
-                <w:b w:val="0"/>
-              </w:rPr>
-              <w:t xml:space="preserve">오프라인 큐와 병합이 필요하다 — </w:t>
-            </w:r>
-            <w:r>
-              <w:rPr>
-                <w:rFonts w:ascii="맑은 고딕" w:hAnsi="맑은 고딕" w:eastAsia="맑은 고딕" w:cs="맑은 고딕"/>
-                <w:b/>
-              </w:rPr>
-              <w:t>여기가 가장 위험하다</w:t>
-            </w:r>
-            <w:r>
-              <w:rPr>
-                <w:rFonts w:ascii="맑은 고딕" w:hAnsi="맑은 고딕" w:eastAsia="맑은 고딕" w:cs="맑은 고딕"/>
-                <w:b w:val="0"/>
-              </w:rPr>
-              <w:t>(6.3)</w:t>
-            </w:r>
-          </w:p>
-        </w:tc>
-        <w:tc>
-          <w:tcPr>
-            <w:tcW w:type="dxa" w:w="3213"/>
-          </w:tcPr>
-          <w:p>
-            <w:r/>
-            <w:r>
-              <w:rPr>
-                <w:rFonts w:ascii="맑은 고딕" w:hAnsi="맑은 고딕" w:eastAsia="맑은 고딕" w:cs="맑은 고딕"/>
-                <w:b w:val="0"/>
-              </w:rPr>
-              <w:t>서버 API 를 그냥 부르면 된다. 데스크탑의 이득은 3.1·3.2 로 줄어든다</w:t>
-            </w:r>
-          </w:p>
-        </w:tc>
-      </w:tr>
-      <w:tr>
-        <w:tc>
-          <w:tcPr>
-            <w:tcW w:type="dxa" w:w="3213"/>
-          </w:tcPr>
-          <w:p>
-            <w:r/>
-            <w:r>
-              <w:rPr>
-                <w:rFonts w:ascii="맑은 고딕" w:hAnsi="맑은 고딕" w:eastAsia="맑은 고딕" w:cs="맑은 고딕"/>
-                <w:b/>
-              </w:rPr>
-              <w:t>③ 지금 느린 것이 화면인가, 사람인가?</w:t>
-            </w:r>
-          </w:p>
-        </w:tc>
-        <w:tc>
-          <w:tcPr>
-            <w:tcW w:type="dxa" w:w="3213"/>
-          </w:tcPr>
-          <w:p>
-            <w:r/>
-            <w:r>
-              <w:rPr>
-                <w:rFonts w:ascii="맑은 고딕" w:hAnsi="맑은 고딕" w:eastAsia="맑은 고딕" w:cs="맑은 고딕"/>
-                <w:b w:val="0"/>
-              </w:rPr>
-              <w:t>화면이면 데스크탑이 답이다</w:t>
-            </w:r>
-          </w:p>
-        </w:tc>
-        <w:tc>
-          <w:tcPr>
-            <w:tcW w:type="dxa" w:w="3213"/>
-          </w:tcPr>
-          <w:p>
-            <w:r/>
-            <w:r>
-              <w:rPr>
-                <w:rFonts w:ascii="맑은 고딕" w:hAnsi="맑은 고딕" w:eastAsia="맑은 고딕" w:cs="맑은 고딕"/>
-                <w:b w:val="0"/>
-              </w:rPr>
-              <w:t xml:space="preserve">사람이면 </w:t>
-            </w:r>
-            <w:r>
-              <w:rPr>
-                <w:rFonts w:ascii="맑은 고딕" w:hAnsi="맑은 고딕" w:eastAsia="맑은 고딕" w:cs="맑은 고딕"/>
-                <w:b/>
-              </w:rPr>
-              <w:t>데스크탑은 답이 아니다</w:t>
-            </w:r>
-            <w:r>
-              <w:rPr>
-                <w:rFonts w:ascii="맑은 고딕" w:hAnsi="맑은 고딕" w:eastAsia="맑은 고딕" w:cs="맑은 고딕"/>
-                <w:b w:val="0"/>
-              </w:rPr>
-              <w:t>(9절)</w:t>
-            </w:r>
-          </w:p>
-        </w:tc>
-      </w:tr>
-    </w:tbl>
-    <w:p/>
-    <w:p>
-      <w:pPr>
-        <w:spacing w:after="140"/>
-      </w:pPr>
-      <w:r>
-        <w:rPr>
-          <w:rFonts w:ascii="맑은 고딕" w:hAnsi="맑은 고딕" w:eastAsia="맑은 고딕" w:cs="맑은 고딕"/>
-          <w:b w:val="0"/>
-        </w:rPr>
-        <w:t xml:space="preserve">③ 에 대해서는 이미 증거가 있다. 지금 다른 작업으로 </w:t>
-      </w:r>
-      <w:r>
-        <w:rPr>
-          <w:rFonts w:ascii="맑은 고딕" w:hAnsi="맑은 고딕" w:eastAsia="맑은 고딕" w:cs="맑은 고딕"/>
-          <w:b/>
-        </w:rPr>
-        <w:t>삭제에 스페이스 단축키를 붙이는 일</w:t>
-      </w:r>
-      <w:r>
-        <w:rPr>
-          <w:rFonts w:ascii="맑은 고딕" w:hAnsi="맑은 고딕" w:eastAsia="맑은 고딕" w:cs="맑은 고딕"/>
-          <w:b w:val="0"/>
-        </w:rPr>
-        <w:t xml:space="preserve">이 진행 중인데, 그 근거가 "교정의 81%가 삭제인데 우클릭 메뉴로만 된다" 였다. </w:t>
-      </w:r>
-      <w:r>
-        <w:rPr>
-          <w:rFonts w:ascii="맑은 고딕" w:hAnsi="맑은 고딕" w:eastAsia="맑은 고딕" w:cs="맑은 고딕"/>
-          <w:b/>
-        </w:rPr>
-        <w:t>웹에서 몇십 줄로 얻는 속도 향상이 아직 남아 있다는 뜻이다.</w:t>
-      </w:r>
-    </w:p>
-    <w:p>
-      <w:pPr>
-        <w:pBdr>
-          <w:bottom w:val="single" w:sz="6" w:color="C8CDD5"/>
-        </w:pBdr>
-      </w:pPr>
-    </w:p>
-    <w:p>
-      <w:pPr>
-        <w:pStyle w:val="Heading2"/>
-      </w:pPr>
-      <w:r>
-        <w:rPr>
-          <w:rFonts w:ascii="맑은 고딕" w:hAnsi="맑은 고딕" w:eastAsia="맑은 고딕" w:cs="맑은 고딕"/>
-          <w:b w:val="0"/>
-          <w:color w:val="1A1D23"/>
-        </w:rPr>
-        <w:t>5. 무엇을 새로 지는가</w:t>
-      </w:r>
-    </w:p>
-    <w:p>
-      <w:pPr>
-        <w:pStyle w:val="Heading3"/>
-      </w:pPr>
-      <w:r>
-        <w:rPr>
-          <w:rFonts w:ascii="맑은 고딕" w:hAnsi="맑은 고딕" w:eastAsia="맑은 고딕" w:cs="맑은 고딕"/>
-          <w:b w:val="0"/>
-          <w:color w:val="1A1D23"/>
-        </w:rPr>
-        <w:t>5.1 5,500줄을 다시 쓴다</w:t>
-      </w:r>
-    </w:p>
-    <w:p>
-      <w:pPr>
-        <w:spacing w:after="140"/>
-      </w:pPr>
-      <w:r>
-        <w:rPr>
-          <w:rFonts w:ascii="맑은 고딕" w:hAnsi="맑은 고딕" w:eastAsia="맑은 고딕" w:cs="맑은 고딕"/>
-          <w:b w:val="0"/>
-        </w:rPr>
-        <w:t xml:space="preserve">검토 화면의 로직은 프레임워크에 기댄 것이 거의 없어서 </w:t>
-      </w:r>
-      <w:r>
-        <w:rPr>
-          <w:rFonts w:ascii="맑은 고딕" w:hAnsi="맑은 고딕" w:eastAsia="맑은 고딕" w:cs="맑은 고딕"/>
-          <w:b/>
-        </w:rPr>
-        <w:t>옮겨 붙일 수 없다.</w:t>
-      </w:r>
-      <w:r>
-        <w:rPr>
-          <w:rFonts w:ascii="맑은 고딕" w:hAnsi="맑은 고딕" w:eastAsia="맑은 고딕" w:cs="맑은 고딕"/>
-          <w:b w:val="0"/>
-        </w:rPr>
-        <w:t xml:space="preserve"> SVG 마스크 렌더링, 확대·이동, 선택 모델, 지연 저장이 전부 다시 만들 대상이다. 그리고 그 코드에는 </w:t>
-      </w:r>
-      <w:r>
-        <w:rPr>
-          <w:rFonts w:ascii="맑은 고딕" w:hAnsi="맑은 고딕" w:eastAsia="맑은 고딕" w:cs="맑은 고딕"/>
-          <w:b/>
-        </w:rPr>
-        <w:t>한 번씩 당하고 얻은 판단이 박혀 있다</w:t>
-      </w:r>
-      <w:r>
-        <w:rPr>
-          <w:rFonts w:ascii="맑은 고딕" w:hAnsi="맑은 고딕" w:eastAsia="맑은 고딕" w:cs="맑은 고딕"/>
-          <w:b w:val="0"/>
-        </w:rPr>
-        <w:t xml:space="preserve"> — 캐시된 dict 를 고치지 않는 것, 지운 개체를 고르면 "선택 없음" 이라고 하지 않는 것 같은. 다시 쓰면 </w:t>
-      </w:r>
-      <w:r>
-        <w:rPr>
-          <w:rFonts w:ascii="맑은 고딕" w:hAnsi="맑은 고딕" w:eastAsia="맑은 고딕" w:cs="맑은 고딕"/>
-          <w:b/>
-        </w:rPr>
-        <w:t>그 사고들을 다시 겪는다.</w:t>
-      </w:r>
-    </w:p>
-    <w:p>
-      <w:pPr>
-        <w:pStyle w:val="Heading3"/>
-      </w:pPr>
-      <w:r>
-        <w:rPr>
-          <w:rFonts w:ascii="맑은 고딕" w:hAnsi="맑은 고딕" w:eastAsia="맑은 고딕" w:cs="맑은 고딕"/>
-          <w:b w:val="0"/>
-          <w:color w:val="1A1D23"/>
-        </w:rPr>
-        <w:t>5.2 배포가 새 직업이 된다</w:t>
-      </w:r>
-    </w:p>
-    <w:p>
-      <w:pPr>
-        <w:spacing w:after="140"/>
-      </w:pPr>
-      <w:r>
-        <w:rPr>
-          <w:rFonts w:ascii="D2Coding" w:hAnsi="D2Coding" w:eastAsia="D2Coding" w:cs="D2Coding"/>
-          <w:color w:val="C0362C"/>
-          <w:sz w:val="19"/>
-        </w:rPr>
-        <w:t>devdocs/guides/desktop/</w:t>
-      </w:r>
-      <w:r>
-        <w:rPr>
-          <w:rFonts w:ascii="맑은 고딕" w:hAnsi="맑은 고딕" w:eastAsia="맑은 고딕" w:cs="맑은 고딕"/>
-          <w:b w:val="0"/>
-        </w:rPr>
-        <w:t xml:space="preserve"> 이 이미 있다는 것은 좋은 소식이자 나쁜 소식이다 — </w:t>
-      </w:r>
-      <w:r>
-        <w:rPr>
-          <w:rFonts w:ascii="맑은 고딕" w:hAnsi="맑은 고딕" w:eastAsia="맑은 고딕" w:cs="맑은 고딕"/>
-          <w:b/>
-        </w:rPr>
-        <w:t>형제 프로젝트들이 그만큼 당했기 때문에 생긴 문서다.</w:t>
-      </w:r>
-      <w:r>
-        <w:rPr>
-          <w:rFonts w:ascii="맑은 고딕" w:hAnsi="맑은 고딕" w:eastAsia="맑은 고딕" w:cs="맑은 고딕"/>
-          <w:b w:val="0"/>
-        </w:rPr>
-        <w:t xml:space="preserve"> 거기 서 있는 항목들:</w:t>
-      </w:r>
-    </w:p>
-    <w:p>
-      <w:pPr>
-        <w:pStyle w:val="ListBullet"/>
-      </w:pPr>
-      <w:r>
-        <w:rPr>
-          <w:rFonts w:ascii="맑은 고딕" w:hAnsi="맑은 고딕" w:eastAsia="맑은 고딕" w:cs="맑은 고딕"/>
-          <w:b/>
-        </w:rPr>
-        <w:t>OS 매트릭스에서 시험하지 않으면 시험한 것이 아니다</w:t>
-      </w:r>
-      <w:r>
-        <w:rPr>
-          <w:rFonts w:ascii="맑은 고딕" w:hAnsi="맑은 고딕" w:eastAsia="맑은 고딕" w:cs="맑은 고딕"/>
-          <w:b w:val="0"/>
-        </w:rPr>
-        <w:t xml:space="preserve"> (Windows/macOS/Linux)</w:t>
-      </w:r>
-    </w:p>
-    <w:p>
-      <w:pPr>
-        <w:pStyle w:val="ListBullet"/>
-      </w:pPr>
-      <w:r>
-        <w:rPr>
-          <w:rFonts w:ascii="맑은 고딕" w:hAnsi="맑은 고딕" w:eastAsia="맑은 고딕" w:cs="맑은 고딕"/>
-          <w:b/>
-        </w:rPr>
-        <w:t>maintainer 노트북에서 빌드하지 않는다.</w:t>
-      </w:r>
-      <w:r>
-        <w:rPr>
-          <w:rFonts w:ascii="맑은 고딕" w:hAnsi="맑은 고딕" w:eastAsia="맑은 고딕" w:cs="맑은 고딕"/>
-          <w:b w:val="0"/>
-        </w:rPr>
-        <w:t xml:space="preserve"> conda DLL 지옥이 실제 사례로 적혀 있다</w:t>
-      </w:r>
-    </w:p>
-    <w:p>
-      <w:pPr>
-        <w:pStyle w:val="ListBullet"/>
-      </w:pPr>
-      <w:r>
-        <w:rPr>
-          <w:rFonts w:ascii="맑은 고딕" w:hAnsi="맑은 고딕" w:eastAsia="맑은 고딕" w:cs="맑은 고딕"/>
-          <w:b/>
-        </w:rPr>
-        <w:t>얼린(frozen) 산출물이 실제로 뜨는지</w:t>
-      </w:r>
-      <w:r>
-        <w:rPr>
-          <w:rFonts w:ascii="맑은 고딕" w:hAnsi="맑은 고딕" w:eastAsia="맑은 고딕" w:cs="맑은 고딕"/>
-          <w:b w:val="0"/>
-        </w:rPr>
-        <w:t>를 관문으로 둔다</w:t>
-      </w:r>
-    </w:p>
-    <w:p>
-      <w:pPr>
-        <w:pStyle w:val="ListBullet"/>
-      </w:pPr>
-      <w:r>
-        <w:rPr>
-          <w:rFonts w:ascii="맑은 고딕" w:hAnsi="맑은 고딕" w:eastAsia="맑은 고딕" w:cs="맑은 고딕"/>
-          <w:b w:val="0"/>
-        </w:rPr>
-        <w:t xml:space="preserve">설치 위치·설정 위치·사용자 데이터 위치는 </w:t>
-      </w:r>
-      <w:r>
-        <w:rPr>
-          <w:rFonts w:ascii="맑은 고딕" w:hAnsi="맑은 고딕" w:eastAsia="맑은 고딕" w:cs="맑은 고딕"/>
-          <w:b/>
-        </w:rPr>
-        <w:t>서로 다른 세 답</w:t>
-      </w:r>
-      <w:r>
-        <w:rPr>
-          <w:rFonts w:ascii="맑은 고딕" w:hAnsi="맑은 고딕" w:eastAsia="맑은 고딕" w:cs="맑은 고딕"/>
-          <w:b w:val="0"/>
-        </w:rPr>
-        <w:t>이다</w:t>
-      </w:r>
-    </w:p>
-    <w:p>
-      <w:pPr>
-        <w:pStyle w:val="ListBullet"/>
-      </w:pPr>
-      <w:r>
-        <w:rPr>
-          <w:rFonts w:ascii="맑은 고딕" w:hAnsi="맑은 고딕" w:eastAsia="맑은 고딕" w:cs="맑은 고딕"/>
-          <w:b w:val="0"/>
-        </w:rPr>
-        <w:t>코드 서명, 판 번호 단일 출처, 태그 기반 릴리스</w:t>
-      </w:r>
-    </w:p>
-    <w:p>
-      <w:pPr>
-        <w:spacing w:after="140"/>
-      </w:pPr>
-      <w:r>
-        <w:rPr>
-          <w:rFonts w:ascii="맑은 고딕" w:hAnsi="맑은 고딕" w:eastAsia="맑은 고딕" w:cs="맑은 고딕"/>
-          <w:b w:val="0"/>
-        </w:rPr>
-        <w:t xml:space="preserve">지금 웹 배포는 </w:t>
-      </w:r>
-      <w:r>
-        <w:rPr>
-          <w:rFonts w:ascii="D2Coding" w:hAnsi="D2Coding" w:eastAsia="D2Coding" w:cs="D2Coding"/>
-          <w:color w:val="C0362C"/>
-          <w:sz w:val="19"/>
-        </w:rPr>
-        <w:t>deploy.sh</w:t>
-      </w:r>
-      <w:r>
-        <w:rPr>
-          <w:rFonts w:ascii="맑은 고딕" w:hAnsi="맑은 고딕" w:eastAsia="맑은 고딕" w:cs="맑은 고딕"/>
-          <w:b w:val="0"/>
-        </w:rPr>
-        <w:t xml:space="preserve"> 한 줄에 스냅샷·기동 게이트·smoke 까지 붙어 있다. 데스크탑은 </w:t>
-      </w:r>
-      <w:r>
-        <w:rPr>
-          <w:rFonts w:ascii="맑은 고딕" w:hAnsi="맑은 고딕" w:eastAsia="맑은 고딕" w:cs="맑은 고딕"/>
-          <w:b/>
-        </w:rPr>
-        <w:t>그 관문을 OS 세 개에 대해 다시 세우는 일</w:t>
-      </w:r>
-      <w:r>
-        <w:rPr>
-          <w:rFonts w:ascii="맑은 고딕" w:hAnsi="맑은 고딕" w:eastAsia="맑은 고딕" w:cs="맑은 고딕"/>
-          <w:b w:val="0"/>
-        </w:rPr>
-        <w:t>이다.</w:t>
-      </w:r>
-    </w:p>
-    <w:p>
-      <w:pPr>
-        <w:pStyle w:val="Heading3"/>
-      </w:pPr>
-      <w:r>
-        <w:rPr>
-          <w:rFonts w:ascii="맑은 고딕" w:hAnsi="맑은 고딕" w:eastAsia="맑은 고딕" w:cs="맑은 고딕"/>
-          <w:b w:val="0"/>
-          <w:color w:val="1A1D23"/>
-        </w:rPr>
-        <w:t>5.3 GPU 와 파이프라인은 서버에 남는다</w:t>
-      </w:r>
-    </w:p>
-    <w:p>
-      <w:pPr>
-        <w:spacing w:after="140"/>
-      </w:pPr>
-      <w:r>
-        <w:rPr>
-          <w:rFonts w:ascii="맑은 고딕" w:hAnsi="맑은 고딕" w:eastAsia="맑은 고딕" w:cs="맑은 고딕"/>
-          <w:b w:val="0"/>
-        </w:rPr>
-        <w:t xml:space="preserve">SAM2·YOLO 는 RTX 급 GPU 를 쓴다. 검출을 데스크탑으로 가져올 수는 없다. 그러므로 데스크탑 앱은 </w:t>
-      </w:r>
-      <w:r>
-        <w:rPr>
-          <w:rFonts w:ascii="맑은 고딕" w:hAnsi="맑은 고딕" w:eastAsia="맑은 고딕" w:cs="맑은 고딕"/>
-          <w:b/>
-        </w:rPr>
-        <w:t>어떤 형태로든 서버와 이어져야 하고</w:t>
-      </w:r>
-      <w:r>
-        <w:rPr>
-          <w:rFonts w:ascii="맑은 고딕" w:hAnsi="맑은 고딕" w:eastAsia="맑은 고딕" w:cs="맑은 고딕"/>
-          <w:b w:val="0"/>
-        </w:rPr>
-        <w:t>, "완전한 로컬 앱" 이라는 그림은 처음부터 성립하지 않는다.</w:t>
-      </w:r>
-    </w:p>
-    <w:p>
-      <w:pPr>
-        <w:pBdr>
-          <w:bottom w:val="single" w:sz="6" w:color="C8CDD5"/>
-        </w:pBdr>
-      </w:pPr>
-    </w:p>
-    <w:p>
-      <w:pPr>
-        <w:pStyle w:val="Heading2"/>
-      </w:pPr>
-      <w:r>
-        <w:rPr>
-          <w:rFonts w:ascii="맑은 고딕" w:hAnsi="맑은 고딕" w:eastAsia="맑은 고딕" w:cs="맑은 고딕"/>
-          <w:b w:val="0"/>
-          <w:color w:val="1A1D23"/>
-        </w:rPr>
-        <w:t>6. 기술적으로 어려운 자리</w:t>
-      </w:r>
-    </w:p>
-    <w:p>
-      <w:pPr>
-        <w:pStyle w:val="Heading3"/>
-      </w:pPr>
-      <w:r>
-        <w:rPr>
-          <w:rFonts w:ascii="맑은 고딕" w:hAnsi="맑은 고딕" w:eastAsia="맑은 고딕" w:cs="맑은 고딕"/>
-          <w:b w:val="0"/>
-          <w:color w:val="1A1D23"/>
-        </w:rPr>
-        <w:t>6.1 마스크 렌더링 — 어렵지 않다</w:t>
-      </w:r>
-    </w:p>
-    <w:p>
-      <w:pPr>
-        <w:spacing w:after="140"/>
-      </w:pPr>
-      <w:r>
-        <w:rPr>
-          <w:rFonts w:ascii="맑은 고딕" w:hAnsi="맑은 고딕" w:eastAsia="맑은 고딕" w:cs="맑은 고딕"/>
-          <w:b w:val="0"/>
-        </w:rPr>
-        <w:t xml:space="preserve">시야당 폴리곤 203개는 Qt 의 </w:t>
-      </w:r>
-      <w:r>
-        <w:rPr>
-          <w:rFonts w:ascii="D2Coding" w:hAnsi="D2Coding" w:eastAsia="D2Coding" w:cs="D2Coding"/>
-          <w:color w:val="C0362C"/>
-          <w:sz w:val="19"/>
-        </w:rPr>
-        <w:t>QGraphicsScene</w:t>
-      </w:r>
-      <w:r>
-        <w:rPr>
-          <w:rFonts w:ascii="맑은 고딕" w:hAnsi="맑은 고딕" w:eastAsia="맑은 고딕" w:cs="맑은 고딕"/>
-          <w:b w:val="0"/>
-        </w:rPr>
-        <w:t xml:space="preserve"> 에게 </w:t>
-      </w:r>
-      <w:r>
-        <w:rPr>
-          <w:rFonts w:ascii="맑은 고딕" w:hAnsi="맑은 고딕" w:eastAsia="맑은 고딕" w:cs="맑은 고딕"/>
-          <w:b/>
-        </w:rPr>
-        <w:t>아무것도 아니다.</w:t>
-      </w:r>
-      <w:r>
-        <w:rPr>
-          <w:rFonts w:ascii="맑은 고딕" w:hAnsi="맑은 고딕" w:eastAsia="맑은 고딕" w:cs="맑은 고딕"/>
-          <w:b w:val="0"/>
-        </w:rPr>
-        <w:t xml:space="preserve"> 오히려 브라우저 SVG 보다 빠르다. 여기는 걱정할 자리가 아니다.</w:t>
-      </w:r>
-    </w:p>
-    <w:p>
-      <w:pPr>
-        <w:pStyle w:val="Heading3"/>
-      </w:pPr>
-      <w:r>
-        <w:rPr>
-          <w:rFonts w:ascii="맑은 고딕" w:hAnsi="맑은 고딕" w:eastAsia="맑은 고딕" w:cs="맑은 고딕"/>
-          <w:b w:val="0"/>
-          <w:color w:val="1A1D23"/>
-        </w:rPr>
-        <w:t>6.2 이미지 — 유리하지만 메모리를 본다</w:t>
-      </w:r>
-    </w:p>
-    <w:p>
-      <w:pPr>
-        <w:spacing w:after="140"/>
-      </w:pPr>
-      <w:r>
-        <w:rPr>
-          <w:rFonts w:ascii="맑은 고딕" w:hAnsi="맑은 고딕" w:eastAsia="맑은 고딕" w:cs="맑은 고딕"/>
-          <w:b w:val="0"/>
-        </w:rPr>
-        <w:t xml:space="preserve">2752×2208 RGB 는 장당 약 18 MB(비압축). 초점 시리즈가 시야당 3~5장이면 </w:t>
-      </w:r>
-      <w:r>
-        <w:rPr>
-          <w:rFonts w:ascii="맑은 고딕" w:hAnsi="맑은 고딕" w:eastAsia="맑은 고딕" w:cs="맑은 고딕"/>
-          <w:b/>
-        </w:rPr>
-        <w:t>한 시야에 50~90 MB.</w:t>
-      </w:r>
-      <w:r>
-        <w:rPr>
-          <w:rFonts w:ascii="맑은 고딕" w:hAnsi="맑은 고딕" w:eastAsia="맑은 고딕" w:cs="맑은 고딕"/>
-          <w:b w:val="0"/>
-        </w:rPr>
-        <w:t xml:space="preserve"> 미리 읽기를 두세 시야로 잡으면 수백 MB 다. 다룰 수 있는 크기지만 </w:t>
-      </w:r>
-      <w:r>
-        <w:rPr>
-          <w:rFonts w:ascii="맑은 고딕" w:hAnsi="맑은 고딕" w:eastAsia="맑은 고딕" w:cs="맑은 고딕"/>
-          <w:b/>
-        </w:rPr>
-        <w:t>설계에 넣어야 하는 크기</w:t>
-      </w:r>
-      <w:r>
-        <w:rPr>
-          <w:rFonts w:ascii="맑은 고딕" w:hAnsi="맑은 고딕" w:eastAsia="맑은 고딕" w:cs="맑은 고딕"/>
-          <w:b w:val="0"/>
-        </w:rPr>
-        <w:t>이기도 하다.</w:t>
-      </w:r>
-    </w:p>
-    <w:p>
-      <w:pPr>
-        <w:pStyle w:val="Heading3"/>
-      </w:pPr>
-      <w:r>
-        <w:rPr>
-          <w:rFonts w:ascii="맑은 고딕" w:hAnsi="맑은 고딕" w:eastAsia="맑은 고딕" w:cs="맑은 고딕"/>
-          <w:b w:val="0"/>
-          <w:color w:val="1A1D23"/>
-        </w:rPr>
-        <w:t xml:space="preserve">6.3 교정 동기화 — </w:t>
-      </w:r>
-      <w:r>
-        <w:rPr>
-          <w:rFonts w:ascii="맑은 고딕" w:hAnsi="맑은 고딕" w:eastAsia="맑은 고딕" w:cs="맑은 고딕"/>
-          <w:b/>
-          <w:color w:val="1A1D23"/>
-        </w:rPr>
-        <w:t>여기가 진짜 위험이다</w:t>
-      </w:r>
-    </w:p>
-    <w:p>
-      <w:pPr>
-        <w:spacing w:after="140"/>
-      </w:pPr>
-      <w:r>
-        <w:rPr>
-          <w:rFonts w:ascii="맑은 고딕" w:hAnsi="맑은 고딕" w:eastAsia="맑은 고딕" w:cs="맑은 고딕"/>
-          <w:b w:val="0"/>
-        </w:rPr>
-        <w:t>지금 저장 계약은 이렇다:</w:t>
-      </w:r>
-    </w:p>
-    <w:p>
-      <w:pPr>
-        <w:ind w:left="360"/>
-      </w:pPr>
-      <w:r>
-        <w:rPr>
-          <w:rFonts w:ascii="맑은 고딕" w:hAnsi="맑은 고딕" w:eastAsia="맑은 고딕" w:cs="맑은 고딕"/>
-          <w:b/>
-          <w:i/>
-        </w:rPr>
-        <w:t>`/review` POST 는 그 시야의 교정 전체를 갈아치운다.</w:t>
-      </w:r>
-      <w:r>
-        <w:rPr>
-          <w:rFonts w:ascii="맑은 고딕" w:hAnsi="맑은 고딕" w:eastAsia="맑은 고딕" w:cs="맑은 고딕"/>
-          <w:b w:val="0"/>
-          <w:i/>
-        </w:rPr>
-        <w:t xml:space="preserve"> "뷰어는 늘 전체를 보낸다" 는 전제이고, 깨지면 나머지를 지운다.</w:t>
-      </w:r>
-    </w:p>
-    <w:p>
-      <w:pPr>
-        <w:spacing w:after="140"/>
-      </w:pPr>
-      <w:r>
-        <w:rPr>
-          <w:rFonts w:ascii="맑은 고딕" w:hAnsi="맑은 고딕" w:eastAsia="맑은 고딕" w:cs="맑은 고딕"/>
-          <w:b w:val="0"/>
-        </w:rPr>
-        <w:t xml:space="preserve">이 계약은 </w:t>
-      </w:r>
-      <w:r>
-        <w:rPr>
-          <w:rFonts w:ascii="맑은 고딕" w:hAnsi="맑은 고딕" w:eastAsia="맑은 고딕" w:cs="맑은 고딕"/>
-          <w:b/>
-        </w:rPr>
-        <w:t>화면과 서버가 늘 붙어 있다</w:t>
-      </w:r>
-      <w:r>
-        <w:rPr>
-          <w:rFonts w:ascii="맑은 고딕" w:hAnsi="맑은 고딕" w:eastAsia="맑은 고딕" w:cs="맑은 고딕"/>
-          <w:b w:val="0"/>
-        </w:rPr>
-        <w:t>는 전제 위에 서 있다. 오프라인 큐를 붙이는 순간 전제가 깨진다. 그리고 이 자료는:</w:t>
-      </w:r>
-    </w:p>
-    <w:p>
-      <w:pPr>
-        <w:pStyle w:val="ListBullet"/>
-      </w:pPr>
-      <w:r>
-        <w:rPr>
-          <w:rFonts w:ascii="맑은 고딕" w:hAnsi="맑은 고딕" w:eastAsia="맑은 고딕" w:cs="맑은 고딕"/>
-          <w:b/>
-        </w:rPr>
-        <w:t>재생성 불가다.</w:t>
-      </w:r>
-      <w:r>
-        <w:rPr>
-          <w:rFonts w:ascii="맑은 고딕" w:hAnsi="맑은 고딕" w:eastAsia="맑은 고딕" w:cs="맑은 고딕"/>
-          <w:b w:val="0"/>
-        </w:rPr>
-        <w:t xml:space="preserve"> 343 시야를 사람이 검토해 만든 6,731건이다</w:t>
-      </w:r>
-    </w:p>
-    <w:p>
-      <w:pPr>
-        <w:pStyle w:val="ListBullet"/>
-      </w:pPr>
-      <w:r>
-        <w:rPr>
-          <w:rFonts w:ascii="맑은 고딕" w:hAnsi="맑은 고딕" w:eastAsia="맑은 고딕" w:cs="맑은 고딕"/>
-          <w:b/>
-        </w:rPr>
-        <w:t>이미 두 번 잃었다.</w:t>
-      </w:r>
-      <w:r>
-        <w:rPr>
-          <w:rFonts w:ascii="맑은 고딕" w:hAnsi="맑은 고딕" w:eastAsia="맑은 고딕" w:cs="맑은 고딕"/>
-          <w:b w:val="0"/>
-        </w:rPr>
-        <w:t xml:space="preserve"> 빈 키 목록을 운영 DB 로 보내 14건, "읽기 전용" 이라 적어 놓고 CSS 로 버튼만 감춘 화면이 37건</w:t>
-      </w:r>
-    </w:p>
-    <w:p>
-      <w:pPr>
-        <w:spacing w:after="140"/>
-      </w:pPr>
-      <w:r>
-        <w:rPr>
-          <w:rFonts w:ascii="맑은 고딕" w:hAnsi="맑은 고딕" w:eastAsia="맑은 고딕" w:cs="맑은 고딕"/>
-          <w:b/>
-        </w:rPr>
-        <w:t>전체 갈아치우기 + 오프라인 병합은 같이 두면 안 되는 조합이다.</w:t>
-      </w:r>
-      <w:r>
-        <w:rPr>
-          <w:rFonts w:ascii="맑은 고딕" w:hAnsi="맑은 고딕" w:eastAsia="맑은 고딕" w:cs="맑은 고딕"/>
-          <w:b w:val="0"/>
-        </w:rPr>
-        <w:t xml:space="preserve"> 오프라인을 하려면 저장 계약부터 </w:t>
-      </w:r>
-      <w:r>
-        <w:rPr>
-          <w:rFonts w:ascii="맑은 고딕" w:hAnsi="맑은 고딕" w:eastAsia="맑은 고딕" w:cs="맑은 고딕"/>
-          <w:b/>
-        </w:rPr>
-        <w:t>증분(무엇을 더하고 무엇을 뺐는가)</w:t>
-      </w:r>
-      <w:r>
-        <w:rPr>
-          <w:rFonts w:ascii="맑은 고딕" w:hAnsi="맑은 고딕" w:eastAsia="맑은 고딕" w:cs="맑은 고딕"/>
-          <w:b w:val="0"/>
-        </w:rPr>
-        <w:t xml:space="preserve"> 으로 바꿔야 하고, 그것은 서버 쪽 재설계다 — 데스크탑 앱보다 먼저 해야 할 일이다.</w:t>
-      </w:r>
-    </w:p>
-    <w:p>
-      <w:pPr>
-        <w:pStyle w:val="Heading3"/>
-      </w:pPr>
-      <w:r>
-        <w:rPr>
-          <w:rFonts w:ascii="맑은 고딕" w:hAnsi="맑은 고딕" w:eastAsia="맑은 고딕" w:cs="맑은 고딕"/>
-          <w:b w:val="0"/>
-          <w:color w:val="1A1D23"/>
-        </w:rPr>
-        <w:t>6.4 사진 동기화</w:t>
-      </w:r>
-    </w:p>
-    <w:p>
-      <w:pPr>
-        <w:spacing w:after="140"/>
-      </w:pPr>
-      <w:r>
-        <w:rPr>
-          <w:rFonts w:ascii="맑은 고딕" w:hAnsi="맑은 고딕" w:eastAsia="맑은 고딕" w:cs="맑은 고딕"/>
-          <w:b w:val="0"/>
-        </w:rPr>
-        <w:t xml:space="preserve">3.8 GB 는 옮길 만하지만 </w:t>
-      </w:r>
-      <w:r>
-        <w:rPr>
-          <w:rFonts w:ascii="맑은 고딕" w:hAnsi="맑은 고딕" w:eastAsia="맑은 고딕" w:cs="맑은 고딕"/>
-          <w:b/>
-        </w:rPr>
-        <w:t>한 번이 아니다.</w:t>
-      </w:r>
-      <w:r>
-        <w:rPr>
-          <w:rFonts w:ascii="맑은 고딕" w:hAnsi="맑은 고딕" w:eastAsia="맑은 고딕" w:cs="맑은 고딕"/>
-          <w:b w:val="0"/>
-        </w:rPr>
-        <w:t xml:space="preserve"> 파이프라인이 새 슬라이드를 계속 넣는다. 증분 동기화·무결성 확인·부분 다운로드가 필요하고, 이미 있는 </w:t>
-      </w:r>
-      <w:r>
-        <w:rPr>
-          <w:rFonts w:ascii="D2Coding" w:hAnsi="D2Coding" w:eastAsia="D2Coding" w:cs="D2Coding"/>
-          <w:color w:val="C0362C"/>
-          <w:sz w:val="19"/>
-        </w:rPr>
-        <w:t>sync_backup_nas.py</w:t>
-      </w:r>
-      <w:r>
-        <w:rPr>
-          <w:rFonts w:ascii="맑은 고딕" w:hAnsi="맑은 고딕" w:eastAsia="맑은 고딕" w:cs="맑은 고딕"/>
-          <w:b w:val="0"/>
-        </w:rPr>
-        <w:t xml:space="preserve"> 의 계단식 보관과는 다른 문제다.</w:t>
-      </w:r>
-    </w:p>
-    <w:p>
-      <w:pPr>
-        <w:pBdr>
-          <w:bottom w:val="single" w:sz="6" w:color="C8CDD5"/>
-        </w:pBdr>
-      </w:pPr>
-    </w:p>
-    <w:p>
-      <w:pPr>
-        <w:pStyle w:val="Heading2"/>
-      </w:pPr>
-      <w:r>
-        <w:rPr>
-          <w:rFonts w:ascii="맑은 고딕" w:hAnsi="맑은 고딕" w:eastAsia="맑은 고딕" w:cs="맑은 고딕"/>
-          <w:b w:val="0"/>
-          <w:color w:val="1A1D23"/>
-        </w:rPr>
-        <w:t>7. 스택 — 이 조직 맥락에서</w:t>
+        <w:t>7. 스택</w:t>
       </w:r>
     </w:p>
     <w:tbl>
@@ -2493,7 +2727,7 @@
                 <w:rFonts w:ascii="맑은 고딕" w:hAnsi="맑은 고딕" w:eastAsia="맑은 고딕" w:cs="맑은 고딕"/>
                 <w:b/>
               </w:rPr>
-              <w:t>이 조직에서의 값</w:t>
+              <w:t>값</w:t>
             </w:r>
           </w:p>
         </w:tc>
@@ -2529,7 +2763,7 @@
                 <w:rFonts w:ascii="맑은 고딕" w:hAnsi="맑은 고딕" w:eastAsia="맑은 고딕" w:cs="맑은 고딕"/>
                 <w:b/>
               </w:rPr>
-              <w:t>PySide6 / PyQt</w:t>
+              <w:t>PySide6</w:t>
             </w:r>
           </w:p>
         </w:tc>
@@ -2542,16 +2776,9 @@
             <w:r>
               <w:rPr>
                 <w:rFonts w:ascii="맑은 고딕" w:hAnsi="맑은 고딕" w:eastAsia="맑은 고딕" w:cs="맑은 고딕"/>
-                <w:b/>
-              </w:rPr>
-              <w:t>Modan2 가 이미 PyQt5 23,000줄이다.</w:t>
-            </w:r>
-            <w:r>
-              <w:rPr>
-                <w:rFonts w:ascii="맑은 고딕" w:hAnsi="맑은 고딕" w:eastAsia="맑은 고딕" w:cs="맑은 고딕"/>
                 <w:b w:val="0"/>
               </w:rPr>
-              <w:t xml:space="preserve"> 파이썬이라 </w:t>
+              <w:t xml:space="preserve">파이썬이라 </w:t>
             </w:r>
             <w:r>
               <w:rPr>
@@ -2566,29 +2793,14 @@
                 <w:rFonts w:ascii="맑은 고딕" w:hAnsi="맑은 고딕" w:eastAsia="맑은 고딕" w:cs="맑은 고딕"/>
                 <w:b w:val="0"/>
               </w:rPr>
-              <w:t>·</w:t>
-            </w:r>
-            <w:r>
-              <w:rPr>
-                <w:rFonts w:ascii="D2Coding" w:hAnsi="D2Coding" w:eastAsia="D2Coding" w:cs="D2Coding"/>
-                <w:color w:val="C0362C"/>
-                <w:sz w:val="19"/>
-              </w:rPr>
-              <w:t>data.py</w:t>
-            </w:r>
-            <w:r>
-              <w:rPr>
-                <w:rFonts w:ascii="맑은 고딕" w:hAnsi="맑은 고딕" w:eastAsia="맑은 고딕" w:cs="맑은 고딕"/>
-                <w:b w:val="0"/>
-              </w:rPr>
-              <w:t xml:space="preserve"> 의 판정 규칙을 </w:t>
+              <w:t xml:space="preserve"> 를 </w:t>
             </w:r>
             <w:r>
               <w:rPr>
                 <w:rFonts w:ascii="맑은 고딕" w:hAnsi="맑은 고딕" w:eastAsia="맑은 고딕" w:cs="맑은 고딕"/>
                 <w:b/>
               </w:rPr>
-              <w:t>그대로 가져다 쓴다</w:t>
+              <w:t>그대로 쓴다</w:t>
             </w:r>
             <w:r>
               <w:rPr>
@@ -2596,6 +2808,20 @@
                 <w:b w:val="0"/>
               </w:rPr>
               <w:t xml:space="preserve"> — 규칙이 두 벌이 되지 않는다. </w:t>
+            </w:r>
+            <w:r>
+              <w:rPr>
+                <w:rFonts w:ascii="맑은 고딕" w:hAnsi="맑은 고딕" w:eastAsia="맑은 고딕" w:cs="맑은 고딕"/>
+                <w:b/>
+              </w:rPr>
+              <w:t>LGPL 이라 배포가 자유롭다.</w:t>
+            </w:r>
+            <w:r>
+              <w:rPr>
+                <w:rFonts w:ascii="맑은 고딕" w:hAnsi="맑은 고딕" w:eastAsia="맑은 고딕" w:cs="맑은 고딕"/>
+                <w:b w:val="0"/>
+              </w:rPr>
+              <w:t xml:space="preserve"> </w:t>
             </w:r>
             <w:r>
               <w:rPr>
@@ -2610,7 +2836,7 @@
                 <w:rFonts w:ascii="맑은 고딕" w:hAnsi="맑은 고딕" w:eastAsia="맑은 고딕" w:cs="맑은 고딕"/>
                 <w:b w:val="0"/>
               </w:rPr>
-              <w:t xml:space="preserve"> 이 정확히 이 스택 기준으로 쓰였다</w:t>
+              <w:t xml:space="preserve"> 이 정확히 이 스택 기준</w:t>
             </w:r>
           </w:p>
         </w:tc>
@@ -2625,21 +2851,7 @@
                 <w:rFonts w:ascii="맑은 고딕" w:hAnsi="맑은 고딕" w:eastAsia="맑은 고딕" w:cs="맑은 고딕"/>
                 <w:b w:val="0"/>
               </w:rPr>
-              <w:t xml:space="preserve">PyQt5 는 GPL 이다. 밖으로 배포하면 </w:t>
-            </w:r>
-            <w:r>
-              <w:rPr>
-                <w:rFonts w:ascii="맑은 고딕" w:hAnsi="맑은 고딕" w:eastAsia="맑은 고딕" w:cs="맑은 고딕"/>
-                <w:b/>
-              </w:rPr>
-              <w:t>PySide6(LGPL)</w:t>
-            </w:r>
-            <w:r>
-              <w:rPr>
-                <w:rFonts w:ascii="맑은 고딕" w:hAnsi="맑은 고딕" w:eastAsia="맑은 고딕" w:cs="맑은 고딕"/>
-                <w:b w:val="0"/>
-              </w:rPr>
-              <w:t xml:space="preserve"> 로 가는 편이 안전하다</w:t>
+              <w:t>새로 배우는 부분이 있다</w:t>
             </w:r>
           </w:p>
         </w:tc>
@@ -2656,6 +2868,67 @@
                 <w:rFonts w:ascii="맑은 고딕" w:hAnsi="맑은 고딕" w:eastAsia="맑은 고딕" w:cs="맑은 고딕"/>
                 <w:b/>
               </w:rPr>
+              <w:t>PyQt5</w:t>
+            </w:r>
+          </w:p>
+        </w:tc>
+        <w:tc>
+          <w:tcPr>
+            <w:tcW w:type="dxa" w:w="3213"/>
+          </w:tcPr>
+          <w:p>
+            <w:r/>
+            <w:r>
+              <w:rPr>
+                <w:rFonts w:ascii="맑은 고딕" w:hAnsi="맑은 고딕" w:eastAsia="맑은 고딕" w:cs="맑은 고딕"/>
+                <w:b/>
+              </w:rPr>
+              <w:t>Modan2 가 이미 23,000줄로 쓰고 있다</w:t>
+            </w:r>
+            <w:r>
+              <w:rPr>
+                <w:rFonts w:ascii="맑은 고딕" w:hAnsi="맑은 고딕" w:eastAsia="맑은 고딕" w:cs="맑은 고딕"/>
+                <w:b w:val="0"/>
+              </w:rPr>
+              <w:t xml:space="preserve"> — 사내 경험과 빌드 자산이 그대로</w:t>
+            </w:r>
+          </w:p>
+        </w:tc>
+        <w:tc>
+          <w:tcPr>
+            <w:tcW w:type="dxa" w:w="3213"/>
+          </w:tcPr>
+          <w:p>
+            <w:r/>
+            <w:r>
+              <w:rPr>
+                <w:rFonts w:ascii="맑은 고딕" w:hAnsi="맑은 고딕" w:eastAsia="맑은 고딕" w:cs="맑은 고딕"/>
+                <w:b/>
+              </w:rPr>
+              <w:t>GPL v3.</w:t>
+            </w:r>
+            <w:r>
+              <w:rPr>
+                <w:rFonts w:ascii="맑은 고딕" w:hAnsi="맑은 고딕" w:eastAsia="맑은 고딕" w:cs="맑은 고딕"/>
+                <w:b w:val="0"/>
+              </w:rPr>
+              <w:t xml:space="preserve"> 4절에서 ① 을 택하면 문제없고, 아니면 걸린다</w:t>
+            </w:r>
+          </w:p>
+        </w:tc>
+      </w:tr>
+      <w:tr>
+        <w:tc>
+          <w:tcPr>
+            <w:tcW w:type="dxa" w:w="3213"/>
+          </w:tcPr>
+          <w:p>
+            <w:r/>
+            <w:r>
+              <w:rPr>
+                <w:rFonts w:ascii="맑은 고딕" w:hAnsi="맑은 고딕" w:eastAsia="맑은 고딕" w:cs="맑은 고딕"/>
+                <w:b w:val="0"/>
+              </w:rPr>
               <w:t>Electron</w:t>
             </w:r>
           </w:p>
@@ -2671,21 +2944,7 @@
                 <w:rFonts w:ascii="맑은 고딕" w:hAnsi="맑은 고딕" w:eastAsia="맑은 고딕" w:cs="맑은 고딕"/>
                 <w:b w:val="0"/>
               </w:rPr>
-              <w:t xml:space="preserve">지금 JS·SVG 자산을 </w:t>
-            </w:r>
-            <w:r>
-              <w:rPr>
-                <w:rFonts w:ascii="맑은 고딕" w:hAnsi="맑은 고딕" w:eastAsia="맑은 고딕" w:cs="맑은 고딕"/>
-                <w:b/>
-              </w:rPr>
-              <w:t>거의 그대로</w:t>
-            </w:r>
-            <w:r>
-              <w:rPr>
-                <w:rFonts w:ascii="맑은 고딕" w:hAnsi="맑은 고딕" w:eastAsia="맑은 고딕" w:cs="맑은 고딕"/>
-                <w:b w:val="0"/>
-              </w:rPr>
-              <w:t xml:space="preserve"> 옮긴다</w:t>
+              <w:t>지금 JS·SVG 를 거의 그대로 옮긴다</w:t>
             </w:r>
           </w:p>
         </w:tc>
@@ -2700,7 +2959,7 @@
                 <w:rFonts w:ascii="맑은 고딕" w:hAnsi="맑은 고딕" w:eastAsia="맑은 고딕" w:cs="맑은 고딕"/>
                 <w:b w:val="0"/>
               </w:rPr>
-              <w:t>3.1·3.2 의 이득을 대부분 못 얻는다. 여전히 브라우저다. 용량도 크다</w:t>
+              <w:t>2절의 이득(원본 확대·초점 훑기)을 대부분 못 얻는다. 파이썬 파이프라인과 두 벌이 된다</w:t>
             </w:r>
           </w:p>
         </w:tc>
@@ -2715,7 +2974,7 @@
             <w:r>
               <w:rPr>
                 <w:rFonts w:ascii="맑은 고딕" w:hAnsi="맑은 고딕" w:eastAsia="맑은 고딕" w:cs="맑은 고딕"/>
-                <w:b/>
+                <w:b w:val="0"/>
               </w:rPr>
               <w:t>Tauri</w:t>
             </w:r>
@@ -2732,7 +2991,7 @@
                 <w:rFonts w:ascii="맑은 고딕" w:hAnsi="맑은 고딕" w:eastAsia="맑은 고딕" w:cs="맑은 고딕"/>
                 <w:b w:val="0"/>
               </w:rPr>
-              <w:t>가볍고 배포가 깔끔하다</w:t>
+              <w:t>가볍고 배포가 깔끔</w:t>
             </w:r>
           </w:p>
         </w:tc>
@@ -2754,68 +3013,7 @@
                 <w:rFonts w:ascii="맑은 고딕" w:hAnsi="맑은 고딕" w:eastAsia="맑은 고딕" w:cs="맑은 고딕"/>
                 <w:b/>
               </w:rPr>
-              <w:t>이 조직에 자산이 없다</w:t>
-            </w:r>
-          </w:p>
-        </w:tc>
-      </w:tr>
-      <w:tr>
-        <w:tc>
-          <w:tcPr>
-            <w:tcW w:type="dxa" w:w="3213"/>
-          </w:tcPr>
-          <w:p>
-            <w:r/>
-            <w:r>
-              <w:rPr>
-                <w:rFonts w:ascii="맑은 고딕" w:hAnsi="맑은 고딕" w:eastAsia="맑은 고딕" w:cs="맑은 고딕"/>
-                <w:b/>
-              </w:rPr>
-              <w:t>웹뷰 셸</w:t>
-            </w:r>
-            <w:r>
-              <w:rPr>
-                <w:rFonts w:ascii="맑은 고딕" w:hAnsi="맑은 고딕" w:eastAsia="맑은 고딕" w:cs="맑은 고딕"/>
-                <w:b w:val="0"/>
-              </w:rPr>
-              <w:t>(기존 화면 감싸기)</w:t>
-            </w:r>
-          </w:p>
-        </w:tc>
-        <w:tc>
-          <w:tcPr>
-            <w:tcW w:type="dxa" w:w="3213"/>
-          </w:tcPr>
-          <w:p>
-            <w:r/>
-            <w:r>
-              <w:rPr>
-                <w:rFonts w:ascii="맑은 고딕" w:hAnsi="맑은 고딕" w:eastAsia="맑은 고딕" w:cs="맑은 고딕"/>
-                <w:b w:val="0"/>
-              </w:rPr>
-              <w:t>가장 싸다. 며칠</w:t>
-            </w:r>
-          </w:p>
-        </w:tc>
-        <w:tc>
-          <w:tcPr>
-            <w:tcW w:type="dxa" w:w="3213"/>
-          </w:tcPr>
-          <w:p>
-            <w:r/>
-            <w:r>
-              <w:rPr>
-                <w:rFonts w:ascii="맑은 고딕" w:hAnsi="맑은 고딕" w:eastAsia="맑은 고딕" w:cs="맑은 고딕"/>
-                <w:b/>
-              </w:rPr>
-              <w:t>얻는 것이 사실상 없다</w:t>
-            </w:r>
-            <w:r>
-              <w:rPr>
-                <w:rFonts w:ascii="맑은 고딕" w:hAnsi="맑은 고딕" w:eastAsia="맑은 고딕" w:cs="맑은 고딕"/>
-                <w:b w:val="0"/>
-              </w:rPr>
-              <w:t xml:space="preserve"> — 서버도 그대로 필요하고 성능도 그대로다. "설치 파일" 이라는 겉모습만 산다</w:t>
+              <w:t>사내 자산이 없다</w:t>
             </w:r>
           </w:p>
         </w:tc>
@@ -2831,43 +3029,42 @@
           <w:rFonts w:ascii="맑은 고딕" w:hAnsi="맑은 고딕" w:eastAsia="맑은 고딕" w:cs="맑은 고딕"/>
           <w:b/>
         </w:rPr>
-        <w:t>PySide6 가 명백히 앞선다.</w:t>
+        <w:t>PySide6 가 앞선다.</w:t>
       </w:r>
       <w:r>
         <w:rPr>
           <w:rFonts w:ascii="맑은 고딕" w:hAnsi="맑은 고딕" w:eastAsia="맑은 고딕" w:cs="맑은 고딕"/>
           <w:b w:val="0"/>
         </w:rPr>
-        <w:t xml:space="preserve"> 이유는 성능이 아니라 </w:t>
+        <w:t xml:space="preserve"> 이유는 성능이 아니라 둘이다 — </w:t>
       </w:r>
       <w:r>
         <w:rPr>
           <w:rFonts w:ascii="맑은 고딕" w:hAnsi="맑은 고딕" w:eastAsia="맑은 고딕" w:cs="맑은 고딕"/>
           <w:b/>
         </w:rPr>
-        <w:t>판정 규칙을 한 벌로 유지할 수 있다</w:t>
+        <w:t>판정 규칙을 한 벌로 유지</w:t>
       </w:r>
       <w:r>
         <w:rPr>
           <w:rFonts w:ascii="맑은 고딕" w:hAnsi="맑은 고딕" w:eastAsia="맑은 고딕" w:cs="맑은 고딕"/>
           <w:b w:val="0"/>
         </w:rPr>
-        <w:t xml:space="preserve">는 것이다. </w:t>
+        <w:t xml:space="preserve"> 하는 것과, </w:t>
       </w:r>
       <w:r>
         <w:rPr>
-          <w:rFonts w:ascii="D2Coding" w:hAnsi="D2Coding" w:eastAsia="D2Coding" w:cs="D2Coding"/>
-          <w:color w:val="C0362C"/>
-          <w:sz w:val="19"/>
+          <w:rFonts w:ascii="맑은 고딕" w:hAnsi="맑은 고딕" w:eastAsia="맑은 고딕" w:cs="맑은 고딕"/>
+          <w:b/>
         </w:rPr>
-        <w:t>judge.py</w:t>
+        <w:t>LGPL 이라 4절의 선택을 열어 두는 것</w:t>
       </w:r>
       <w:r>
         <w:rPr>
           <w:rFonts w:ascii="맑은 고딕" w:hAnsi="맑은 고딕" w:eastAsia="맑은 고딕" w:cs="맑은 고딕"/>
           <w:b w:val="0"/>
         </w:rPr>
-        <w:t xml:space="preserve"> 가 유일한 정의라는 지금 구조를, 데스크탑에서 JS 로 다시 구현하는 순간 잃는다.</w:t>
+        <w:t>. PyQt5 를 고르면 사실상 ① (AGPL 공개)을 고른 것이 된다.</w:t>
       </w:r>
     </w:p>
     <w:p>
@@ -2887,7 +3084,148 @@
           <w:b w:val="0"/>
           <w:color w:val="1A1D23"/>
         </w:rPr>
-        <w:t>8. 만든다면 — 이 순서로</w:t>
+        <w:t>8. 배포가 새 직업이 된다</w:t>
+      </w:r>
+    </w:p>
+    <w:p>
+      <w:pPr>
+        <w:spacing w:after="140"/>
+      </w:pPr>
+      <w:r>
+        <w:rPr>
+          <w:rFonts w:ascii="D2Coding" w:hAnsi="D2Coding" w:eastAsia="D2Coding" w:cs="D2Coding"/>
+          <w:color w:val="C0362C"/>
+          <w:sz w:val="19"/>
+        </w:rPr>
+        <w:t>devdocs/guides/desktop/</w:t>
+      </w:r>
+      <w:r>
+        <w:rPr>
+          <w:rFonts w:ascii="맑은 고딕" w:hAnsi="맑은 고딕" w:eastAsia="맑은 고딕" w:cs="맑은 고딕"/>
+          <w:b w:val="0"/>
+        </w:rPr>
+        <w:t xml:space="preserve"> 이 있다는 것은 좋은 소식이자 나쁜 소식이다 — </w:t>
+      </w:r>
+      <w:r>
+        <w:rPr>
+          <w:rFonts w:ascii="맑은 고딕" w:hAnsi="맑은 고딕" w:eastAsia="맑은 고딕" w:cs="맑은 고딕"/>
+          <w:b/>
+        </w:rPr>
+        <w:t>형제 프로젝트들이 그만큼 당해서 생긴 문서다.</w:t>
+      </w:r>
+      <w:r>
+        <w:rPr>
+          <w:rFonts w:ascii="맑은 고딕" w:hAnsi="맑은 고딕" w:eastAsia="맑은 고딕" w:cs="맑은 고딕"/>
+          <w:b w:val="0"/>
+        </w:rPr>
+        <w:t xml:space="preserve"> 밖으로 배포하면 전부 해당된다:</w:t>
+      </w:r>
+    </w:p>
+    <w:p>
+      <w:pPr>
+        <w:pStyle w:val="ListBullet"/>
+      </w:pPr>
+      <w:r>
+        <w:rPr>
+          <w:rFonts w:ascii="맑은 고딕" w:hAnsi="맑은 고딕" w:eastAsia="맑은 고딕" w:cs="맑은 고딕"/>
+          <w:b/>
+        </w:rPr>
+        <w:t>OS 매트릭스에서 시험하지 않으면 시험한 것이 아니다</w:t>
+      </w:r>
+      <w:r>
+        <w:rPr>
+          <w:rFonts w:ascii="맑은 고딕" w:hAnsi="맑은 고딕" w:eastAsia="맑은 고딕" w:cs="맑은 고딕"/>
+          <w:b w:val="0"/>
+        </w:rPr>
+        <w:t xml:space="preserve"> (Windows/macOS/Linux)</w:t>
+      </w:r>
+    </w:p>
+    <w:p>
+      <w:pPr>
+        <w:pStyle w:val="ListBullet"/>
+      </w:pPr>
+      <w:r>
+        <w:rPr>
+          <w:rFonts w:ascii="맑은 고딕" w:hAnsi="맑은 고딕" w:eastAsia="맑은 고딕" w:cs="맑은 고딕"/>
+          <w:b/>
+        </w:rPr>
+        <w:t>maintainer 노트북에서 빌드하지 않는다</w:t>
+      </w:r>
+      <w:r>
+        <w:rPr>
+          <w:rFonts w:ascii="맑은 고딕" w:hAnsi="맑은 고딕" w:eastAsia="맑은 고딕" w:cs="맑은 고딕"/>
+          <w:b w:val="0"/>
+        </w:rPr>
+        <w:t xml:space="preserve"> — conda DLL 지옥이 실제 사례로 있다</w:t>
+      </w:r>
+    </w:p>
+    <w:p>
+      <w:pPr>
+        <w:pStyle w:val="ListBullet"/>
+      </w:pPr>
+      <w:r>
+        <w:rPr>
+          <w:rFonts w:ascii="맑은 고딕" w:hAnsi="맑은 고딕" w:eastAsia="맑은 고딕" w:cs="맑은 고딕"/>
+          <w:b/>
+        </w:rPr>
+        <w:t>얼린(frozen) 산출물이 실제로 뜨는지</w:t>
+      </w:r>
+      <w:r>
+        <w:rPr>
+          <w:rFonts w:ascii="맑은 고딕" w:hAnsi="맑은 고딕" w:eastAsia="맑은 고딕" w:cs="맑은 고딕"/>
+          <w:b w:val="0"/>
+        </w:rPr>
+        <w:t>를 관문으로 둔다</w:t>
+      </w:r>
+    </w:p>
+    <w:p>
+      <w:pPr>
+        <w:pStyle w:val="ListBullet"/>
+      </w:pPr>
+      <w:r>
+        <w:rPr>
+          <w:rFonts w:ascii="맑은 고딕" w:hAnsi="맑은 고딕" w:eastAsia="맑은 고딕" w:cs="맑은 고딕"/>
+          <w:b w:val="0"/>
+        </w:rPr>
+        <w:t>설치 위치·설정 위치·</w:t>
+      </w:r>
+      <w:r>
+        <w:rPr>
+          <w:rFonts w:ascii="맑은 고딕" w:hAnsi="맑은 고딕" w:eastAsia="맑은 고딕" w:cs="맑은 고딕"/>
+          <w:b/>
+        </w:rPr>
+        <w:t>사용자 데이터 위치는 서로 다른 세 답</w:t>
+      </w:r>
+      <w:r>
+        <w:rPr>
+          <w:rFonts w:ascii="맑은 고딕" w:hAnsi="맑은 고딕" w:eastAsia="맑은 고딕" w:cs="맑은 고딕"/>
+          <w:b w:val="0"/>
+        </w:rPr>
+        <w:t>이다</w:t>
+      </w:r>
+    </w:p>
+    <w:p>
+      <w:pPr>
+        <w:pStyle w:val="ListBullet"/>
+      </w:pPr>
+      <w:r>
+        <w:rPr>
+          <w:rFonts w:ascii="맑은 고딕" w:hAnsi="맑은 고딕" w:eastAsia="맑은 고딕" w:cs="맑은 고딕"/>
+          <w:b w:val="0"/>
+        </w:rPr>
+        <w:t>코드 서명 — 밖으로 나가면 서명 없는 설치 파일은 경고를 뿜는다</w:t>
+      </w:r>
+    </w:p>
+    <w:p>
+      <w:pPr>
+        <w:pStyle w:val="ListBullet"/>
+      </w:pPr>
+      <w:r>
+        <w:rPr>
+          <w:rFonts w:ascii="맑은 고딕" w:hAnsi="맑은 고딕" w:eastAsia="맑은 고딕" w:cs="맑은 고딕"/>
+          <w:b w:val="0"/>
+        </w:rPr>
+        <w:t>판 번호 단일 출처 · 태그 기반 릴리스 · 업데이트 경로</w:t>
       </w:r>
     </w:p>
     <w:p>
@@ -2897,16 +3235,74 @@
       <w:r>
         <w:rPr>
           <w:rFonts w:ascii="맑은 고딕" w:hAnsi="맑은 고딕" w:eastAsia="맑은 고딕" w:cs="맑은 고딕"/>
+          <w:b w:val="0"/>
+        </w:rPr>
+        <w:t>여기에 이 앱만의 것이 더 붙는다:</w:t>
+      </w:r>
+    </w:p>
+    <w:p>
+      <w:pPr>
+        <w:pStyle w:val="ListBullet"/>
+      </w:pPr>
+      <w:r>
+        <w:rPr>
+          <w:rFonts w:ascii="맑은 고딕" w:hAnsi="맑은 고딕" w:eastAsia="맑은 고딕" w:cs="맑은 고딕"/>
           <w:b/>
         </w:rPr>
-        <w:t>한 번에 만들지 않는다.</w:t>
+        <w:t>모델 가중치를 어떻게 실을 것인가.</w:t>
       </w:r>
       <w:r>
         <w:rPr>
           <w:rFonts w:ascii="맑은 고딕" w:hAnsi="맑은 고딕" w:eastAsia="맑은 고딕" w:cs="맑은 고딕"/>
           <w:b w:val="0"/>
         </w:rPr>
-        <w:t xml:space="preserve"> 위험이 큰 것을 뒤로 미루는 순서다.</w:t>
+        <w:t xml:space="preserve"> YOLO 가중치 45 MB · SAM2 309 MB. 설치 파일에 넣을지 첫 실행 때 받을지 — 사내망 TLS 가로채기를 겪은 조직이라 </w:t>
+      </w:r>
+      <w:r>
+        <w:rPr>
+          <w:rFonts w:ascii="맑은 고딕" w:hAnsi="맑은 고딕" w:eastAsia="맑은 고딕" w:cs="맑은 고딕"/>
+          <w:b/>
+        </w:rPr>
+        <w:t>오프라인 설치 경로가 필요하다</w:t>
+      </w:r>
+    </w:p>
+    <w:p>
+      <w:pPr>
+        <w:pStyle w:val="ListBullet"/>
+      </w:pPr>
+      <w:r>
+        <w:rPr>
+          <w:rFonts w:ascii="맑은 고딕" w:hAnsi="맑은 고딕" w:eastAsia="맑은 고딕" w:cs="맑은 고딕"/>
+          <w:b/>
+        </w:rPr>
+        <w:t>torch 를 싣는 부피.</w:t>
+      </w:r>
+      <w:r>
+        <w:rPr>
+          <w:rFonts w:ascii="맑은 고딕" w:hAnsi="맑은 고딕" w:eastAsia="맑은 고딕" w:cs="맑은 고딕"/>
+          <w:b w:val="0"/>
+        </w:rPr>
+        <w:t xml:space="preserve"> CPU 전용 휠로도 수백 MB 다. GPU 판까지 지원하면 설치 파일이 갈라진다</w:t>
+      </w:r>
+    </w:p>
+    <w:p>
+      <w:pPr>
+        <w:pBdr>
+          <w:bottom w:val="single" w:sz="6" w:color="C8CDD5"/>
+        </w:pBdr>
+      </w:pPr>
+    </w:p>
+    <w:p>
+      <w:pPr>
+        <w:pStyle w:val="Heading2"/>
+      </w:pPr>
+      <w:r>
+        <w:rPr>
+          <w:rFonts w:ascii="맑은 고딕" w:hAnsi="맑은 고딕" w:eastAsia="맑은 고딕" w:cs="맑은 고딕"/>
+          <w:b w:val="0"/>
+          <w:color w:val="1A1D23"/>
+        </w:rPr>
+        <w:t>9. 만든다면 — 이 순서로</w:t>
       </w:r>
     </w:p>
     <w:p>
@@ -2916,7 +3312,7 @@
       <w:r>
         <w:drawing>
           <wp:inline xmlns:a="http://schemas.openxmlformats.org/drawingml/2006/main" xmlns:pic="http://schemas.openxmlformats.org/drawingml/2006/picture">
-            <wp:extent cx="4987792" cy="9072000"/>
+            <wp:extent cx="3201882" cy="9072000"/>
             <wp:docPr id="2" name="Picture 2"/>
             <wp:cNvGraphicFramePr>
               <a:graphicFrameLocks noChangeAspect="1"/>
@@ -2925,7 +3321,7 @@
               <a:graphicData uri="http://schemas.openxmlformats.org/drawingml/2006/picture">
                 <pic:pic>
                   <pic:nvPicPr>
-                    <pic:cNvPr id="0" name="mermaid-a800496e142e.png"/>
+                    <pic:cNvPr id="0" name="mermaid-438024bdc959.png"/>
                     <pic:cNvPicPr/>
                   </pic:nvPicPr>
                   <pic:blipFill>
@@ -2937,7 +3333,7 @@
                   <pic:spPr>
                     <a:xfrm>
                       <a:off x="0" y="0"/>
-                      <a:ext cx="4987792" cy="9072000"/>
+                      <a:ext cx="3201882" cy="9072000"/>
                     </a:xfrm>
                     <a:prstGeom prst="rect"/>
                   </pic:spPr>
@@ -3031,7 +3427,7 @@
                 <w:rFonts w:ascii="맑은 고딕" w:hAnsi="맑은 고딕" w:eastAsia="맑은 고딕" w:cs="맑은 고딕"/>
                 <w:b w:val="0"/>
               </w:rPr>
-              <w:t>1</w:t>
+              <w:t>0</w:t>
             </w:r>
           </w:p>
         </w:tc>
@@ -3046,14 +3442,54 @@
                 <w:rFonts w:ascii="맑은 고딕" w:hAnsi="맑은 고딕" w:eastAsia="맑은 고딕" w:cs="맑은 고딕"/>
                 <w:b/>
               </w:rPr>
-              <w:t>3.1·3.2 의 이득을 전부 얻는다</w:t>
+              <w:t>나머지 전부의 전제</w:t>
             </w:r>
+          </w:p>
+        </w:tc>
+        <w:tc>
+          <w:tcPr>
+            <w:tcW w:type="dxa" w:w="3213"/>
+          </w:tcPr>
+          <w:p>
+            <w:r/>
             <w:r>
               <w:rPr>
                 <w:rFonts w:ascii="맑은 고딕" w:hAnsi="맑은 고딕" w:eastAsia="맑은 고딕" w:cs="맑은 고딕"/>
                 <w:b w:val="0"/>
               </w:rPr>
-              <w:t xml:space="preserve"> — 원본 확대와 초점 훑기</w:t>
+              <w:t>미루면 4단계에서 되돌아온다</w:t>
+            </w:r>
+          </w:p>
+        </w:tc>
+      </w:tr>
+      <w:tr>
+        <w:tc>
+          <w:tcPr>
+            <w:tcW w:type="dxa" w:w="3213"/>
+          </w:tcPr>
+          <w:p>
+            <w:r/>
+            <w:r>
+              <w:rPr>
+                <w:rFonts w:ascii="맑은 고딕" w:hAnsi="맑은 고딕" w:eastAsia="맑은 고딕" w:cs="맑은 고딕"/>
+                <w:b w:val="0"/>
+              </w:rPr>
+              <w:t>1</w:t>
+            </w:r>
+          </w:p>
+        </w:tc>
+        <w:tc>
+          <w:tcPr>
+            <w:tcW w:type="dxa" w:w="3213"/>
+          </w:tcPr>
+          <w:p>
+            <w:r/>
+            <w:r>
+              <w:rPr>
+                <w:rFonts w:ascii="맑은 고딕" w:hAnsi="맑은 고딕" w:eastAsia="맑은 고딕" w:cs="맑은 고딕"/>
+                <w:b w:val="0"/>
+              </w:rPr>
+              <w:t>원본 확대·초점 훑기 — 큰 이득을 먼저</w:t>
             </w:r>
           </w:p>
         </w:tc>
@@ -3098,9 +3534,9 @@
             <w:r>
               <w:rPr>
                 <w:rFonts w:ascii="맑은 고딕" w:hAnsi="맑은 고딕" w:eastAsia="맑은 고딕" w:cs="맑은 고딕"/>
-                <w:b w:val="0"/>
+                <w:b/>
               </w:rPr>
-              <w:t>실제 검토를 데스크탑에서</w:t>
+              <w:t>혼자 쓰는 도구로 이미 완성</w:t>
             </w:r>
           </w:p>
         </w:tc>
@@ -3115,7 +3551,7 @@
                 <w:rFonts w:ascii="맑은 고딕" w:hAnsi="맑은 고딕" w:eastAsia="맑은 고딕" w:cs="맑은 고딕"/>
                 <w:b w:val="0"/>
               </w:rPr>
-              <w:t>낮다. 지금 계약 그대로</w:t>
+              <w:t>낮다. DB 가 하나뿐이다</w:t>
             </w:r>
           </w:p>
         </w:tc>
@@ -3147,7 +3583,7 @@
                 <w:rFonts w:ascii="맑은 고딕" w:hAnsi="맑은 고딕" w:eastAsia="맑은 고딕" w:cs="맑은 고딕"/>
                 <w:b w:val="0"/>
               </w:rPr>
-              <w:t>오프라인의 전제</w:t>
+              <w:t>GPU 없는 PC 에서 검출</w:t>
             </w:r>
           </w:p>
         </w:tc>
@@ -3162,14 +3598,7 @@
                 <w:rFonts w:ascii="맑은 고딕" w:hAnsi="맑은 고딕" w:eastAsia="맑은 고딕" w:cs="맑은 고딕"/>
                 <w:b w:val="0"/>
               </w:rPr>
-              <w:t xml:space="preserve">서버 재설계. </w:t>
-            </w:r>
-            <w:r>
-              <w:rPr>
-                <w:rFonts w:ascii="맑은 고딕" w:hAnsi="맑은 고딕" w:eastAsia="맑은 고딕" w:cs="맑은 고딕"/>
-                <w:b/>
-              </w:rPr>
-              <w:t>여기가 진짜 일이다</w:t>
+              <w:t>중간. 엔진·가중치 배포</w:t>
             </w:r>
           </w:p>
         </w:tc>
@@ -3201,7 +3630,7 @@
                 <w:rFonts w:ascii="맑은 고딕" w:hAnsi="맑은 고딕" w:eastAsia="맑은 고딕" w:cs="맑은 고딕"/>
                 <w:b w:val="0"/>
               </w:rPr>
-              <w:t>사내망 밖 검토</w:t>
+              <w:t>서버가 아예 필요 없다</w:t>
             </w:r>
           </w:p>
         </w:tc>
@@ -3216,7 +3645,54 @@
                 <w:rFonts w:ascii="맑은 고딕" w:hAnsi="맑은 고딕" w:eastAsia="맑은 고딕" w:cs="맑은 고딕"/>
                 <w:b w:val="0"/>
               </w:rPr>
-              <w:t>높다. 교정 병합</w:t>
+              <w:t>중간</w:t>
+            </w:r>
+          </w:p>
+        </w:tc>
+      </w:tr>
+      <w:tr>
+        <w:tc>
+          <w:tcPr>
+            <w:tcW w:type="dxa" w:w="3213"/>
+          </w:tcPr>
+          <w:p>
+            <w:r/>
+            <w:r>
+              <w:rPr>
+                <w:rFonts w:ascii="맑은 고딕" w:hAnsi="맑은 고딕" w:eastAsia="맑은 고딕" w:cs="맑은 고딕"/>
+                <w:b w:val="0"/>
+              </w:rPr>
+              <w:t>5</w:t>
+            </w:r>
+          </w:p>
+        </w:tc>
+        <w:tc>
+          <w:tcPr>
+            <w:tcW w:type="dxa" w:w="3213"/>
+          </w:tcPr>
+          <w:p>
+            <w:r/>
+            <w:r>
+              <w:rPr>
+                <w:rFonts w:ascii="맑은 고딕" w:hAnsi="맑은 고딕" w:eastAsia="맑은 고딕" w:cs="맑은 고딕"/>
+                <w:b w:val="0"/>
+              </w:rPr>
+              <w:t>밖으로 나간다</w:t>
+            </w:r>
+          </w:p>
+        </w:tc>
+        <w:tc>
+          <w:tcPr>
+            <w:tcW w:type="dxa" w:w="3213"/>
+          </w:tcPr>
+          <w:p>
+            <w:r/>
+            <w:r>
+              <w:rPr>
+                <w:rFonts w:ascii="맑은 고딕" w:hAnsi="맑은 고딕" w:eastAsia="맑은 고딕" w:cs="맑은 고딕"/>
+                <w:b/>
+              </w:rPr>
+              <w:t>높다. 8절 전부</w:t>
             </w:r>
           </w:p>
         </w:tc>
@@ -3232,28 +3708,14 @@
           <w:rFonts w:ascii="맑은 고딕" w:hAnsi="맑은 고딕" w:eastAsia="맑은 고딕" w:cs="맑은 고딕"/>
           <w:b/>
         </w:rPr>
-        <w:t>1단계에서 멈춰도 이득의 큰 쪽을 얻는다.</w:t>
+        <w:t>2단계에서 멈춰도 쓸 만한 도구가 된다.</w:t>
       </w:r>
       <w:r>
         <w:rPr>
           <w:rFonts w:ascii="맑은 고딕" w:hAnsi="맑은 고딕" w:eastAsia="맑은 고딕" w:cs="맑은 고딕"/>
           <w:b w:val="0"/>
         </w:rPr>
-        <w:t xml:space="preserve"> 그리고 1단계는 읽기 전용이라 </w:t>
-      </w:r>
-      <w:r>
-        <w:rPr>
-          <w:rFonts w:ascii="맑은 고딕" w:hAnsi="맑은 고딕" w:eastAsia="맑은 고딕" w:cs="맑은 고딕"/>
-          <w:b/>
-        </w:rPr>
-        <w:t>재생성 불가한 자료를 위험에 놓지 않는다</w:t>
-      </w:r>
-      <w:r>
-        <w:rPr>
-          <w:rFonts w:ascii="맑은 고딕" w:hAnsi="맑은 고딕" w:eastAsia="맑은 고딕" w:cs="맑은 고딕"/>
-          <w:b w:val="0"/>
-        </w:rPr>
-        <w:t xml:space="preserve"> — 시작점으로 이보다 나은 자리가 없다.</w:t>
+        <w:t xml:space="preserve"> 사진과 DB 를 손으로 옮겨 주면 혼자 쓰는 검토 도구로 완성이다. 밖으로 내보내는 것은 5단계이고, 그때 비용이 몰린다.</w:t>
       </w:r>
     </w:p>
     <w:p>
@@ -3273,7 +3735,7 @@
           <w:b w:val="0"/>
           <w:color w:val="1A1D23"/>
         </w:rPr>
-        <w:t>9. 권고</w:t>
+        <w:t>10. 권고</w:t>
       </w:r>
     </w:p>
     <w:p>
@@ -3285,14 +3747,14 @@
           <w:rFonts w:ascii="맑은 고딕" w:hAnsi="맑은 고딕" w:eastAsia="맑은 고딕" w:cs="맑은 고딕"/>
           <w:b/>
         </w:rPr>
-        <w:t>지금은 만들지 않는 쪽을 권한다.</w:t>
+        <w:t>만들 값이 있다.</w:t>
       </w:r>
       <w:r>
         <w:rPr>
           <w:rFonts w:ascii="맑은 고딕" w:hAnsi="맑은 고딕" w:eastAsia="맑은 고딕" w:cs="맑은 고딕"/>
           <w:b w:val="0"/>
         </w:rPr>
-        <w:t xml:space="preserve"> 대신 순서를 이렇게 본다.</w:t>
+        <w:t xml:space="preserve"> 다만 순서를 지킨다.</w:t>
       </w:r>
     </w:p>
     <w:p>
@@ -3304,28 +3766,28 @@
           <w:rFonts w:ascii="맑은 고딕" w:hAnsi="맑은 고딕" w:eastAsia="맑은 고딕" w:cs="맑은 고딕"/>
           <w:b/>
         </w:rPr>
-        <w:t>첫째, 4절 ③ 을 먼저 답한다.</w:t>
+        <w:t>첫째, 4절(라이선스)을 먼저 정한다.</w:t>
       </w:r>
       <w:r>
         <w:rPr>
           <w:rFonts w:ascii="맑은 고딕" w:hAnsi="맑은 고딕" w:eastAsia="맑은 고딕" w:cs="맑은 고딕"/>
           <w:b w:val="0"/>
         </w:rPr>
-        <w:t xml:space="preserve"> 검토가 느린 것이 화면 때문인지 사람 때문인지를 </w:t>
+        <w:t xml:space="preserve"> 이건 기술 결정이 아니라 정책 결정이고, 답에 따라 </w:t>
       </w:r>
       <w:r>
         <w:rPr>
           <w:rFonts w:ascii="맑은 고딕" w:hAnsi="맑은 고딕" w:eastAsia="맑은 고딕" w:cs="맑은 고딕"/>
           <w:b/>
         </w:rPr>
-        <w:t>재고 나서</w:t>
+        <w:t>검출기를 다시 학습해야 할 수도 있다.</w:t>
       </w:r>
       <w:r>
         <w:rPr>
           <w:rFonts w:ascii="맑은 고딕" w:hAnsi="맑은 고딕" w:eastAsia="맑은 고딕" w:cs="맑은 고딕"/>
           <w:b w:val="0"/>
         </w:rPr>
-        <w:t xml:space="preserve"> 정한다. 재는 방법은 싸다 — 시야 하나를 검토하는 데 걸리는 시간을 기록하고, 그 안에서 "사진 기다리는 시간" 이 얼마인지 본다. 데스크탑을 만들 이유가 있다면 그 숫자가 말해 줄 것이고, 없다면 5,500줄을 다시 쓰지 않아도 된다.</w:t>
+        <w:t xml:space="preserve"> 학술 도구라면 ①(AGPL 공개)이 자연스럽고 가장 싸다 — 지금 자산을 그대로 쓰면서 밖으로 낼 수 있다.</w:t>
       </w:r>
     </w:p>
     <w:p>
@@ -3337,21 +3799,56 @@
           <w:rFonts w:ascii="맑은 고딕" w:hAnsi="맑은 고딕" w:eastAsia="맑은 고딕" w:cs="맑은 고딕"/>
           <w:b/>
         </w:rPr>
-        <w:t>둘째, 웹에서 아직 싼 것이 남아 있다.</w:t>
+        <w:t>둘째, 검출 엔진은 YOLO 로 간다.</w:t>
       </w:r>
       <w:r>
         <w:rPr>
           <w:rFonts w:ascii="맑은 고딕" w:hAnsi="맑은 고딕" w:eastAsia="맑은 고딕" w:cs="맑은 고딕"/>
           <w:b w:val="0"/>
         </w:rPr>
-        <w:t xml:space="preserve"> 삭제 단축키가 그 증거다. 교정의 81%가 한 조작인데 그것이 가장 비싼 입력이었다. 같은 종류로 남아 있을 법한 것: 초점 시리즈를 휠로 넘기기, 다음 미검토 시야로 바로 가기, 마스크 토글 단축키. </w:t>
+        <w:t xml:space="preserve"> 근거가 이제 셋이다 — P04 에서 이미 확인한 </w:t>
       </w:r>
       <w:r>
         <w:rPr>
           <w:rFonts w:ascii="맑은 고딕" w:hAnsi="맑은 고딕" w:eastAsia="맑은 고딕" w:cs="맑은 고딕"/>
           <w:b/>
         </w:rPr>
-        <w:t>며칠짜리 개선이 아직 수확되지 않았다.</w:t>
+        <w:t>정밀도 1.7배 · 속도 320배</w:t>
+      </w:r>
+      <w:r>
+        <w:rPr>
+          <w:rFonts w:ascii="맑은 고딕" w:hAnsi="맑은 고딕" w:eastAsia="맑은 고딕" w:cs="맑은 고딕"/>
+          <w:b w:val="0"/>
+        </w:rPr>
+        <w:t xml:space="preserve">, 그리고 여기서 확인한 </w:t>
+      </w:r>
+      <w:r>
+        <w:rPr>
+          <w:rFonts w:ascii="맑은 고딕" w:hAnsi="맑은 고딕" w:eastAsia="맑은 고딕" w:cs="맑은 고딕"/>
+          <w:b/>
+        </w:rPr>
+        <w:t>CPU 1.7초(SAM2 는 3.4분)</w:t>
+      </w:r>
+      <w:r>
+        <w:rPr>
+          <w:rFonts w:ascii="맑은 고딕" w:hAnsi="맑은 고딕" w:eastAsia="맑은 고딕" w:cs="맑은 고딕"/>
+          <w:b w:val="0"/>
+        </w:rPr>
+        <w:t xml:space="preserve">. GPU 를 선택사항으로 만드는 것이 이 앱의 성립 조건인데, 그것을 YOLO 만 만족한다. </w:t>
+      </w:r>
+      <w:r>
+        <w:rPr>
+          <w:rFonts w:ascii="맑은 고딕" w:hAnsi="맑은 고딕" w:eastAsia="맑은 고딕" w:cs="맑은 고딕"/>
+          <w:b/>
+        </w:rPr>
+        <w:t>단, 이 선택이 4절의 AGPL 을 불러온다</w:t>
+      </w:r>
+      <w:r>
+        <w:rPr>
+          <w:rFonts w:ascii="맑은 고딕" w:hAnsi="맑은 고딕" w:eastAsia="맑은 고딕" w:cs="맑은 고딕"/>
+          <w:b w:val="0"/>
+        </w:rPr>
+        <w:t xml:space="preserve"> — 두 결정은 같이 내려야 한다.</w:t>
       </w:r>
     </w:p>
     <w:p>
@@ -3363,7 +3860,7 @@
           <w:rFonts w:ascii="맑은 고딕" w:hAnsi="맑은 고딕" w:eastAsia="맑은 고딕" w:cs="맑은 고딕"/>
           <w:b/>
         </w:rPr>
-        <w:t>셋째, 그래도 만들기로 하면 8절의 1단계부터 · PySide6 로 · `devdocs/guides/ desktop/` 을 처음부터 지킨다.</w:t>
+        <w:t>셋째, PySide6 로 · 1단계부터 · `devdocs/guides/desktop/` 을 처음부터 지킨다.</w:t>
       </w:r>
       <w:r>
         <w:rPr>
@@ -3382,14 +3879,28 @@
           <w:rFonts w:ascii="맑은 고딕" w:hAnsi="맑은 고딕" w:eastAsia="맑은 고딕" w:cs="맑은 고딕"/>
           <w:b/>
         </w:rPr>
-        <w:t>하지 말아야 할 것 하나만 꼽으면 — 오프라인 교정을 먼저 만드는 것이다.</w:t>
+        <w:t>넷째, 지금 웹 뷰어를 버리지 않는다.</w:t>
       </w:r>
       <w:r>
         <w:rPr>
           <w:rFonts w:ascii="맑은 고딕" w:hAnsi="맑은 고딕" w:eastAsia="맑은 고딕" w:cs="맑은 고딕"/>
           <w:b w:val="0"/>
         </w:rPr>
-        <w:t xml:space="preserve"> 지금 저장 계약(전체 갈아치우기) 위에 오프라인을 얹으면, 잃을 수 없는 자료를 가장 잃기 쉬운 방식으로 다루게 된다.</w:t>
+        <w:t xml:space="preserve"> 연구소 안에서는 서버 구조가 잘 돌고 있고(폴러·백업·무결성 깃발), 자료가 쌓이는 곳도 여기다. </w:t>
+      </w:r>
+      <w:r>
+        <w:rPr>
+          <w:rFonts w:ascii="맑은 고딕" w:hAnsi="맑은 고딕" w:eastAsia="맑은 고딕" w:cs="맑은 고딕"/>
+          <w:b/>
+        </w:rPr>
+        <w:t>데스크탑은 대체가 아니라 배포판이다.</w:t>
+      </w:r>
+      <w:r>
+        <w:rPr>
+          <w:rFonts w:ascii="맑은 고딕" w:hAnsi="맑은 고딕" w:eastAsia="맑은 고딕" w:cs="맑은 고딕"/>
+          <w:b w:val="0"/>
+        </w:rPr>
+        <w:t xml:space="preserve"> 파이썬을 공유하면 두 벌을 유지하는 비용이 가장 낮다.</w:t>
       </w:r>
     </w:p>
     <w:p>
@@ -3409,26 +3920,7 @@
           <w:b w:val="0"/>
           <w:color w:val="1A1D23"/>
         </w:rPr>
-        <w:t>10. 부록 — 판단을 뒤집는 조건</w:t>
-      </w:r>
-    </w:p>
-    <w:p>
-      <w:pPr>
-        <w:spacing w:after="140"/>
-      </w:pPr>
-      <w:r>
-        <w:rPr>
-          <w:rFonts w:ascii="맑은 고딕" w:hAnsi="맑은 고딕" w:eastAsia="맑은 고딕" w:cs="맑은 고딕"/>
-          <w:b w:val="0"/>
-        </w:rPr>
-        <w:t xml:space="preserve">이 문서의 결론은 아래 중 </w:t>
-      </w:r>
-      <w:r>
-        <w:rPr>
-          <w:rFonts w:ascii="맑은 고딕" w:hAnsi="맑은 고딕" w:eastAsia="맑은 고딕" w:cs="맑은 고딕"/>
-          <w:b/>
-        </w:rPr>
-        <w:t>하나만 참이 되어도 바뀐다.</w:t>
+        <w:t>11. 결론을 뒤집는 조건</w:t>
       </w:r>
     </w:p>
     <w:tbl>
@@ -3477,7 +3969,7 @@
                 <w:rFonts w:ascii="맑은 고딕" w:hAnsi="맑은 고딕" w:eastAsia="맑은 고딕" w:cs="맑은 고딕"/>
                 <w:b/>
               </w:rPr>
-              <w:t>결론이 어떻게 바뀌는가</w:t>
+              <w:t>어떻게 바뀌는가</w:t>
             </w:r>
           </w:p>
         </w:tc>
@@ -3494,7 +3986,7 @@
                 <w:rFonts w:ascii="맑은 고딕" w:hAnsi="맑은 고딕" w:eastAsia="맑은 고딕" w:cs="맑은 고딕"/>
                 <w:b w:val="0"/>
               </w:rPr>
-              <w:t>검토자가 3명 이상으로 늘어난다</w:t>
+              <w:t>라이선스를 못 정한다</w:t>
             </w:r>
           </w:p>
         </w:tc>
@@ -3507,23 +3999,16 @@
             <w:r>
               <w:rPr>
                 <w:rFonts w:ascii="맑은 고딕" w:hAnsi="맑은 고딕" w:eastAsia="맑은 고딕" w:cs="맑은 고딕"/>
-                <w:b w:val="0"/>
-              </w:rPr>
-              <w:t xml:space="preserve">서버가 진실의 원본인 구조가 </w:t>
-            </w:r>
-            <w:r>
-              <w:rPr>
-                <w:rFonts w:ascii="맑은 고딕" w:hAnsi="맑은 고딕" w:eastAsia="맑은 고딕" w:cs="맑은 고딕"/>
                 <w:b/>
               </w:rPr>
-              <w:t>어차피</w:t>
+              <w:t>시작하지 않는다.</w:t>
             </w:r>
             <w:r>
               <w:rPr>
                 <w:rFonts w:ascii="맑은 고딕" w:hAnsi="맑은 고딕" w:eastAsia="맑은 고딕" w:cs="맑은 고딕"/>
                 <w:b w:val="0"/>
               </w:rPr>
-              <w:t xml:space="preserve"> 필요해진다. 그때는 데스크탑 클라이언트가 자연스러운 답이 된다</w:t>
+              <w:t xml:space="preserve"> 5단계에서 되돌아오는 비용이 가장 크다</w:t>
             </w:r>
           </w:p>
         </w:tc>
@@ -3540,21 +4025,7 @@
                 <w:rFonts w:ascii="맑은 고딕" w:hAnsi="맑은 고딕" w:eastAsia="맑은 고딕" w:cs="맑은 고딕"/>
                 <w:b w:val="0"/>
               </w:rPr>
-              <w:t xml:space="preserve">사내망 밖 검토가 </w:t>
-            </w:r>
-            <w:r>
-              <w:rPr>
-                <w:rFonts w:ascii="맑은 고딕" w:hAnsi="맑은 고딕" w:eastAsia="맑은 고딕" w:cs="맑은 고딕"/>
-                <w:b/>
-              </w:rPr>
-              <w:t>요구사항</w:t>
-            </w:r>
-            <w:r>
-              <w:rPr>
-                <w:rFonts w:ascii="맑은 고딕" w:hAnsi="맑은 고딕" w:eastAsia="맑은 고딕" w:cs="맑은 고딕"/>
-                <w:b w:val="0"/>
-              </w:rPr>
-              <w:t>이 된다</w:t>
+              <w:t>배포 대상이 사내로 좁혀진다</w:t>
             </w:r>
           </w:p>
         </w:tc>
@@ -3569,7 +4040,7 @@
                 <w:rFonts w:ascii="맑은 고딕" w:hAnsi="맑은 고딕" w:eastAsia="맑은 고딕" w:cs="맑은 고딕"/>
                 <w:b w:val="0"/>
               </w:rPr>
-              <w:t>8절 3단계(증분 저장 계약)를 먼저 해야 하고, 데스크탑은 그 뒤</w:t>
+              <w:t>8절(서명·OS 매트릭스)이 거의 사라진다. 2단계까지만 만들어도 된다</w:t>
             </w:r>
           </w:p>
         </w:tc>
@@ -3586,7 +4057,7 @@
                 <w:rFonts w:ascii="맑은 고딕" w:hAnsi="맑은 고딕" w:eastAsia="맑은 고딕" w:cs="맑은 고딕"/>
                 <w:b w:val="0"/>
               </w:rPr>
-              <w:t>시야 하나당 "사진 기다리는 시간" 이 30% 를 넘는다</w:t>
+              <w:t>검토자가 여럿이 되고 자료를 공유해야 한다</w:t>
             </w:r>
           </w:p>
         </w:tc>
@@ -3601,7 +4072,7 @@
                 <w:rFonts w:ascii="맑은 고딕" w:hAnsi="맑은 고딕" w:eastAsia="맑은 고딕" w:cs="맑은 고딕"/>
                 <w:b w:val="0"/>
               </w:rPr>
-              <w:t>3.1 의 이득이 실측으로 증명된 것이다. 1단계를 바로 시작할 근거가 된다</w:t>
+              <w:t>5절의 이점이 사라진다 — 동기화 설계가 다시 필요하고, 그때는 서버 구조가 낫다</w:t>
             </w:r>
           </w:p>
         </w:tc>
@@ -3618,7 +4089,7 @@
                 <w:rFonts w:ascii="맑은 고딕" w:hAnsi="맑은 고딕" w:eastAsia="맑은 고딕" w:cs="맑은 고딕"/>
                 <w:b w:val="0"/>
               </w:rPr>
-              <w:t>슬라이드가 수십 장 단위로 늘어난다</w:t>
+              <w:t>슬라이드가 수백 장 단위가 된다</w:t>
             </w:r>
           </w:p>
         </w:tc>
@@ -3633,21 +4104,46 @@
                 <w:rFonts w:ascii="맑은 고딕" w:hAnsi="맑은 고딕" w:eastAsia="맑은 고딕" w:cs="맑은 고딕"/>
                 <w:b w:val="0"/>
               </w:rPr>
-              <w:t xml:space="preserve">사진이 3.8 GB 를 크게 넘기면 </w:t>
+              <w:t>3절의 전제(20 GB)가 흔들린다. 저장 설계를 다시 본다</w:t>
+            </w:r>
+          </w:p>
+        </w:tc>
+      </w:tr>
+      <w:tr>
+        <w:tc>
+          <w:tcPr>
+            <w:tcW w:type="dxa" w:w="4819"/>
+          </w:tcPr>
+          <w:p>
+            <w:r/>
+            <w:r>
+              <w:rPr>
+                <w:rFonts w:ascii="맑은 고딕" w:hAnsi="맑은 고딕" w:eastAsia="맑은 고딕" w:cs="맑은 고딕"/>
+                <w:b w:val="0"/>
+              </w:rPr>
+              <w:t>SAM2 급 정확도가 꼭 필요해진다</w:t>
+            </w:r>
+          </w:p>
+        </w:tc>
+        <w:tc>
+          <w:tcPr>
+            <w:tcW w:type="dxa" w:w="4819"/>
+          </w:tcPr>
+          <w:p>
+            <w:r/>
+            <w:r>
+              <w:rPr>
+                <w:rFonts w:ascii="맑은 고딕" w:hAnsi="맑은 고딕" w:eastAsia="맑은 고딕" w:cs="맑은 고딕"/>
+                <w:b w:val="0"/>
+              </w:rPr>
+              <w:t xml:space="preserve">CPU 로는 슬라이드당 2.5시간이다. </w:t>
             </w:r>
             <w:r>
               <w:rPr>
                 <w:rFonts w:ascii="맑은 고딕" w:hAnsi="맑은 고딕" w:eastAsia="맑은 고딕" w:cs="맑은 고딕"/>
                 <w:b/>
               </w:rPr>
-              <w:t>오프라인 전제가 무너진다.</w:t>
-            </w:r>
-            <w:r>
-              <w:rPr>
-                <w:rFonts w:ascii="맑은 고딕" w:hAnsi="맑은 고딕" w:eastAsia="맑은 고딕" w:cs="맑은 고딕"/>
-                <w:b w:val="0"/>
-              </w:rPr>
-              <w:t xml:space="preserve"> 데스크탑의 이득이 3.1·3.2 로 줄어든다</w:t>
+              <w:t>GPU 를 요구사항으로 올려야 한다</w:t>
             </w:r>
           </w:p>
         </w:tc>

--- a/docs/20260805_desktop-app-review.docx
+++ b/docs/20260805_desktop-app-review.docx
@@ -1789,7 +1789,7 @@
           <w:rFonts w:ascii="맑은 고딕" w:hAnsi="맑은 고딕" w:eastAsia="맑은 고딕" w:cs="맑은 고딕"/>
           <w:b w:val="0"/>
         </w:rPr>
-        <w:t>선택지는 셋이고 셋 다 대가가 있다.</w:t>
+        <w:t>선택지는 셋이었다.</w:t>
       </w:r>
     </w:p>
     <w:tbl>
@@ -1905,14 +1905,7 @@
                 <w:rFonts w:ascii="맑은 고딕" w:hAnsi="맑은 고딕" w:eastAsia="맑은 고딕" w:cs="맑은 고딕"/>
                 <w:b/>
               </w:rPr>
-              <w:t>학술 도구라면 오히려 자연스럽다.</w:t>
-            </w:r>
-            <w:r>
-              <w:rPr>
-                <w:rFonts w:ascii="맑은 고딕" w:hAnsi="맑은 고딕" w:eastAsia="맑은 고딕" w:cs="맑은 고딕"/>
-                <w:b w:val="0"/>
-              </w:rPr>
-              <w:t xml:space="preserve"> 이 길이면 PyQt5(GPL v3)도 그대로 쓴다</w:t>
+              <w:t>학술 도구라면 오히려 자연스럽다</w:t>
             </w:r>
           </w:p>
         </w:tc>
@@ -1927,7 +1920,7 @@
             <w:r>
               <w:rPr>
                 <w:rFonts w:ascii="맑은 고딕" w:hAnsi="맑은 고딕" w:eastAsia="맑은 고딕" w:cs="맑은 고딕"/>
-                <w:b/>
+                <w:b w:val="0"/>
               </w:rPr>
               <w:t>② Ultralytics 상용 라이선스</w:t>
             </w:r>
@@ -1974,7 +1967,7 @@
             <w:r>
               <w:rPr>
                 <w:rFonts w:ascii="맑은 고딕" w:hAnsi="맑은 고딕" w:eastAsia="맑은 고딕" w:cs="맑은 고딕"/>
-                <w:b/>
+                <w:b w:val="0"/>
               </w:rPr>
               <w:t>③ ultralytics 를 안 싣는다</w:t>
             </w:r>
@@ -2015,6 +2008,27 @@
     <w:p/>
     <w:p>
       <w:pPr>
+        <w:pStyle w:val="Heading3"/>
+      </w:pPr>
+      <w:r>
+        <w:rPr>
+          <w:rFonts w:ascii="맑은 고딕" w:hAnsi="맑은 고딕" w:eastAsia="맑은 고딕" w:cs="맑은 고딕"/>
+          <w:b/>
+          <w:color w:val="1A1D23"/>
+        </w:rPr>
+        <w:t>결정: ①, AGPL-3.0 으로 간다</w:t>
+      </w:r>
+      <w:r>
+        <w:rPr>
+          <w:rFonts w:ascii="맑은 고딕" w:hAnsi="맑은 고딕" w:eastAsia="맑은 고딕" w:cs="맑은 고딕"/>
+          <w:b w:val="0"/>
+          <w:color w:val="1A1D23"/>
+        </w:rPr>
+        <w:t xml:space="preserve"> (2026-08-05)</w:t>
+      </w:r>
+    </w:p>
+    <w:p>
+      <w:pPr>
         <w:spacing w:after="140"/>
       </w:pPr>
       <w:r>
@@ -2022,21 +2036,26 @@
           <w:rFonts w:ascii="맑은 고딕" w:hAnsi="맑은 고딕" w:eastAsia="맑은 고딕" w:cs="맑은 고딕"/>
           <w:b w:val="0"/>
         </w:rPr>
-        <w:t xml:space="preserve">③ 을 택하면 Apache 2.0 계열로 갈아탄다 — YOLOX · MMDetection(RTMDet-Ins) · detectron2 등. </w:t>
+        <w:t>이것으로 나머지가 전부 풀린다.</w:t>
       </w:r>
+    </w:p>
+    <w:p>
+      <w:pPr>
+        <w:pStyle w:val="ListBullet"/>
+      </w:pPr>
       <w:r>
         <w:rPr>
           <w:rFonts w:ascii="맑은 고딕" w:hAnsi="맑은 고딕" w:eastAsia="맑은 고딕" w:cs="맑은 고딕"/>
           <w:b/>
         </w:rPr>
-        <w:t>가중치까지 AGPL 이 따라가는지는 다툼의 여지가 있다.</w:t>
+        <w:t>검출기를 다시 학습하지 않는다.</w:t>
       </w:r>
       <w:r>
         <w:rPr>
           <w:rFonts w:ascii="맑은 고딕" w:hAnsi="맑은 고딕" w:eastAsia="맑은 고딕" w:cs="맑은 고딕"/>
           <w:b w:val="0"/>
         </w:rPr>
-        <w:t xml:space="preserve"> ultralytics 로 학습한 </w:t>
+        <w:t xml:space="preserve"> 지금 가중치·</w:t>
       </w:r>
       <w:r>
         <w:rPr>
@@ -2044,14 +2063,74 @@
           <w:color w:val="C0362C"/>
           <w:sz w:val="19"/>
         </w:rPr>
-        <w:t>best.pt</w:t>
+        <w:t>export_yolo.py</w:t>
       </w:r>
       <w:r>
         <w:rPr>
           <w:rFonts w:ascii="맑은 고딕" w:hAnsi="맑은 고딕" w:eastAsia="맑은 고딕" w:cs="맑은 고딕"/>
           <w:b w:val="0"/>
         </w:rPr>
-        <w:t xml:space="preserve"> 를 ONNX 로 내보내 중립 런타임에서 돌리면 코드 의존은 끊기지만, 배포 전에 확인이 필요하다 — 여기서 단정하지 않는다.</w:t>
+        <w:t xml:space="preserve">· </w:t>
+      </w:r>
+      <w:r>
+        <w:rPr>
+          <w:rFonts w:ascii="D2Coding" w:hAnsi="D2Coding" w:eastAsia="D2Coding" w:cs="D2Coding"/>
+          <w:color w:val="C0362C"/>
+          <w:sz w:val="19"/>
+        </w:rPr>
+        <w:t>segment_diatoms.py</w:t>
+      </w:r>
+      <w:r>
+        <w:rPr>
+          <w:rFonts w:ascii="맑은 고딕" w:hAnsi="맑은 고딕" w:eastAsia="맑은 고딕" w:cs="맑은 고딕"/>
+          <w:b w:val="0"/>
+        </w:rPr>
+        <w:t xml:space="preserve"> 를 그대로 쓴다</w:t>
+      </w:r>
+    </w:p>
+    <w:p>
+      <w:pPr>
+        <w:pStyle w:val="ListBullet"/>
+      </w:pPr>
+      <w:r>
+        <w:rPr>
+          <w:rFonts w:ascii="맑은 고딕" w:hAnsi="맑은 고딕" w:eastAsia="맑은 고딕" w:cs="맑은 고딕"/>
+          <w:b/>
+        </w:rPr>
+        <w:t>PyQt5(GPL v3)도 쓸 수 있게 된다</w:t>
+      </w:r>
+      <w:r>
+        <w:rPr>
+          <w:rFonts w:ascii="맑은 고딕" w:hAnsi="맑은 고딕" w:eastAsia="맑은 고딕" w:cs="맑은 고딕"/>
+          <w:b w:val="0"/>
+        </w:rPr>
+        <w:t xml:space="preserve"> (AGPLv3 와 호환). 스택 선택에서 라이선스가 빠지고 기술만 남는다 — 7절</w:t>
+      </w:r>
+    </w:p>
+    <w:p>
+      <w:pPr>
+        <w:pStyle w:val="ListBullet"/>
+      </w:pPr>
+      <w:r>
+        <w:rPr>
+          <w:rFonts w:ascii="맑은 고딕" w:hAnsi="맑은 고딕" w:eastAsia="맑은 고딕" w:cs="맑은 고딕"/>
+          <w:b w:val="0"/>
+        </w:rPr>
+        <w:t>③ 의 미해결 항목(</w:t>
+      </w:r>
+      <w:r>
+        <w:rPr>
+          <w:rFonts w:ascii="맑은 고딕" w:hAnsi="맑은 고딕" w:eastAsia="맑은 고딕" w:cs="맑은 고딕"/>
+          <w:b/>
+        </w:rPr>
+        <w:t>ultralytics 로 학습한 가중치까지 AGPL 이 따라가는가</w:t>
+      </w:r>
+      <w:r>
+        <w:rPr>
+          <w:rFonts w:ascii="맑은 고딕" w:hAnsi="맑은 고딕" w:eastAsia="맑은 고딕" w:cs="맑은 고딕"/>
+          <w:b w:val="0"/>
+        </w:rPr>
+        <w:t>)을 판단하지 않아도 된다. 어차피 전부 공개하므로 다툴 여지가 없다</w:t>
       </w:r>
     </w:p>
     <w:p>
@@ -2063,14 +2142,214 @@
           <w:rFonts w:ascii="맑은 고딕" w:hAnsi="맑은 고딕" w:eastAsia="맑은 고딕" w:cs="맑은 고딕"/>
           <w:b/>
         </w:rPr>
-        <w:t>이 결정이 먼저다.</w:t>
+        <w:t>대신 지금 해 둘 것이 하나 있다.</w:t>
+      </w:r>
+    </w:p>
+    <w:p>
+      <w:pPr>
+        <w:ind w:left="360"/>
+      </w:pPr>
+      <w:r>
+        <w:rPr>
+          <w:rFonts w:ascii="맑은 고딕" w:hAnsi="맑은 고딕" w:eastAsia="맑은 고딕" w:cs="맑은 고딕"/>
+          <w:b/>
+          <w:i/>
+        </w:rPr>
+        <w:t>이 저장소에는 `LICENSE` 파일이 없다.</w:t>
+      </w:r>
+      <w:r>
+        <w:rPr>
+          <w:rFonts w:ascii="맑은 고딕" w:hAnsi="맑은 고딕" w:eastAsia="맑은 고딕" w:cs="맑은 고딕"/>
+          <w:b w:val="0"/>
+          <w:i/>
+        </w:rPr>
+        <w:t xml:space="preserve"> public 이지만 라이선스가 없으면 법적으로는 아무에게도 사용 권한이 없다 — "공개" 와 "오픈소스" 는 다르다. 배포하려면 </w:t>
+      </w:r>
+      <w:r>
+        <w:rPr>
+          <w:rFonts w:ascii="맑은 고딕" w:hAnsi="맑은 고딕" w:eastAsia="맑은 고딕" w:cs="맑은 고딕"/>
+          <w:b/>
+          <w:i/>
+        </w:rPr>
+        <w:t>실제로 AGPL-3.0 파일을 넣고 헤더 방침을 정해야</w:t>
+      </w:r>
+      <w:r>
+        <w:rPr>
+          <w:rFonts w:ascii="맑은 고딕" w:hAnsi="맑은 고딕" w:eastAsia="맑은 고딕" w:cs="맑은 고딕"/>
+          <w:b w:val="0"/>
+          <w:i/>
+        </w:rPr>
+        <w:t xml:space="preserve"> 한다. 데스크탑 앱을 시작하기 전에 끝낼 수 있는 일이고, 미루면 배포 직전에 걸린다.</w:t>
+      </w:r>
+    </w:p>
+    <w:p>
+      <w:pPr>
+        <w:spacing w:after="140"/>
+      </w:pPr>
+      <w:r>
+        <w:rPr>
+          <w:rFonts w:ascii="맑은 고딕" w:hAnsi="맑은 고딕" w:eastAsia="맑은 고딕" w:cs="맑은 고딕"/>
+          <w:b/>
+        </w:rPr>
+        <w:t>그리고 방향이 하나 있다 — MIT 에서 AGPL 로는 가져올 수 있지만, 반대는 안 된다.</w:t>
       </w:r>
       <w:r>
         <w:rPr>
           <w:rFonts w:ascii="맑은 고딕" w:hAnsi="맑은 고딕" w:eastAsia="맑은 고딕" w:cs="맑은 고딕"/>
           <w:b w:val="0"/>
         </w:rPr>
-        <w:t xml:space="preserve"> ③ 이면 검출기를 다시 학습해야 하고, 그것은 데스크탑 앱보다 큰 일이다. ① 이면 지금 자산을 그대로 쓴다.</w:t>
+        <w:t xml:space="preserve"> </w:t>
+      </w:r>
+      <w:r>
+        <w:rPr>
+          <w:rFonts w:ascii="D2Coding" w:hAnsi="D2Coding" w:eastAsia="D2Coding" w:cs="D2Coding"/>
+          <w:color w:val="C0362C"/>
+          <w:sz w:val="19"/>
+        </w:rPr>
+        <w:t>Modan2</w:t>
+      </w:r>
+      <w:r>
+        <w:rPr>
+          <w:rFonts w:ascii="맑은 고딕" w:hAnsi="맑은 고딕" w:eastAsia="맑은 고딕" w:cs="맑은 고딕"/>
+          <w:b w:val="0"/>
+        </w:rPr>
+        <w:t xml:space="preserve"> 는 MIT 다. 거기 코드를 이 앱으로 가져오는 것은 되지만, </w:t>
+      </w:r>
+      <w:r>
+        <w:rPr>
+          <w:rFonts w:ascii="맑은 고딕" w:hAnsi="맑은 고딕" w:eastAsia="맑은 고딕" w:cs="맑은 고딕"/>
+          <w:b/>
+        </w:rPr>
+        <w:t>이 앱의 코드를 Modan2 로 되돌려 넣으면 Modan2 가 오염된다.</w:t>
+      </w:r>
+      <w:r>
+        <w:rPr>
+          <w:rFonts w:ascii="맑은 고딕" w:hAnsi="맑은 고딕" w:eastAsia="맑은 고딕" w:cs="맑은 고딕"/>
+          <w:b w:val="0"/>
+        </w:rPr>
+        <w:t xml:space="preserve"> 두 프로젝트 사이에 코드를 옮길 때 방향을 지킬 것.</w:t>
+      </w:r>
+    </w:p>
+    <w:p>
+      <w:pPr>
+        <w:ind w:left="360"/>
+      </w:pPr>
+      <w:r>
+        <w:rPr>
+          <w:rFonts w:ascii="맑은 고딕" w:hAnsi="맑은 고딕" w:eastAsia="맑은 고딕" w:cs="맑은 고딕"/>
+          <w:b w:val="0"/>
+          <w:i/>
+        </w:rPr>
+        <w:t xml:space="preserve">곁다리로 — 지금 </w:t>
+      </w:r>
+      <w:r>
+        <w:rPr>
+          <w:rFonts w:ascii="D2Coding" w:hAnsi="D2Coding" w:eastAsia="D2Coding" w:cs="D2Coding"/>
+          <w:i/>
+          <w:color w:val="C0362C"/>
+          <w:sz w:val="19"/>
+        </w:rPr>
+        <w:t>ultralytics</w:t>
+      </w:r>
+      <w:r>
+        <w:rPr>
+          <w:rFonts w:ascii="맑은 고딕" w:hAnsi="맑은 고딕" w:eastAsia="맑은 고딕" w:cs="맑은 고딕"/>
+          <w:b w:val="0"/>
+          <w:i/>
+        </w:rPr>
+        <w:t xml:space="preserve"> 를 부르는 것은 </w:t>
+      </w:r>
+      <w:r>
+        <w:rPr>
+          <w:rFonts w:ascii="D2Coding" w:hAnsi="D2Coding" w:eastAsia="D2Coding" w:cs="D2Coding"/>
+          <w:i/>
+          <w:color w:val="C0362C"/>
+          <w:sz w:val="19"/>
+        </w:rPr>
+        <w:t>segment_diatoms.py</w:t>
+      </w:r>
+      <w:r>
+        <w:rPr>
+          <w:rFonts w:ascii="맑은 고딕" w:hAnsi="맑은 고딕" w:eastAsia="맑은 고딕" w:cs="맑은 고딕"/>
+          <w:b w:val="0"/>
+          <w:i/>
+        </w:rPr>
+        <w:t xml:space="preserve"> · </w:t>
+      </w:r>
+      <w:r>
+        <w:rPr>
+          <w:rFonts w:ascii="D2Coding" w:hAnsi="D2Coding" w:eastAsia="D2Coding" w:cs="D2Coding"/>
+          <w:i/>
+          <w:color w:val="C0362C"/>
+          <w:sz w:val="19"/>
+        </w:rPr>
+        <w:t>export_yolo.py</w:t>
+      </w:r>
+      <w:r>
+        <w:rPr>
+          <w:rFonts w:ascii="맑은 고딕" w:hAnsi="맑은 고딕" w:eastAsia="맑은 고딕" w:cs="맑은 고딕"/>
+          <w:b w:val="0"/>
+          <w:i/>
+        </w:rPr>
+        <w:t xml:space="preserve"> · </w:t>
+      </w:r>
+      <w:r>
+        <w:rPr>
+          <w:rFonts w:ascii="D2Coding" w:hAnsi="D2Coding" w:eastAsia="D2Coding" w:cs="D2Coding"/>
+          <w:i/>
+          <w:color w:val="C0362C"/>
+          <w:sz w:val="19"/>
+        </w:rPr>
+        <w:t>pr_sweep.py</w:t>
+      </w:r>
+      <w:r>
+        <w:rPr>
+          <w:rFonts w:ascii="맑은 고딕" w:hAnsi="맑은 고딕" w:eastAsia="맑은 고딕" w:cs="맑은 고딕"/>
+          <w:b w:val="0"/>
+          <w:i/>
+        </w:rPr>
+        <w:t xml:space="preserve"> · </w:t>
+      </w:r>
+      <w:r>
+        <w:rPr>
+          <w:rFonts w:ascii="D2Coding" w:hAnsi="D2Coding" w:eastAsia="D2Coding" w:cs="D2Coding"/>
+          <w:i/>
+          <w:color w:val="C0362C"/>
+          <w:sz w:val="19"/>
+        </w:rPr>
+        <w:t>tools/bench_yolo.py</w:t>
+      </w:r>
+      <w:r>
+        <w:rPr>
+          <w:rFonts w:ascii="맑은 고딕" w:hAnsi="맑은 고딕" w:eastAsia="맑은 고딕" w:cs="맑은 고딕"/>
+          <w:b w:val="0"/>
+          <w:i/>
+        </w:rPr>
+        <w:t xml:space="preserve"> 넷뿐이고 </w:t>
+      </w:r>
+      <w:r>
+        <w:rPr>
+          <w:rFonts w:ascii="맑은 고딕" w:hAnsi="맑은 고딕" w:eastAsia="맑은 고딕" w:cs="맑은 고딕"/>
+          <w:b/>
+          <w:i/>
+        </w:rPr>
+        <w:t>전부 파이프라인 쪽이다. 웹 뷰어는 부르지 않는다.</w:t>
+      </w:r>
+      <w:r>
+        <w:rPr>
+          <w:rFonts w:ascii="맑은 고딕" w:hAnsi="맑은 고딕" w:eastAsia="맑은 고딕" w:cs="맑은 고딕"/>
+          <w:b w:val="0"/>
+          <w:i/>
+        </w:rPr>
+        <w:t xml:space="preserve"> 그래서 AGPL 의 네트워크 조항이 지금 뷰어에는 닿지 않는다. 나중에 뷰어를 다르게 다루고 싶어질 때를 위해 </w:t>
+      </w:r>
+      <w:r>
+        <w:rPr>
+          <w:rFonts w:ascii="맑은 고딕" w:hAnsi="맑은 고딕" w:eastAsia="맑은 고딕" w:cs="맑은 고딕"/>
+          <w:b/>
+          <w:i/>
+        </w:rPr>
+        <w:t>이 분리를 유지해 두는 편이 좋다.</w:t>
       </w:r>
     </w:p>
     <w:p>
@@ -2680,6 +2959,25 @@
         <w:t>7. 스택</w:t>
       </w:r>
     </w:p>
+    <w:p>
+      <w:pPr>
+        <w:spacing w:after="140"/>
+      </w:pPr>
+      <w:r>
+        <w:rPr>
+          <w:rFonts w:ascii="맑은 고딕" w:hAnsi="맑은 고딕" w:eastAsia="맑은 고딕" w:cs="맑은 고딕"/>
+          <w:b/>
+        </w:rPr>
+        <w:t>AGPL 로 정해졌으므로 라이선스는 더 이상 변별점이 아니다.</w:t>
+      </w:r>
+      <w:r>
+        <w:rPr>
+          <w:rFonts w:ascii="맑은 고딕" w:hAnsi="맑은 고딕" w:eastAsia="맑은 고딕" w:cs="맑은 고딕"/>
+          <w:b w:val="0"/>
+        </w:rPr>
+        <w:t xml:space="preserve"> PyQt5(GPL v3)도 쓸 수 있다. 남은 것은 기술 판단뿐이다.</w:t>
+      </w:r>
+    </w:p>
     <w:tbl>
       <w:tblPr>
         <w:tblStyle w:val="TableGrid"/>
@@ -2765,6 +3063,13 @@
               </w:rPr>
               <w:t>PySide6</w:t>
             </w:r>
+            <w:r>
+              <w:rPr>
+                <w:rFonts w:ascii="맑은 고딕" w:hAnsi="맑은 고딕" w:eastAsia="맑은 고딕" w:cs="맑은 고딕"/>
+                <w:b w:val="0"/>
+              </w:rPr>
+              <w:t xml:space="preserve"> (Qt6)</w:t>
+            </w:r>
           </w:p>
         </w:tc>
         <w:tc>
@@ -2807,36 +3112,21 @@
                 <w:rFonts w:ascii="맑은 고딕" w:hAnsi="맑은 고딕" w:eastAsia="맑은 고딕" w:cs="맑은 고딕"/>
                 <w:b w:val="0"/>
               </w:rPr>
-              <w:t xml:space="preserve"> — 규칙이 두 벌이 되지 않는다. </w:t>
+              <w:t xml:space="preserve">. </w:t>
             </w:r>
             <w:r>
               <w:rPr>
                 <w:rFonts w:ascii="맑은 고딕" w:hAnsi="맑은 고딕" w:eastAsia="맑은 고딕" w:cs="맑은 고딕"/>
                 <w:b/>
               </w:rPr>
-              <w:t>LGPL 이라 배포가 자유롭다.</w:t>
+              <w:t>Qt6 라 앞으로 오래 간다</w:t>
             </w:r>
             <w:r>
               <w:rPr>
                 <w:rFonts w:ascii="맑은 고딕" w:hAnsi="맑은 고딕" w:eastAsia="맑은 고딕" w:cs="맑은 고딕"/>
                 <w:b w:val="0"/>
               </w:rPr>
-              <w:t xml:space="preserve"> </w:t>
-            </w:r>
-            <w:r>
-              <w:rPr>
-                <w:rFonts w:ascii="D2Coding" w:hAnsi="D2Coding" w:eastAsia="D2Coding" w:cs="D2Coding"/>
-                <w:color w:val="C0362C"/>
-                <w:sz w:val="19"/>
-              </w:rPr>
-              <w:t>devdocs/guides/desktop/</w:t>
-            </w:r>
-            <w:r>
-              <w:rPr>
-                <w:rFonts w:ascii="맑은 고딕" w:hAnsi="맑은 고딕" w:eastAsia="맑은 고딕" w:cs="맑은 고딕"/>
-                <w:b w:val="0"/>
-              </w:rPr>
-              <w:t xml:space="preserve"> 이 정확히 이 스택 기준</w:t>
+              <w:t xml:space="preserve"> — 밖으로 배포해 몇 년 유지할 물건이면 이쪽</w:t>
             </w:r>
           </w:p>
         </w:tc>
@@ -2851,7 +3141,7 @@
                 <w:rFonts w:ascii="맑은 고딕" w:hAnsi="맑은 고딕" w:eastAsia="맑은 고딕" w:cs="맑은 고딕"/>
                 <w:b w:val="0"/>
               </w:rPr>
-              <w:t>새로 배우는 부분이 있다</w:t>
+              <w:t>Modan2 위젯 코드를 그대로 붙일 수는 없다 (API 는 95% 같다)</w:t>
             </w:r>
           </w:p>
         </w:tc>
@@ -2870,27 +3160,12 @@
               </w:rPr>
               <w:t>PyQt5</w:t>
             </w:r>
-          </w:p>
-        </w:tc>
-        <w:tc>
-          <w:tcPr>
-            <w:tcW w:type="dxa" w:w="3213"/>
-          </w:tcPr>
-          <w:p>
-            <w:r/>
-            <w:r>
-              <w:rPr>
-                <w:rFonts w:ascii="맑은 고딕" w:hAnsi="맑은 고딕" w:eastAsia="맑은 고딕" w:cs="맑은 고딕"/>
-                <w:b/>
-              </w:rPr>
-              <w:t>Modan2 가 이미 23,000줄로 쓰고 있다</w:t>
-            </w:r>
             <w:r>
               <w:rPr>
                 <w:rFonts w:ascii="맑은 고딕" w:hAnsi="맑은 고딕" w:eastAsia="맑은 고딕" w:cs="맑은 고딕"/>
                 <w:b w:val="0"/>
               </w:rPr>
-              <w:t xml:space="preserve"> — 사내 경험과 빌드 자산이 그대로</w:t>
+              <w:t xml:space="preserve"> (Qt5)</w:t>
             </w:r>
           </w:p>
         </w:tc>
@@ -2905,14 +3180,36 @@
                 <w:rFonts w:ascii="맑은 고딕" w:hAnsi="맑은 고딕" w:eastAsia="맑은 고딕" w:cs="맑은 고딕"/>
                 <w:b/>
               </w:rPr>
-              <w:t>GPL v3.</w:t>
+              <w:t>Modan2 23,000줄의 위젯 코드를 직접 가져온다.</w:t>
             </w:r>
             <w:r>
               <w:rPr>
                 <w:rFonts w:ascii="맑은 고딕" w:hAnsi="맑은 고딕" w:eastAsia="맑은 고딕" w:cs="맑은 고딕"/>
                 <w:b w:val="0"/>
               </w:rPr>
-              <w:t xml:space="preserve"> 4절에서 ① 을 택하면 문제없고, 아니면 걸린다</w:t>
+              <w:t xml:space="preserve"> 사내 경험이 가장 두껍다</w:t>
+            </w:r>
+          </w:p>
+        </w:tc>
+        <w:tc>
+          <w:tcPr>
+            <w:tcW w:type="dxa" w:w="3213"/>
+          </w:tcPr>
+          <w:p>
+            <w:r/>
+            <w:r>
+              <w:rPr>
+                <w:rFonts w:ascii="맑은 고딕" w:hAnsi="맑은 고딕" w:eastAsia="맑은 고딕" w:cs="맑은 고딕"/>
+                <w:b/>
+              </w:rPr>
+              <w:t>Qt5 는 이미 레거시다.</w:t>
+            </w:r>
+            <w:r>
+              <w:rPr>
+                <w:rFonts w:ascii="맑은 고딕" w:hAnsi="맑은 고딕" w:eastAsia="맑은 고딕" w:cs="맑은 고딕"/>
+                <w:b w:val="0"/>
+              </w:rPr>
+              <w:t xml:space="preserve"> 오래 유지할 새 물건의 바닥으로는 약하다</w:t>
             </w:r>
           </w:p>
         </w:tc>
@@ -3029,21 +3326,21 @@
           <w:rFonts w:ascii="맑은 고딕" w:hAnsi="맑은 고딕" w:eastAsia="맑은 고딕" w:cs="맑은 고딕"/>
           <w:b/>
         </w:rPr>
-        <w:t>PySide6 가 앞선다.</w:t>
+        <w:t>PySide6 를 권한다.</w:t>
       </w:r>
       <w:r>
         <w:rPr>
           <w:rFonts w:ascii="맑은 고딕" w:hAnsi="맑은 고딕" w:eastAsia="맑은 고딕" w:cs="맑은 고딕"/>
           <w:b w:val="0"/>
         </w:rPr>
-        <w:t xml:space="preserve"> 이유는 성능이 아니라 둘이다 — </w:t>
+        <w:t xml:space="preserve"> 이유는 둘이다 — </w:t>
       </w:r>
       <w:r>
         <w:rPr>
           <w:rFonts w:ascii="맑은 고딕" w:hAnsi="맑은 고딕" w:eastAsia="맑은 고딕" w:cs="맑은 고딕"/>
           <w:b/>
         </w:rPr>
-        <w:t>판정 규칙을 한 벌로 유지</w:t>
+        <w:t>판정 규칙(`judge.py`)을 한 벌로 유지</w:t>
       </w:r>
       <w:r>
         <w:rPr>
@@ -3057,14 +3354,47 @@
           <w:rFonts w:ascii="맑은 고딕" w:hAnsi="맑은 고딕" w:eastAsia="맑은 고딕" w:cs="맑은 고딕"/>
           <w:b/>
         </w:rPr>
-        <w:t>LGPL 이라 4절의 선택을 열어 두는 것</w:t>
+        <w:t>Qt6 가 앞으로 오래 갈 바닥</w:t>
       </w:r>
       <w:r>
         <w:rPr>
           <w:rFonts w:ascii="맑은 고딕" w:hAnsi="맑은 고딕" w:eastAsia="맑은 고딕" w:cs="맑은 고딕"/>
           <w:b w:val="0"/>
         </w:rPr>
-        <w:t>. PyQt5 를 고르면 사실상 ① (AGPL 공개)을 고른 것이 된다.</w:t>
+        <w:t>이라는 것.</w:t>
+      </w:r>
+    </w:p>
+    <w:p>
+      <w:pPr>
+        <w:spacing w:after="140"/>
+      </w:pPr>
+      <w:r>
+        <w:rPr>
+          <w:rFonts w:ascii="맑은 고딕" w:hAnsi="맑은 고딕" w:eastAsia="맑은 고딕" w:cs="맑은 고딕"/>
+          <w:b/>
+        </w:rPr>
+        <w:t>Modan2 에서 진짜 값나가는 자산은 위젯 코드가 아니라 빌드·배포 파이프라인</w:t>
+      </w:r>
+      <w:r>
+        <w:rPr>
+          <w:rFonts w:ascii="맑은 고딕" w:hAnsi="맑은 고딕" w:eastAsia="맑은 고딕" w:cs="맑은 고딕"/>
+          <w:b w:val="0"/>
+        </w:rPr>
+        <w:t xml:space="preserve"> (PyInstaller · InnoSetup · AppDir)인데, </w:t>
+      </w:r>
+      <w:r>
+        <w:rPr>
+          <w:rFonts w:ascii="맑은 고딕" w:hAnsi="맑은 고딕" w:eastAsia="맑은 고딕" w:cs="맑은 고딕"/>
+          <w:b/>
+        </w:rPr>
+        <w:t>그것은 바인딩과 무관하게 그대로 옮겨진다.</w:t>
+      </w:r>
+      <w:r>
+        <w:rPr>
+          <w:rFonts w:ascii="맑은 고딕" w:hAnsi="맑은 고딕" w:eastAsia="맑은 고딕" w:cs="맑은 고딕"/>
+          <w:b w:val="0"/>
+        </w:rPr>
+        <w:t xml:space="preserve"> PyQt5 ↔ PySide6 의 코드 차이는 대부분 임포트 이름 수준이라, Modan2 위젯을 참고하는 데도 큰 지장이 없다.</w:t>
       </w:r>
     </w:p>
     <w:p>
@@ -3312,7 +3642,7 @@
       <w:r>
         <w:drawing>
           <wp:inline xmlns:a="http://schemas.openxmlformats.org/drawingml/2006/main" xmlns:pic="http://schemas.openxmlformats.org/drawingml/2006/picture">
-            <wp:extent cx="3201882" cy="9072000"/>
+            <wp:extent cx="3106540" cy="9072000"/>
             <wp:docPr id="2" name="Picture 2"/>
             <wp:cNvGraphicFramePr>
               <a:graphicFrameLocks noChangeAspect="1"/>
@@ -3321,7 +3651,7 @@
               <a:graphicData uri="http://schemas.openxmlformats.org/drawingml/2006/picture">
                 <pic:pic>
                   <pic:nvPicPr>
-                    <pic:cNvPr id="0" name="mermaid-438024bdc959.png"/>
+                    <pic:cNvPr id="0" name="mermaid-cba71d9b5f7c.png"/>
                     <pic:cNvPicPr/>
                   </pic:nvPicPr>
                   <pic:blipFill>
@@ -3333,7 +3663,7 @@
                   <pic:spPr>
                     <a:xfrm>
                       <a:off x="0" y="0"/>
-                      <a:ext cx="3201882" cy="9072000"/>
+                      <a:ext cx="3106540" cy="9072000"/>
                     </a:xfrm>
                     <a:prstGeom prst="rect"/>
                   </pic:spPr>
@@ -3455,9 +3785,31 @@
             <w:r>
               <w:rPr>
                 <w:rFonts w:ascii="맑은 고딕" w:hAnsi="맑은 고딕" w:eastAsia="맑은 고딕" w:cs="맑은 고딕"/>
+                <w:b/>
+              </w:rPr>
+              <w:t>끝났다</w:t>
+            </w:r>
+            <w:r>
+              <w:rPr>
+                <w:rFonts w:ascii="맑은 고딕" w:hAnsi="맑은 고딕" w:eastAsia="맑은 고딕" w:cs="맑은 고딕"/>
                 <w:b w:val="0"/>
               </w:rPr>
-              <w:t>미루면 4단계에서 되돌아온다</w:t>
+              <w:t xml:space="preserve"> — AGPL-3.0, </w:t>
+            </w:r>
+            <w:r>
+              <w:rPr>
+                <w:rFonts w:ascii="D2Coding" w:hAnsi="D2Coding" w:eastAsia="D2Coding" w:cs="D2Coding"/>
+                <w:color w:val="C0362C"/>
+                <w:sz w:val="19"/>
+              </w:rPr>
+              <w:t>LICENSE</w:t>
+            </w:r>
+            <w:r>
+              <w:rPr>
+                <w:rFonts w:ascii="맑은 고딕" w:hAnsi="맑은 고딕" w:eastAsia="맑은 고딕" w:cs="맑은 고딕"/>
+                <w:b w:val="0"/>
+              </w:rPr>
+              <w:t xml:space="preserve"> 배치 (2026-08-05)</w:t>
             </w:r>
           </w:p>
         </w:tc>
@@ -3766,28 +4118,56 @@
           <w:rFonts w:ascii="맑은 고딕" w:hAnsi="맑은 고딕" w:eastAsia="맑은 고딕" w:cs="맑은 고딕"/>
           <w:b/>
         </w:rPr>
-        <w:t>첫째, 4절(라이선스)을 먼저 정한다.</w:t>
+        <w:t>첫째, 라이선스는 정해졌다 — AGPL-3.0</w:t>
       </w:r>
       <w:r>
         <w:rPr>
           <w:rFonts w:ascii="맑은 고딕" w:hAnsi="맑은 고딕" w:eastAsia="맑은 고딕" w:cs="맑은 고딕"/>
           <w:b w:val="0"/>
         </w:rPr>
-        <w:t xml:space="preserve"> 이건 기술 결정이 아니라 정책 결정이고, 답에 따라 </w:t>
+        <w:t xml:space="preserve">(4절). 남은 실무는 </w:t>
       </w:r>
       <w:r>
         <w:rPr>
           <w:rFonts w:ascii="맑은 고딕" w:hAnsi="맑은 고딕" w:eastAsia="맑은 고딕" w:cs="맑은 고딕"/>
           <w:b/>
         </w:rPr>
-        <w:t>검출기를 다시 학습해야 할 수도 있다.</w:t>
+        <w:t>저장소에 `LICENSE` 파일을 넣는 것</w:t>
       </w:r>
       <w:r>
         <w:rPr>
           <w:rFonts w:ascii="맑은 고딕" w:hAnsi="맑은 고딕" w:eastAsia="맑은 고딕" w:cs="맑은 고딕"/>
           <w:b w:val="0"/>
         </w:rPr>
-        <w:t xml:space="preserve"> 학술 도구라면 ①(AGPL 공개)이 자연스럽고 가장 싸다 — 지금 자산을 그대로 쓰면서 밖으로 낼 수 있다.</w:t>
+        <w:t xml:space="preserve">이다. 지금은 public 이지만 라이선스가 없어 법적으로는 아무도 쓸 수 없는 상태다. 데스크탑 앱을 시작하기 전에 끝낼 수 있고, </w:t>
+      </w:r>
+      <w:r>
+        <w:rPr>
+          <w:rFonts w:ascii="맑은 고딕" w:hAnsi="맑은 고딕" w:eastAsia="맑은 고딕" w:cs="맑은 고딕"/>
+          <w:b/>
+        </w:rPr>
+        <w:t>미루면 배포 직전에 걸린다.</w:t>
+      </w:r>
+      <w:r>
+        <w:rPr>
+          <w:rFonts w:ascii="맑은 고딕" w:hAnsi="맑은 고딕" w:eastAsia="맑은 고딕" w:cs="맑은 고딕"/>
+          <w:b w:val="0"/>
+        </w:rPr>
+        <w:t xml:space="preserve"> Modan2(MIT)와 코드를 주고받을 때는 </w:t>
+      </w:r>
+      <w:r>
+        <w:rPr>
+          <w:rFonts w:ascii="맑은 고딕" w:hAnsi="맑은 고딕" w:eastAsia="맑은 고딕" w:cs="맑은 고딕"/>
+          <w:b/>
+        </w:rPr>
+        <w:t>MIT → AGPL 방향만</w:t>
+      </w:r>
+      <w:r>
+        <w:rPr>
+          <w:rFonts w:ascii="맑은 고딕" w:hAnsi="맑은 고딕" w:eastAsia="맑은 고딕" w:cs="맑은 고딕"/>
+          <w:b w:val="0"/>
+        </w:rPr>
+        <w:t xml:space="preserve"> 가능하다는 것도 같이 정해 둔다.</w:t>
       </w:r>
     </w:p>
     <w:p>
@@ -3834,21 +4214,7 @@
           <w:rFonts w:ascii="맑은 고딕" w:hAnsi="맑은 고딕" w:eastAsia="맑은 고딕" w:cs="맑은 고딕"/>
           <w:b w:val="0"/>
         </w:rPr>
-        <w:t xml:space="preserve">. GPU 를 선택사항으로 만드는 것이 이 앱의 성립 조건인데, 그것을 YOLO 만 만족한다. </w:t>
-      </w:r>
-      <w:r>
-        <w:rPr>
-          <w:rFonts w:ascii="맑은 고딕" w:hAnsi="맑은 고딕" w:eastAsia="맑은 고딕" w:cs="맑은 고딕"/>
-          <w:b/>
-        </w:rPr>
-        <w:t>단, 이 선택이 4절의 AGPL 을 불러온다</w:t>
-      </w:r>
-      <w:r>
-        <w:rPr>
-          <w:rFonts w:ascii="맑은 고딕" w:hAnsi="맑은 고딕" w:eastAsia="맑은 고딕" w:cs="맑은 고딕"/>
-          <w:b w:val="0"/>
-        </w:rPr>
-        <w:t xml:space="preserve"> — 두 결정은 같이 내려야 한다.</w:t>
+        <w:t>. GPU 를 선택사항으로 만드는 것이 이 앱의 성립 조건인데, 그것을 YOLO 만 만족한다. AGPL 로 정했으므로 이 선택에 더 붙는 대가가 없다.</w:t>
       </w:r>
     </w:p>
     <w:p>
